--- a/Dokumentáció.docx
+++ b/Dokumentáció.docx
@@ -1,6 +1,6 @@
 
 <file path=word/document.xml><?xml version="1.0" encoding="utf-8"?>
-<w:document xmlns:wpc="http://schemas.microsoft.com/office/word/2010/wordprocessingCanvas" xmlns:cx="http://schemas.microsoft.com/office/drawing/2014/chartex" xmlns:cx1="http://schemas.microsoft.com/office/drawing/2015/9/8/chartex" xmlns:cx2="http://schemas.microsoft.com/office/drawing/2015/10/21/chartex" xmlns:cx3="http://schemas.microsoft.com/office/drawing/2016/5/9/chartex" xmlns:cx4="http://schemas.microsoft.com/office/drawing/2016/5/10/chartex" xmlns:cx5="http://schemas.microsoft.com/office/drawing/2016/5/11/chartex" xmlns:cx6="http://schemas.microsoft.com/office/drawing/2016/5/12/chartex" xmlns:cx7="http://schemas.microsoft.com/office/drawing/2016/5/13/chartex" xmlns:cx8="http://schemas.microsoft.com/office/drawing/2016/5/14/chartex" xmlns:mc="http://schemas.openxmlformats.org/markup-compatibility/2006" xmlns:aink="http://schemas.microsoft.com/office/drawing/2016/ink" xmlns:am3d="http://schemas.microsoft.com/office/drawing/2017/model3d" xmlns:o="urn:schemas-microsoft-com:office:office" xmlns:r="http://schemas.openxmlformats.org/officeDocument/2006/relationships" xmlns:m="http://schemas.openxmlformats.org/officeDocument/2006/math" xmlns:v="urn:schemas-microsoft-com:vml" xmlns:wp14="http://schemas.microsoft.com/office/word/2010/wordprocessingDrawing" xmlns:wp="http://schemas.openxmlformats.org/drawingml/2006/wordprocessingDrawing" xmlns:w10="urn:schemas-microsoft-com:office:word" xmlns:w="http://schemas.openxmlformats.org/wordprocessingml/2006/main" xmlns:w14="http://schemas.microsoft.com/office/word/2010/wordml" xmlns:w15="http://schemas.microsoft.com/office/word/2012/wordml" xmlns:w16cex="http://schemas.microsoft.com/office/word/2018/wordml/cex" xmlns:w16cid="http://schemas.microsoft.com/office/word/2016/wordml/cid" xmlns:w16="http://schemas.microsoft.com/office/word/2018/wordml" xmlns:w16sdtdh="http://schemas.microsoft.com/office/word/2020/wordml/sdtdatahash" xmlns:w16se="http://schemas.microsoft.com/office/word/2015/wordml/symex" xmlns:wpg="http://schemas.microsoft.com/office/word/2010/wordprocessingGroup" xmlns:wpi="http://schemas.microsoft.com/office/word/2010/wordprocessingInk" xmlns:wne="http://schemas.microsoft.com/office/word/2006/wordml" xmlns:wps="http://schemas.microsoft.com/office/word/2010/wordprocessingShape" mc:Ignorable="w14 w15 w16se w16cid w16 w16cex w16sdtdh wp14">
+<w:document xmlns:wpc="http://schemas.microsoft.com/office/word/2010/wordprocessingCanvas" xmlns:cx="http://schemas.microsoft.com/office/drawing/2014/chartex" xmlns:cx1="http://schemas.microsoft.com/office/drawing/2015/9/8/chartex" xmlns:cx2="http://schemas.microsoft.com/office/drawing/2015/10/21/chartex" xmlns:cx3="http://schemas.microsoft.com/office/drawing/2016/5/9/chartex" xmlns:cx4="http://schemas.microsoft.com/office/drawing/2016/5/10/chartex" xmlns:cx5="http://schemas.microsoft.com/office/drawing/2016/5/11/chartex" xmlns:cx6="http://schemas.microsoft.com/office/drawing/2016/5/12/chartex" xmlns:cx7="http://schemas.microsoft.com/office/drawing/2016/5/13/chartex" xmlns:cx8="http://schemas.microsoft.com/office/drawing/2016/5/14/chartex" xmlns:mc="http://schemas.openxmlformats.org/markup-compatibility/2006" xmlns:aink="http://schemas.microsoft.com/office/drawing/2016/ink" xmlns:am3d="http://schemas.microsoft.com/office/drawing/2017/model3d" xmlns:o="urn:schemas-microsoft-com:office:office" xmlns:oel="http://schemas.microsoft.com/office/2019/extlst" xmlns:r="http://schemas.openxmlformats.org/officeDocument/2006/relationships" xmlns:m="http://schemas.openxmlformats.org/officeDocument/2006/math" xmlns:v="urn:schemas-microsoft-com:vml" xmlns:wp14="http://schemas.microsoft.com/office/word/2010/wordprocessingDrawing" xmlns:wp="http://schemas.openxmlformats.org/drawingml/2006/wordprocessingDrawing" xmlns:w10="urn:schemas-microsoft-com:office:word" xmlns:w="http://schemas.openxmlformats.org/wordprocessingml/2006/main" xmlns:w14="http://schemas.microsoft.com/office/word/2010/wordml" xmlns:w15="http://schemas.microsoft.com/office/word/2012/wordml" xmlns:w16cex="http://schemas.microsoft.com/office/word/2018/wordml/cex" xmlns:w16cid="http://schemas.microsoft.com/office/word/2016/wordml/cid" xmlns:w16="http://schemas.microsoft.com/office/word/2018/wordml" xmlns:w16du="http://schemas.microsoft.com/office/word/2023/wordml/word16du" xmlns:w16sdtdh="http://schemas.microsoft.com/office/word/2020/wordml/sdtdatahash" xmlns:w16sdtfl="http://schemas.microsoft.com/office/word/2024/wordml/sdtformatlock" xmlns:w16se="http://schemas.microsoft.com/office/word/2015/wordml/symex" xmlns:wpg="http://schemas.microsoft.com/office/word/2010/wordprocessingGroup" xmlns:wpi="http://schemas.microsoft.com/office/word/2010/wordprocessingInk" xmlns:wne="http://schemas.microsoft.com/office/word/2006/wordml" xmlns:wps="http://schemas.microsoft.com/office/word/2010/wordprocessingShape" mc:Ignorable="w14 w15 w16se w16cid w16 w16cex w16sdtdh w16sdtfl w16du wp14">
   <w:body>
     <w:p/>
     <w:p>
@@ -12,41 +12,166 @@
         <w:rPr>
           <w:b/>
           <w:bCs/>
+          <w:sz w:val="44"/>
+          <w:szCs w:val="44"/>
+          <w:lang w:val="hu-HU"/>
+        </w:rPr>
+      </w:pPr>
+      <w:bookmarkStart w:id="0" w:name="_seb21v6rb3u1" w:colFirst="0" w:colLast="0"/>
+      <w:bookmarkEnd w:id="0"/>
+      <w:r>
+        <w:rPr>
+          <w:b/>
+          <w:bCs/>
+          <w:sz w:val="44"/>
+          <w:szCs w:val="44"/>
+        </w:rPr>
+        <w:t xml:space="preserve">Projekt Dokumentáció: </w:t>
+      </w:r>
+      <w:r>
+        <w:rPr>
+          <w:b/>
+          <w:bCs/>
+          <w:sz w:val="44"/>
+          <w:szCs w:val="44"/>
+          <w:lang w:val="hu-HU"/>
+        </w:rPr>
+        <w:t>M</w:t>
+      </w:r>
+      <w:r>
+        <w:rPr>
+          <w:b/>
+          <w:bCs/>
+          <w:sz w:val="44"/>
+          <w:szCs w:val="44"/>
+          <w:lang w:val="hu-HU"/>
+        </w:rPr>
+        <w:t>it</w:t>
+      </w:r>
+      <w:r>
+        <w:rPr>
+          <w:b/>
+          <w:bCs/>
+          <w:sz w:val="44"/>
+          <w:szCs w:val="44"/>
+          <w:lang w:val="hu-HU"/>
+        </w:rPr>
+        <w:t xml:space="preserve"> </w:t>
+      </w:r>
+      <w:r>
+        <w:rPr>
+          <w:b/>
+          <w:bCs/>
+          <w:sz w:val="44"/>
+          <w:szCs w:val="44"/>
+          <w:lang w:val="hu-HU"/>
+        </w:rPr>
+        <w:t>s</w:t>
+      </w:r>
+      <w:r>
+        <w:rPr>
+          <w:b/>
+          <w:bCs/>
+          <w:sz w:val="44"/>
+          <w:szCs w:val="44"/>
+          <w:lang w:val="hu-HU"/>
+        </w:rPr>
+        <w:t>ü</w:t>
+      </w:r>
+      <w:r>
+        <w:rPr>
+          <w:b/>
+          <w:bCs/>
+          <w:sz w:val="44"/>
+          <w:szCs w:val="44"/>
+          <w:lang w:val="hu-HU"/>
+        </w:rPr>
+        <w:t>tsz</w:t>
+      </w:r>
+      <w:r>
+        <w:rPr>
+          <w:b/>
+          <w:bCs/>
+          <w:sz w:val="44"/>
+          <w:szCs w:val="44"/>
+          <w:lang w:val="hu-HU"/>
+        </w:rPr>
+        <w:t>,</w:t>
+      </w:r>
+      <w:r>
+        <w:rPr>
+          <w:b/>
+          <w:bCs/>
+          <w:sz w:val="44"/>
+          <w:szCs w:val="44"/>
+          <w:lang w:val="hu-HU"/>
+        </w:rPr>
+        <w:t xml:space="preserve"> </w:t>
+      </w:r>
+      <w:r>
+        <w:rPr>
+          <w:b/>
+          <w:bCs/>
+          <w:sz w:val="44"/>
+          <w:szCs w:val="44"/>
+          <w:lang w:val="hu-HU"/>
+        </w:rPr>
+        <w:t>kis</w:t>
+      </w:r>
+      <w:r>
+        <w:rPr>
+          <w:b/>
+          <w:bCs/>
+          <w:sz w:val="44"/>
+          <w:szCs w:val="44"/>
+          <w:lang w:val="hu-HU"/>
+        </w:rPr>
+        <w:t xml:space="preserve"> s</w:t>
+      </w:r>
+      <w:r>
+        <w:rPr>
+          <w:b/>
+          <w:bCs/>
+          <w:sz w:val="44"/>
+          <w:szCs w:val="44"/>
+          <w:lang w:val="hu-HU"/>
+        </w:rPr>
+        <w:t>z</w:t>
+      </w:r>
+      <w:r>
+        <w:rPr>
+          <w:b/>
+          <w:bCs/>
+          <w:sz w:val="44"/>
+          <w:szCs w:val="44"/>
+          <w:lang w:val="hu-HU"/>
+        </w:rPr>
+        <w:t>ű</w:t>
+      </w:r>
+      <w:r>
+        <w:rPr>
+          <w:b/>
+          <w:bCs/>
+          <w:sz w:val="44"/>
+          <w:szCs w:val="44"/>
+          <w:lang w:val="hu-HU"/>
+        </w:rPr>
+        <w:t>cs</w:t>
+      </w:r>
+    </w:p>
+    <w:p>
+      <w:pPr>
+        <w:pStyle w:val="Cmsor1"/>
+        <w:keepNext w:val="0"/>
+        <w:keepLines w:val="0"/>
+        <w:spacing w:before="0"/>
+        <w:rPr>
+          <w:b/>
+          <w:bCs/>
           <w:sz w:val="34"/>
           <w:szCs w:val="34"/>
         </w:rPr>
       </w:pPr>
-      <w:bookmarkStart w:id="0" w:name="_seb21v6rb3u1" w:colFirst="0" w:colLast="0"/>
-      <w:bookmarkEnd w:id="0"/>
-      <w:r>
-        <w:rPr>
-          <w:b/>
-          <w:bCs/>
-          <w:sz w:val="46"/>
-          <w:szCs w:val="46"/>
-        </w:rPr>
-        <w:t xml:space="preserve">Projekt Dokumentáció: </w:t>
-      </w:r>
-      <w:proofErr w:type="spellStart"/>
-      <w:r>
-        <w:rPr>
-          <w:b/>
-          <w:bCs/>
-          <w:sz w:val="46"/>
-          <w:szCs w:val="46"/>
-        </w:rPr>
-        <w:t>SmartBudget</w:t>
-      </w:r>
-      <w:proofErr w:type="spellEnd"/>
-      <w:r>
-        <w:rPr>
-          <w:b/>
-          <w:bCs/>
-          <w:sz w:val="46"/>
-          <w:szCs w:val="46"/>
-        </w:rPr>
-        <w:t xml:space="preserve"> </w:t>
-      </w:r>
     </w:p>
     <w:p>
       <w:pPr>
@@ -77,26 +202,6 @@
     </w:p>
     <w:p>
       <w:pPr>
-        <w:spacing w:after="240"/>
-      </w:pPr>
-      <w:r>
-        <w:t xml:space="preserve">A </w:t>
-      </w:r>
-      <w:proofErr w:type="spellStart"/>
-      <w:r>
-        <w:rPr>
-          <w:b/>
-          <w:bCs/>
-        </w:rPr>
-        <w:t>SmartBudget</w:t>
-      </w:r>
-      <w:proofErr w:type="spellEnd"/>
-      <w:r>
-        <w:t xml:space="preserve"> egy egyszerű, böngészőben futó alkalmazás, amely segít a felhasználóknak nyomon követni a bevételeiket és kiadásaikat.</w:t>
-      </w:r>
-    </w:p>
-    <w:p>
-      <w:pPr>
         <w:pStyle w:val="Cmsor3"/>
         <w:keepNext w:val="0"/>
         <w:keepLines w:val="0"/>
@@ -109,9 +214,39 @@
           <w:szCs w:val="26"/>
         </w:rPr>
       </w:pPr>
-      <w:bookmarkStart w:id="2" w:name="_ev56e8t774q1" w:colFirst="0" w:colLast="0"/>
-      <w:bookmarkEnd w:id="2"/>
-      <w:r>
+      <w:r>
+        <w:rPr>
+          <w:color w:val="auto"/>
+          <w:sz w:val="22"/>
+          <w:szCs w:val="22"/>
+        </w:rPr>
+        <w:t xml:space="preserve">A </w:t>
+      </w:r>
+      <w:r>
+        <w:rPr>
+          <w:b/>
+          <w:bCs/>
+          <w:color w:val="auto"/>
+          <w:sz w:val="22"/>
+          <w:szCs w:val="22"/>
+        </w:rPr>
+        <w:t>Mit sütsz, kis szűcs</w:t>
+      </w:r>
+      <w:r>
+        <w:rPr>
+          <w:color w:val="auto"/>
+          <w:sz w:val="22"/>
+          <w:szCs w:val="22"/>
+        </w:rPr>
+        <w:t xml:space="preserve"> egy egyszerű, böngészőben futó receptek kezelésére és megjelenítésére szolgáló webalkalmazás. Segít a felhasználóknak böngészni a meglévő receptkínálatban, saját recepteket és hozzájuk tartozó képeket menteni, felölteni, valamint a mentett recepteket újra beolvasni.</w:t>
+      </w:r>
+    </w:p>
+    <w:p>
+      <w:pPr>
+        <w:pStyle w:val="Cmsor3"/>
+        <w:keepNext w:val="0"/>
+        <w:keepLines w:val="0"/>
+        <w:spacing w:before="0"/>
         <w:rPr>
           <w:b/>
           <w:bCs/>
@@ -119,6 +254,30 @@
           <w:sz w:val="26"/>
           <w:szCs w:val="26"/>
         </w:rPr>
+      </w:pPr>
+    </w:p>
+    <w:p>
+      <w:pPr>
+        <w:pStyle w:val="Cmsor3"/>
+        <w:keepNext w:val="0"/>
+        <w:keepLines w:val="0"/>
+        <w:spacing w:before="0"/>
+        <w:rPr>
+          <w:b/>
+          <w:bCs/>
+          <w:color w:val="000000"/>
+          <w:sz w:val="26"/>
+          <w:szCs w:val="26"/>
+        </w:rPr>
+      </w:pPr>
+      <w:r>
+        <w:rPr>
+          <w:b/>
+          <w:bCs/>
+          <w:color w:val="000000"/>
+          <w:sz w:val="26"/>
+          <w:szCs w:val="26"/>
+        </w:rPr>
         <w:t>Telepítés és futtatás</w:t>
       </w:r>
     </w:p>
@@ -148,6 +307,30 @@
       <w:r>
         <w:t>-t).</w:t>
       </w:r>
+      <w:r>
+        <w:t xml:space="preserve"> </w:t>
+      </w:r>
+    </w:p>
+    <w:p>
+      <w:pPr>
+        <w:ind w:left="720"/>
+      </w:pPr>
+      <w:proofErr w:type="spellStart"/>
+      <w:r>
+        <w:t>git</w:t>
+      </w:r>
+      <w:proofErr w:type="spellEnd"/>
+      <w:r>
+        <w:t xml:space="preserve"> </w:t>
+      </w:r>
+      <w:proofErr w:type="spellStart"/>
+      <w:r>
+        <w:t>clone</w:t>
+      </w:r>
+      <w:proofErr w:type="spellEnd"/>
+      <w:r>
+        <w:t xml:space="preserve"> [https://github.com/herczegAkos25/mit_sutsz_kis_szucs.git]</w:t>
+      </w:r>
     </w:p>
     <w:p>
       <w:pPr>
@@ -157,10 +340,7 @@
         </w:numPr>
       </w:pPr>
       <w:r>
-        <w:t xml:space="preserve">Keresse </w:t>
-      </w:r>
-      <w:r>
-        <w:t xml:space="preserve">meg az </w:t>
+        <w:t xml:space="preserve">Keresse meg az </w:t>
       </w:r>
       <w:r>
         <w:rPr>
@@ -198,8 +378,6 @@
           <w:szCs w:val="26"/>
         </w:rPr>
       </w:pPr>
-      <w:bookmarkStart w:id="3" w:name="_7xdxc4ofq44c" w:colFirst="0" w:colLast="0"/>
-      <w:bookmarkEnd w:id="3"/>
       <w:r>
         <w:rPr>
           <w:b/>
@@ -213,81 +391,102 @@
     </w:p>
     <w:p>
       <w:pPr>
+        <w:pStyle w:val="Listaszerbekezds"/>
         <w:numPr>
           <w:ilvl w:val="0"/>
-          <w:numId w:val="4"/>
+          <w:numId w:val="8"/>
         </w:numPr>
-      </w:pPr>
-      <w:r>
-        <w:rPr>
-          <w:b/>
-          <w:bCs/>
-        </w:rPr>
-        <w:t>Tranzakció hozzáadása:</w:t>
-      </w:r>
-      <w:r>
-        <w:t xml:space="preserve"> Töltse ki a "Megnevezés" és az "Összeg" mezőt. Válassza ki a típust (Bevétel vagy Kiadás). Kattintson a "Ho</w:t>
-      </w:r>
-      <w:r>
-        <w:t>zzáadás" gombra.</w:t>
+        <w:rPr>
+          <w:lang w:val="hu-HU"/>
+        </w:rPr>
+      </w:pPr>
+      <w:r>
+        <w:rPr>
+          <w:lang w:val="hu-HU"/>
+        </w:rPr>
+        <w:t>Recept keresése és böngészése: A főoldalon megtekinthető a receptlista a hozzájuk tartozó képekkel és leírásokkal.</w:t>
       </w:r>
     </w:p>
     <w:p>
       <w:pPr>
+        <w:pStyle w:val="Listaszerbekezds"/>
         <w:numPr>
           <w:ilvl w:val="0"/>
-          <w:numId w:val="4"/>
+          <w:numId w:val="8"/>
         </w:numPr>
-      </w:pPr>
-      <w:r>
-        <w:rPr>
-          <w:b/>
-          <w:bCs/>
-        </w:rPr>
-        <w:t>Egyenleg megtekintése:</w:t>
-      </w:r>
-      <w:r>
-        <w:t xml:space="preserve"> Az oldal tetején látható az aktuális összesített egyenleg, valamint a bevételek és kiadások külön-külön.</w:t>
+        <w:rPr>
+          <w:lang w:val="hu-HU"/>
+        </w:rPr>
+      </w:pPr>
+      <w:r>
+        <w:rPr>
+          <w:lang w:val="hu-HU"/>
+        </w:rPr>
+        <w:t>Új recept hozzáadása és képek csatolása: Töltse ki a recept nevét, az hozzávalókat és a sütési/főzési lépéseket. Csatoljon egy képet a recepthez, majd kattintson a "Recept mentése" gombra.</w:t>
       </w:r>
     </w:p>
     <w:p>
       <w:pPr>
+        <w:pStyle w:val="Listaszerbekezds"/>
         <w:numPr>
           <w:ilvl w:val="0"/>
-          <w:numId w:val="4"/>
+          <w:numId w:val="8"/>
         </w:numPr>
-      </w:pPr>
-      <w:r>
-        <w:rPr>
-          <w:b/>
-          <w:bCs/>
-        </w:rPr>
-        <w:t>Tranzakció törlése:</w:t>
-      </w:r>
-      <w:r>
-        <w:t xml:space="preserve"> A listában szereplő elemek melletti "X" vagy "Törlés" gombra kattintva távolíthat el elemek</w:t>
-      </w:r>
-      <w:r>
-        <w:t>et.</w:t>
+        <w:rPr>
+          <w:lang w:val="hu-HU"/>
+        </w:rPr>
+      </w:pPr>
+      <w:r>
+        <w:rPr>
+          <w:lang w:val="hu-HU"/>
+        </w:rPr>
+        <w:t>Receptek betöltése és törlése: A korábban elmentett receptek a listából bármikor visszatölthetők, vagy szükség esetén törölhetők.</w:t>
       </w:r>
     </w:p>
     <w:p>
       <w:pPr>
+        <w:pStyle w:val="Listaszerbekezds"/>
         <w:numPr>
           <w:ilvl w:val="0"/>
-          <w:numId w:val="4"/>
+          <w:numId w:val="8"/>
         </w:numPr>
-        <w:spacing w:after="240"/>
-      </w:pPr>
-      <w:r>
-        <w:rPr>
-          <w:b/>
-          <w:bCs/>
-        </w:rPr>
-        <w:t>Adatok megőrzése:</w:t>
-      </w:r>
-      <w:r>
-        <w:t xml:space="preserve"> Az alkalmazás automatikusan ment minden változtatást, így ha bezárja a böngészőt, a következő megnyitáskor az adatok továbbra is ott lesznek.</w:t>
+        <w:rPr>
+          <w:lang w:val="hu-HU"/>
+        </w:rPr>
+      </w:pPr>
+      <w:r>
+        <w:rPr>
+          <w:lang w:val="hu-HU"/>
+        </w:rPr>
+        <w:t xml:space="preserve">Adatok megőrzése: Az alkalmazás eltárolja az új recepteket és </w:t>
+      </w:r>
+      <w:proofErr w:type="spellStart"/>
+      <w:r>
+        <w:rPr>
+          <w:lang w:val="hu-HU"/>
+        </w:rPr>
+        <w:t>képadatokat</w:t>
+      </w:r>
+      <w:proofErr w:type="spellEnd"/>
+      <w:r>
+        <w:rPr>
+          <w:lang w:val="hu-HU"/>
+        </w:rPr>
+        <w:t xml:space="preserve"> (</w:t>
+      </w:r>
+      <w:proofErr w:type="spellStart"/>
+      <w:r>
+        <w:rPr>
+          <w:lang w:val="hu-HU"/>
+        </w:rPr>
+        <w:t>LocalStorage</w:t>
+      </w:r>
+      <w:proofErr w:type="spellEnd"/>
+      <w:r>
+        <w:rPr>
+          <w:lang w:val="hu-HU"/>
+        </w:rPr>
+        <w:t xml:space="preserve"> vagy helyi JSON adatforrás segítségével), így az oldal frissítése után is megmaradnak a bevitelek.</w:t>
       </w:r>
     </w:p>
     <w:p/>
@@ -304,8 +503,8 @@
           <w:szCs w:val="34"/>
         </w:rPr>
       </w:pPr>
-      <w:bookmarkStart w:id="4" w:name="_s9f8wn1en6n3" w:colFirst="0" w:colLast="0"/>
-      <w:bookmarkEnd w:id="4"/>
+      <w:bookmarkStart w:id="2" w:name="_s9f8wn1en6n3" w:colFirst="0" w:colLast="0"/>
+      <w:bookmarkEnd w:id="2"/>
       <w:r>
         <w:rPr>
           <w:b/>
@@ -330,8 +529,8 @@
           <w:szCs w:val="26"/>
         </w:rPr>
       </w:pPr>
-      <w:bookmarkStart w:id="5" w:name="_r3xkef94u8yp" w:colFirst="0" w:colLast="0"/>
-      <w:bookmarkEnd w:id="5"/>
+      <w:bookmarkStart w:id="3" w:name="_r3xkef94u8yp" w:colFirst="0" w:colLast="0"/>
+      <w:bookmarkEnd w:id="3"/>
       <w:r>
         <w:rPr>
           <w:b/>
@@ -345,22 +544,42 @@
     </w:p>
     <w:p>
       <w:pPr>
-        <w:spacing w:after="240"/>
-      </w:pPr>
-      <w:r>
-        <w:t>Az alkalmazás egy egyoldalas webalkalmazás (SP</w:t>
-      </w:r>
-      <w:r>
-        <w:t xml:space="preserve">A), amely HTML5, CSS3 és tiszta JavaScript (ES6+) technológiákkal készült. Az adatok tárolása az ügyféloldalon, a böngésző </w:t>
-      </w:r>
-      <w:r>
-        <w:rPr>
-          <w:color w:val="188038"/>
+        <w:pStyle w:val="Cmsor3"/>
+        <w:keepNext w:val="0"/>
+        <w:keepLines w:val="0"/>
+        <w:spacing w:before="0"/>
+        <w:jc w:val="both"/>
+        <w:rPr>
+          <w:color w:val="auto"/>
+          <w:sz w:val="22"/>
+          <w:szCs w:val="22"/>
+        </w:rPr>
+      </w:pPr>
+      <w:r>
+        <w:rPr>
+          <w:color w:val="auto"/>
+          <w:sz w:val="22"/>
+          <w:szCs w:val="22"/>
+        </w:rPr>
+        <w:t>Az alkalmazás egy egyoldalas webalkalmazás (SPA), amely HTML5, CSS3 és tiszta JavaScript (ES6+) technológiákkal készült. Az adatok tárolása az ügyféloldalon (</w:t>
+      </w:r>
+      <w:proofErr w:type="spellStart"/>
+      <w:r>
+        <w:rPr>
+          <w:color w:val="auto"/>
+          <w:sz w:val="22"/>
+          <w:szCs w:val="22"/>
         </w:rPr>
         <w:t>LocalStorage</w:t>
       </w:r>
-      <w:r>
-        <w:t xml:space="preserve"> területén történik.</w:t>
+      <w:proofErr w:type="spellEnd"/>
+      <w:r>
+        <w:rPr>
+          <w:color w:val="auto"/>
+          <w:sz w:val="22"/>
+          <w:szCs w:val="22"/>
+        </w:rPr>
+        <w:t>) vagy előre strukturált JSON adatállományokban történik, a képek pedig a projekt kép mappájából töltődnek be dinamikusan</w:t>
       </w:r>
     </w:p>
     <w:p>
@@ -377,8 +596,6 @@
           <w:szCs w:val="26"/>
         </w:rPr>
       </w:pPr>
-      <w:bookmarkStart w:id="6" w:name="_rbhoov9jsiea" w:colFirst="0" w:colLast="0"/>
-      <w:bookmarkEnd w:id="6"/>
       <w:r>
         <w:rPr>
           <w:b/>
@@ -391,119 +608,63 @@
       </w:r>
     </w:p>
     <w:p>
-      <w:pPr>
-        <w:spacing w:after="240"/>
-      </w:pPr>
-      <w:r>
-        <w:t>A tranzakciókat egy objektumokat tartalmazó tömbben tároljuk:</w:t>
+      <w:r>
+        <w:lastRenderedPageBreak/>
+        <w:t>A recepteket egy objektumokat tartalmazó tömbben tároljuk:</w:t>
+      </w:r>
+      <w:r>
+        <w:rPr>
+          <w:noProof/>
+        </w:rPr>
+        <w:t xml:space="preserve"> </w:t>
+      </w:r>
+      <w:r>
+        <w:rPr>
+          <w:noProof/>
+        </w:rPr>
+        <w:drawing>
+          <wp:inline distT="0" distB="0" distL="0" distR="0" wp14:anchorId="0882EAAB" wp14:editId="3559BF17">
+            <wp:extent cx="5733415" cy="3579495"/>
+            <wp:effectExtent l="0" t="0" r="0" b="0"/>
+            <wp:docPr id="441756708" name="Kép 1"/>
+            <wp:cNvGraphicFramePr>
+              <a:graphicFrameLocks xmlns:a="http://schemas.openxmlformats.org/drawingml/2006/main" noChangeAspect="1"/>
+            </wp:cNvGraphicFramePr>
+            <a:graphic xmlns:a="http://schemas.openxmlformats.org/drawingml/2006/main">
+              <a:graphicData uri="http://schemas.openxmlformats.org/drawingml/2006/picture">
+                <pic:pic xmlns:pic="http://schemas.openxmlformats.org/drawingml/2006/picture">
+                  <pic:nvPicPr>
+                    <pic:cNvPr id="441756708" name="Kép 441756708"/>
+                    <pic:cNvPicPr/>
+                  </pic:nvPicPr>
+                  <pic:blipFill>
+                    <a:blip r:embed="rId5">
+                      <a:extLst>
+                        <a:ext uri="{28A0092B-C50C-407E-A947-70E740481C1C}">
+                          <a14:useLocalDpi xmlns:a14="http://schemas.microsoft.com/office/drawing/2010/main" val="0"/>
+                        </a:ext>
+                      </a:extLst>
+                    </a:blip>
+                    <a:stretch>
+                      <a:fillRect/>
+                    </a:stretch>
+                  </pic:blipFill>
+                  <pic:spPr>
+                    <a:xfrm>
+                      <a:off x="0" y="0"/>
+                      <a:ext cx="5733415" cy="3579495"/>
+                    </a:xfrm>
+                    <a:prstGeom prst="rect">
+                      <a:avLst/>
+                    </a:prstGeom>
+                  </pic:spPr>
+                </pic:pic>
+              </a:graphicData>
+            </a:graphic>
+          </wp:inline>
+        </w:drawing>
       </w:r>
     </w:p>
-    <w:p>
-      <w:r>
-        <w:t>JavaScript</w:t>
-      </w:r>
-    </w:p>
-    <w:p>
-      <w:proofErr w:type="spellStart"/>
-      <w:r>
-        <w:t>let</w:t>
-      </w:r>
-      <w:proofErr w:type="spellEnd"/>
-      <w:r>
-        <w:t xml:space="preserve"> </w:t>
-      </w:r>
-      <w:proofErr w:type="spellStart"/>
-      <w:r>
-        <w:t>transacti</w:t>
-      </w:r>
-      <w:r>
-        <w:t>ons</w:t>
-      </w:r>
-      <w:proofErr w:type="spellEnd"/>
-      <w:r>
-        <w:t xml:space="preserve"> = [</w:t>
-      </w:r>
-    </w:p>
-    <w:p>
-      <w:r>
-        <w:t xml:space="preserve">    { </w:t>
-      </w:r>
-      <w:proofErr w:type="spellStart"/>
-      <w:r>
-        <w:t>id</w:t>
-      </w:r>
-      <w:proofErr w:type="spellEnd"/>
-      <w:r>
-        <w:t xml:space="preserve">: 162534, text: "Fizetés", </w:t>
-      </w:r>
-      <w:proofErr w:type="spellStart"/>
-      <w:r>
-        <w:t>amount</w:t>
-      </w:r>
-      <w:proofErr w:type="spellEnd"/>
-      <w:r>
-        <w:t xml:space="preserve">: 500000, </w:t>
-      </w:r>
-      <w:proofErr w:type="spellStart"/>
-      <w:r>
-        <w:t>type</w:t>
-      </w:r>
-      <w:proofErr w:type="spellEnd"/>
-      <w:r>
-        <w:t>: "</w:t>
-      </w:r>
-      <w:proofErr w:type="spellStart"/>
-      <w:r>
-        <w:t>income</w:t>
-      </w:r>
-      <w:proofErr w:type="spellEnd"/>
-      <w:r>
-        <w:t>" },</w:t>
-      </w:r>
-    </w:p>
-    <w:p>
-      <w:r>
-        <w:t xml:space="preserve">    { </w:t>
-      </w:r>
-      <w:proofErr w:type="spellStart"/>
-      <w:r>
-        <w:t>id</w:t>
-      </w:r>
-      <w:proofErr w:type="spellEnd"/>
-      <w:r>
-        <w:t xml:space="preserve">: 162535, text: "Albérlet", </w:t>
-      </w:r>
-      <w:proofErr w:type="spellStart"/>
-      <w:r>
-        <w:t>amount</w:t>
-      </w:r>
-      <w:proofErr w:type="spellEnd"/>
-      <w:r>
-        <w:t xml:space="preserve">: -150000, </w:t>
-      </w:r>
-      <w:proofErr w:type="spellStart"/>
-      <w:r>
-        <w:t>type</w:t>
-      </w:r>
-      <w:proofErr w:type="spellEnd"/>
-      <w:r>
-        <w:t>: "</w:t>
-      </w:r>
-      <w:proofErr w:type="spellStart"/>
-      <w:r>
-        <w:t>expense</w:t>
-      </w:r>
-      <w:proofErr w:type="spellEnd"/>
-      <w:r>
-        <w:t>" }</w:t>
-      </w:r>
-    </w:p>
-    <w:p>
-      <w:r>
-        <w:t>];</w:t>
-      </w:r>
-    </w:p>
-    <w:p/>
     <w:p>
       <w:pPr>
         <w:pStyle w:val="Cmsor3"/>
@@ -518,8 +679,8 @@
           <w:szCs w:val="26"/>
         </w:rPr>
       </w:pPr>
-      <w:bookmarkStart w:id="7" w:name="_kyebzunrebhe" w:colFirst="0" w:colLast="0"/>
-      <w:bookmarkEnd w:id="7"/>
+      <w:bookmarkStart w:id="4" w:name="_kyebzunrebhe" w:colFirst="0" w:colLast="0"/>
+      <w:bookmarkEnd w:id="4"/>
       <w:r>
         <w:rPr>
           <w:b/>
@@ -535,25 +696,16 @@
       <w:pPr>
         <w:numPr>
           <w:ilvl w:val="0"/>
-          <w:numId w:val="2"/>
+          <w:numId w:val="3"/>
         </w:numPr>
       </w:pPr>
       <w:proofErr w:type="spellStart"/>
       <w:r>
-        <w:rPr>
-          <w:color w:val="188038"/>
-        </w:rPr>
-        <w:t>addTransaction</w:t>
+        <w:t>addRecipe</w:t>
       </w:r>
       <w:proofErr w:type="spellEnd"/>
       <w:r>
-        <w:rPr>
-          <w:color w:val="188038"/>
-        </w:rPr>
-        <w:t>(e)</w:t>
-      </w:r>
-      <w:r>
-        <w:t xml:space="preserve">: Az űrlap beküldésekor fut le. </w:t>
+        <w:t xml:space="preserve">(e): Az űrlap beküldésekor fut le. </w:t>
       </w:r>
       <w:proofErr w:type="spellStart"/>
       <w:r>
@@ -561,148 +713,100 @@
       </w:r>
       <w:proofErr w:type="spellEnd"/>
       <w:r>
-        <w:t xml:space="preserve"> a bemenetet, létrehozza az új objektumot, és frissíti a listát.</w:t>
+        <w:t xml:space="preserve"> az űrlapmezőket, feldolgozza a csatolt képet, létrehozza az új receptobjektumot, és frissíti a receptlistát.</w:t>
       </w:r>
     </w:p>
     <w:p>
       <w:pPr>
         <w:numPr>
           <w:ilvl w:val="0"/>
-          <w:numId w:val="2"/>
+          <w:numId w:val="3"/>
         </w:numPr>
       </w:pPr>
       <w:proofErr w:type="spellStart"/>
-      <w:r>
-        <w:rPr>
-          <w:color w:val="188038"/>
-        </w:rPr>
-        <w:t>updateValues</w:t>
+      <w:proofErr w:type="gramStart"/>
+      <w:r>
+        <w:t>renderRecipeList</w:t>
       </w:r>
       <w:proofErr w:type="spellEnd"/>
       <w:r>
-        <w:rPr>
-          <w:color w:val="188038"/>
-        </w:rPr>
-        <w:t>()</w:t>
-      </w:r>
-      <w:r>
-        <w:t xml:space="preserve">: Kiszámítja a tömb alapján az összesített egyenleget, a teljes bevételt és a teljes kiadást a </w:t>
-      </w:r>
-      <w:r>
-        <w:rPr>
-          <w:color w:val="188038"/>
-        </w:rPr>
-        <w:t>.</w:t>
+        <w:t>(</w:t>
+      </w:r>
+      <w:proofErr w:type="gramEnd"/>
+      <w:r>
+        <w:t xml:space="preserve">): </w:t>
       </w:r>
       <w:proofErr w:type="spellStart"/>
       <w:r>
-        <w:rPr>
-          <w:color w:val="188038"/>
-        </w:rPr>
-        <w:t>reduce</w:t>
+        <w:t>Végigiterál</w:t>
       </w:r>
       <w:proofErr w:type="spellEnd"/>
       <w:r>
-        <w:rPr>
-          <w:color w:val="188038"/>
-        </w:rPr>
-        <w:t>()</w:t>
-      </w:r>
-      <w:r>
-        <w:t xml:space="preserve"> és </w:t>
-      </w:r>
-      <w:r>
-        <w:rPr>
-          <w:color w:val="188038"/>
-        </w:rPr>
-        <w:t>.filter()</w:t>
-      </w:r>
-      <w:r>
-        <w:t xml:space="preserve"> metódusok segítség</w:t>
-      </w:r>
-      <w:r>
-        <w:t>ével.</w:t>
+        <w:t xml:space="preserve"> a </w:t>
+      </w:r>
+      <w:proofErr w:type="spellStart"/>
+      <w:r>
+        <w:t>recipes</w:t>
+      </w:r>
+      <w:proofErr w:type="spellEnd"/>
+      <w:r>
+        <w:t xml:space="preserve"> tömbön, és minden elemhez dinamikusan generálja a kártyákat vagy &lt;li&gt; elemeket a DOM-ban a hozzá tartozó képpel együtt.</w:t>
       </w:r>
     </w:p>
     <w:p>
       <w:pPr>
         <w:numPr>
           <w:ilvl w:val="0"/>
-          <w:numId w:val="2"/>
+          <w:numId w:val="3"/>
         </w:numPr>
       </w:pPr>
       <w:proofErr w:type="spellStart"/>
-      <w:r>
-        <w:rPr>
-          <w:color w:val="188038"/>
-        </w:rPr>
-        <w:lastRenderedPageBreak/>
-        <w:t>renderList</w:t>
+      <w:proofErr w:type="gramStart"/>
+      <w:r>
+        <w:t>saveRecipesToStorage</w:t>
       </w:r>
       <w:proofErr w:type="spellEnd"/>
       <w:r>
-        <w:rPr>
-          <w:color w:val="188038"/>
-        </w:rPr>
-        <w:t>()</w:t>
-      </w:r>
-      <w:r>
-        <w:t xml:space="preserve">: </w:t>
+        <w:t>(</w:t>
+      </w:r>
+      <w:proofErr w:type="gramEnd"/>
+      <w:r>
+        <w:t xml:space="preserve">): Elmenti a </w:t>
       </w:r>
       <w:proofErr w:type="spellStart"/>
       <w:r>
-        <w:t>Végigiterál</w:t>
+        <w:t>recipes</w:t>
       </w:r>
       <w:proofErr w:type="spellEnd"/>
       <w:r>
-        <w:t xml:space="preserve"> a tranzakciók tömbjén, és minden elemhez dinamikusan generál egy HTML </w:t>
-      </w:r>
-      <w:r>
-        <w:rPr>
-          <w:color w:val="188038"/>
-        </w:rPr>
-        <w:t>&lt;li&gt;</w:t>
-      </w:r>
-      <w:r>
-        <w:t xml:space="preserve"> elemet a DOM-ban.</w:t>
+        <w:t xml:space="preserve"> tömb aktuális állapotát JSON formátumban a böngésző adattárolójába.</w:t>
       </w:r>
     </w:p>
     <w:p>
       <w:pPr>
         <w:numPr>
           <w:ilvl w:val="0"/>
-          <w:numId w:val="2"/>
+          <w:numId w:val="3"/>
         </w:numPr>
-        <w:spacing w:after="240"/>
       </w:pPr>
       <w:proofErr w:type="spellStart"/>
-      <w:r>
-        <w:rPr>
-          <w:color w:val="188038"/>
-        </w:rPr>
-        <w:t>updateLocalStorage</w:t>
+      <w:proofErr w:type="gramStart"/>
+      <w:r>
+        <w:t>loadRecipesFromStorage</w:t>
       </w:r>
       <w:proofErr w:type="spellEnd"/>
       <w:r>
-        <w:rPr>
-          <w:color w:val="188038"/>
-        </w:rPr>
-        <w:t>()</w:t>
-      </w:r>
-      <w:r>
-        <w:t xml:space="preserve">: Minden módosítás után (hozzáadás/törlés) elmenti a </w:t>
-      </w:r>
-      <w:proofErr w:type="spellStart"/>
-      <w:r>
-        <w:rPr>
-          <w:color w:val="188038"/>
-        </w:rPr>
-        <w:t>transactions</w:t>
-      </w:r>
-      <w:proofErr w:type="spellEnd"/>
-      <w:r>
-        <w:t xml:space="preserve"> tömb aktuális állapotát JSON formátumban.</w:t>
-      </w:r>
+        <w:t>(</w:t>
+      </w:r>
+      <w:proofErr w:type="gramEnd"/>
+      <w:r>
+        <w:t>): Az oldal betöltődésekor beolvassa a mentett recepteket, és átadja azokat a megjelenítő függvénynek.</w:t>
+      </w:r>
+    </w:p>
+    <w:p>
+      <w:pPr>
+        <w:ind w:left="720"/>
+      </w:pPr>
     </w:p>
     <w:p>
       <w:pPr>
@@ -718,8 +822,6 @@
           <w:szCs w:val="26"/>
         </w:rPr>
       </w:pPr>
-      <w:bookmarkStart w:id="8" w:name="_d0goma7hwvv7" w:colFirst="0" w:colLast="0"/>
-      <w:bookmarkEnd w:id="8"/>
       <w:r>
         <w:rPr>
           <w:b/>
@@ -740,22 +842,11 @@
       </w:pPr>
       <w:proofErr w:type="spellStart"/>
       <w:r>
-        <w:rPr>
-          <w:b/>
-          <w:bCs/>
-        </w:rPr>
         <w:t>Layout</w:t>
       </w:r>
       <w:proofErr w:type="spellEnd"/>
       <w:r>
-        <w:rPr>
-          <w:b/>
-          <w:bCs/>
-        </w:rPr>
-        <w:t>:</w:t>
-      </w:r>
-      <w:r>
-        <w:t xml:space="preserve"> CSS </w:t>
+        <w:t xml:space="preserve">: CSS </w:t>
       </w:r>
       <w:proofErr w:type="spellStart"/>
       <w:r>
@@ -763,7 +854,7 @@
       </w:r>
       <w:proofErr w:type="spellEnd"/>
       <w:r>
-        <w:t xml:space="preserve"> a fő elrendezéshez és </w:t>
+        <w:t xml:space="preserve"> a receptkártyák elrendezéséhez és </w:t>
       </w:r>
       <w:proofErr w:type="spellStart"/>
       <w:r>
@@ -771,7 +862,7 @@
       </w:r>
       <w:proofErr w:type="spellEnd"/>
       <w:r>
-        <w:t xml:space="preserve"> a listaelemekhez.</w:t>
+        <w:t xml:space="preserve"> a navigációhoz, valamint a képek és gombok illesztéséhez.</w:t>
       </w:r>
     </w:p>
     <w:p>
@@ -783,31 +874,11 @@
       </w:pPr>
       <w:proofErr w:type="spellStart"/>
       <w:r>
-        <w:rPr>
-          <w:b/>
-          <w:bCs/>
-        </w:rPr>
         <w:t>Reszponzivitás</w:t>
       </w:r>
       <w:proofErr w:type="spellEnd"/>
       <w:r>
-        <w:rPr>
-          <w:b/>
-          <w:bCs/>
-        </w:rPr>
-        <w:t>:</w:t>
-      </w:r>
-      <w:r>
-        <w:t xml:space="preserve"> </w:t>
-      </w:r>
-      <w:r>
-        <w:rPr>
-          <w:color w:val="188038"/>
-        </w:rPr>
-        <w:t>@media</w:t>
-      </w:r>
-      <w:r>
-        <w:t xml:space="preserve"> </w:t>
+        <w:t xml:space="preserve">: @media </w:t>
       </w:r>
       <w:proofErr w:type="spellStart"/>
       <w:r>
@@ -823,7 +894,7 @@
       </w:r>
       <w:proofErr w:type="spellEnd"/>
       <w:r>
-        <w:t xml:space="preserve"> nézet.</w:t>
+        <w:t xml:space="preserve"> nézetre optimalizálva.</w:t>
       </w:r>
     </w:p>
     <w:p>
@@ -832,59 +903,22 @@
           <w:ilvl w:val="0"/>
           <w:numId w:val="3"/>
         </w:numPr>
-        <w:spacing w:after="240"/>
       </w:pPr>
       <w:proofErr w:type="spellStart"/>
       <w:r>
-        <w:rPr>
-          <w:b/>
-          <w:bCs/>
-        </w:rPr>
         <w:t>Clean</w:t>
       </w:r>
       <w:proofErr w:type="spellEnd"/>
       <w:r>
-        <w:rPr>
-          <w:b/>
-          <w:bCs/>
-        </w:rPr>
         <w:t xml:space="preserve"> </w:t>
       </w:r>
       <w:proofErr w:type="spellStart"/>
       <w:r>
-        <w:rPr>
-          <w:b/>
-          <w:bCs/>
-        </w:rPr>
         <w:t>Code</w:t>
       </w:r>
       <w:proofErr w:type="spellEnd"/>
       <w:r>
-        <w:rPr>
-          <w:b/>
-          <w:bCs/>
-        </w:rPr>
-        <w:t>:</w:t>
-      </w:r>
-      <w:r>
-        <w:t xml:space="preserve"> Beszédes angol változónevek (pl. </w:t>
-      </w:r>
-      <w:proofErr w:type="spellStart"/>
-      <w:r>
-        <w:rPr>
-          <w:color w:val="188038"/>
-        </w:rPr>
-        <w:t>ca</w:t>
-      </w:r>
-      <w:r>
-        <w:rPr>
-          <w:color w:val="188038"/>
-        </w:rPr>
-        <w:t>lculateTotalBalance</w:t>
-      </w:r>
-      <w:proofErr w:type="spellEnd"/>
-      <w:r>
-        <w:t>), modularitás.</w:t>
+        <w:t>: Beszédes angol és magyar változónevek, kódcsoportosítás és modularitás.</w:t>
       </w:r>
     </w:p>
     <w:p>
@@ -900,8 +934,6 @@
           <w:szCs w:val="34"/>
         </w:rPr>
       </w:pPr>
-      <w:bookmarkStart w:id="9" w:name="_s85lle7r7gnj" w:colFirst="0" w:colLast="0"/>
-      <w:bookmarkEnd w:id="9"/>
       <w:r>
         <w:rPr>
           <w:b/>
@@ -923,55 +955,53 @@
     <w:tbl>
       <w:tblPr>
         <w:tblStyle w:val="a"/>
-        <w:tblW w:w="9025" w:type="dxa"/>
-        <w:tblInd w:w="0" w:type="dxa"/>
+        <w:tblW w:w="9406" w:type="dxa"/>
+        <w:tblInd w:w="5" w:type="dxa"/>
         <w:tblBorders>
-          <w:top w:val="nil"/>
-          <w:left w:val="nil"/>
-          <w:bottom w:val="nil"/>
-          <w:right w:val="nil"/>
-          <w:insideH w:val="nil"/>
-          <w:insideV w:val="nil"/>
+          <w:top w:val="single" w:sz="4" w:space="0" w:color="auto"/>
+          <w:left w:val="single" w:sz="4" w:space="0" w:color="auto"/>
+          <w:bottom w:val="single" w:sz="4" w:space="0" w:color="auto"/>
+          <w:right w:val="single" w:sz="4" w:space="0" w:color="auto"/>
+          <w:insideH w:val="single" w:sz="4" w:space="0" w:color="auto"/>
+          <w:insideV w:val="single" w:sz="4" w:space="0" w:color="auto"/>
         </w:tblBorders>
-        <w:tblLayout w:type="fixed"/>
-        <w:tblLook w:val="0600" w:firstRow="0" w:lastRow="0" w:firstColumn="0" w:lastColumn="0" w:noHBand="1" w:noVBand="1"/>
+        <w:tblLook w:val="04A0" w:firstRow="1" w:lastRow="0" w:firstColumn="1" w:lastColumn="0" w:noHBand="0" w:noVBand="1"/>
       </w:tblPr>
       <w:tblGrid>
-        <w:gridCol w:w="1210"/>
-        <w:gridCol w:w="1658"/>
-        <w:gridCol w:w="1481"/>
-        <w:gridCol w:w="1740"/>
-        <w:gridCol w:w="1658"/>
-        <w:gridCol w:w="1278"/>
+        <w:gridCol w:w="1294"/>
+        <w:gridCol w:w="1748"/>
+        <w:gridCol w:w="1508"/>
+        <w:gridCol w:w="1694"/>
+        <w:gridCol w:w="1801"/>
+        <w:gridCol w:w="1361"/>
       </w:tblGrid>
       <w:tr>
-        <w:trPr>
-          <w:trHeight w:val="800"/>
-        </w:trPr>
         <w:tc>
           <w:tcPr>
-            <w:tcW w:w="1210" w:type="dxa"/>
-            <w:tcBorders>
-              <w:top w:val="single" w:sz="4" w:space="0" w:color="000000"/>
-              <w:left w:val="single" w:sz="4" w:space="0" w:color="000000"/>
-              <w:bottom w:val="single" w:sz="4" w:space="0" w:color="000000"/>
-              <w:right w:val="single" w:sz="4" w:space="0" w:color="000000"/>
-            </w:tcBorders>
-            <w:tcMar>
-              <w:top w:w="100" w:type="dxa"/>
-              <w:left w:w="100" w:type="dxa"/>
-              <w:bottom w:w="100" w:type="dxa"/>
-              <w:right w:w="100" w:type="dxa"/>
-            </w:tcMar>
+            <w:tcW w:w="0" w:type="auto"/>
+            <w:hideMark/>
           </w:tcPr>
           <w:p>
             <w:pPr>
-              <w:spacing w:after="480"/>
+              <w:spacing w:line="240" w:lineRule="auto"/>
+              <w:rPr>
+                <w:rFonts w:eastAsia="Times New Roman"/>
+                <w:color w:val="1F1F1F"/>
+                <w:sz w:val="24"/>
+                <w:szCs w:val="24"/>
+                <w:lang w:val="hu-HU"/>
+              </w:rPr>
             </w:pPr>
             <w:r>
               <w:rPr>
+                <w:rFonts w:eastAsia="Times New Roman"/>
                 <w:b/>
                 <w:bCs/>
+                <w:color w:val="1F1F1F"/>
+                <w:sz w:val="24"/>
+                <w:szCs w:val="24"/>
+                <w:bdr w:val="none" w:sz="0" w:space="0" w:color="auto" w:frame="1"/>
+                <w:lang w:val="hu-HU"/>
               </w:rPr>
               <w:t>Teszteset ID</w:t>
             </w:r>
@@ -979,28 +1009,30 @@
         </w:tc>
         <w:tc>
           <w:tcPr>
-            <w:tcW w:w="1657" w:type="dxa"/>
-            <w:tcBorders>
-              <w:top w:val="single" w:sz="4" w:space="0" w:color="000000"/>
-              <w:left w:val="single" w:sz="4" w:space="0" w:color="000000"/>
-              <w:bottom w:val="single" w:sz="4" w:space="0" w:color="000000"/>
-              <w:right w:val="single" w:sz="4" w:space="0" w:color="000000"/>
-            </w:tcBorders>
-            <w:tcMar>
-              <w:top w:w="100" w:type="dxa"/>
-              <w:left w:w="100" w:type="dxa"/>
-              <w:bottom w:w="100" w:type="dxa"/>
-              <w:right w:w="100" w:type="dxa"/>
-            </w:tcMar>
+            <w:tcW w:w="0" w:type="auto"/>
+            <w:hideMark/>
           </w:tcPr>
           <w:p>
             <w:pPr>
-              <w:spacing w:after="480"/>
+              <w:spacing w:line="240" w:lineRule="auto"/>
+              <w:rPr>
+                <w:rFonts w:eastAsia="Times New Roman"/>
+                <w:color w:val="1F1F1F"/>
+                <w:sz w:val="24"/>
+                <w:szCs w:val="24"/>
+                <w:lang w:val="hu-HU"/>
+              </w:rPr>
             </w:pPr>
             <w:r>
               <w:rPr>
+                <w:rFonts w:eastAsia="Times New Roman"/>
                 <w:b/>
                 <w:bCs/>
+                <w:color w:val="1F1F1F"/>
+                <w:sz w:val="24"/>
+                <w:szCs w:val="24"/>
+                <w:bdr w:val="none" w:sz="0" w:space="0" w:color="auto" w:frame="1"/>
+                <w:lang w:val="hu-HU"/>
               </w:rPr>
               <w:t>Tesztelt funkció</w:t>
             </w:r>
@@ -1008,28 +1040,30 @@
         </w:tc>
         <w:tc>
           <w:tcPr>
-            <w:tcW w:w="1481" w:type="dxa"/>
-            <w:tcBorders>
-              <w:top w:val="single" w:sz="4" w:space="0" w:color="000000"/>
-              <w:left w:val="single" w:sz="4" w:space="0" w:color="000000"/>
-              <w:bottom w:val="single" w:sz="4" w:space="0" w:color="000000"/>
-              <w:right w:val="single" w:sz="4" w:space="0" w:color="000000"/>
-            </w:tcBorders>
-            <w:tcMar>
-              <w:top w:w="100" w:type="dxa"/>
-              <w:left w:w="100" w:type="dxa"/>
-              <w:bottom w:w="100" w:type="dxa"/>
-              <w:right w:w="100" w:type="dxa"/>
-            </w:tcMar>
+            <w:tcW w:w="0" w:type="auto"/>
+            <w:hideMark/>
           </w:tcPr>
           <w:p>
             <w:pPr>
-              <w:spacing w:after="480"/>
+              <w:spacing w:line="240" w:lineRule="auto"/>
+              <w:rPr>
+                <w:rFonts w:eastAsia="Times New Roman"/>
+                <w:color w:val="1F1F1F"/>
+                <w:sz w:val="24"/>
+                <w:szCs w:val="24"/>
+                <w:lang w:val="hu-HU"/>
+              </w:rPr>
             </w:pPr>
             <w:r>
               <w:rPr>
+                <w:rFonts w:eastAsia="Times New Roman"/>
                 <w:b/>
                 <w:bCs/>
+                <w:color w:val="1F1F1F"/>
+                <w:sz w:val="24"/>
+                <w:szCs w:val="24"/>
+                <w:bdr w:val="none" w:sz="0" w:space="0" w:color="auto" w:frame="1"/>
+                <w:lang w:val="hu-HU"/>
               </w:rPr>
               <w:t>Bemenet</w:t>
             </w:r>
@@ -1037,28 +1071,30 @@
         </w:tc>
         <w:tc>
           <w:tcPr>
-            <w:tcW w:w="1739" w:type="dxa"/>
-            <w:tcBorders>
-              <w:top w:val="single" w:sz="4" w:space="0" w:color="000000"/>
-              <w:left w:val="single" w:sz="4" w:space="0" w:color="000000"/>
-              <w:bottom w:val="single" w:sz="4" w:space="0" w:color="000000"/>
-              <w:right w:val="single" w:sz="4" w:space="0" w:color="000000"/>
-            </w:tcBorders>
-            <w:tcMar>
-              <w:top w:w="100" w:type="dxa"/>
-              <w:left w:w="100" w:type="dxa"/>
-              <w:bottom w:w="100" w:type="dxa"/>
-              <w:right w:w="100" w:type="dxa"/>
-            </w:tcMar>
+            <w:tcW w:w="0" w:type="auto"/>
+            <w:hideMark/>
           </w:tcPr>
           <w:p>
             <w:pPr>
-              <w:spacing w:after="480"/>
+              <w:spacing w:line="240" w:lineRule="auto"/>
+              <w:rPr>
+                <w:rFonts w:eastAsia="Times New Roman"/>
+                <w:color w:val="1F1F1F"/>
+                <w:sz w:val="24"/>
+                <w:szCs w:val="24"/>
+                <w:lang w:val="hu-HU"/>
+              </w:rPr>
             </w:pPr>
             <w:r>
               <w:rPr>
+                <w:rFonts w:eastAsia="Times New Roman"/>
                 <w:b/>
                 <w:bCs/>
+                <w:color w:val="1F1F1F"/>
+                <w:sz w:val="24"/>
+                <w:szCs w:val="24"/>
+                <w:bdr w:val="none" w:sz="0" w:space="0" w:color="auto" w:frame="1"/>
+                <w:lang w:val="hu-HU"/>
               </w:rPr>
               <w:t>Elvárt kimenet</w:t>
             </w:r>
@@ -1066,28 +1102,30 @@
         </w:tc>
         <w:tc>
           <w:tcPr>
-            <w:tcW w:w="1657" w:type="dxa"/>
-            <w:tcBorders>
-              <w:top w:val="single" w:sz="4" w:space="0" w:color="000000"/>
-              <w:left w:val="single" w:sz="4" w:space="0" w:color="000000"/>
-              <w:bottom w:val="single" w:sz="4" w:space="0" w:color="000000"/>
-              <w:right w:val="single" w:sz="4" w:space="0" w:color="000000"/>
-            </w:tcBorders>
-            <w:tcMar>
-              <w:top w:w="100" w:type="dxa"/>
-              <w:left w:w="100" w:type="dxa"/>
-              <w:bottom w:w="100" w:type="dxa"/>
-              <w:right w:w="100" w:type="dxa"/>
-            </w:tcMar>
+            <w:tcW w:w="0" w:type="auto"/>
+            <w:hideMark/>
           </w:tcPr>
           <w:p>
             <w:pPr>
-              <w:spacing w:after="480"/>
+              <w:spacing w:line="240" w:lineRule="auto"/>
+              <w:rPr>
+                <w:rFonts w:eastAsia="Times New Roman"/>
+                <w:color w:val="1F1F1F"/>
+                <w:sz w:val="24"/>
+                <w:szCs w:val="24"/>
+                <w:lang w:val="hu-HU"/>
+              </w:rPr>
             </w:pPr>
             <w:r>
               <w:rPr>
+                <w:rFonts w:eastAsia="Times New Roman"/>
                 <w:b/>
                 <w:bCs/>
+                <w:color w:val="1F1F1F"/>
+                <w:sz w:val="24"/>
+                <w:szCs w:val="24"/>
+                <w:bdr w:val="none" w:sz="0" w:space="0" w:color="auto" w:frame="1"/>
+                <w:lang w:val="hu-HU"/>
               </w:rPr>
               <w:t>Valós kimenet</w:t>
             </w:r>
@@ -1095,28 +1133,30 @@
         </w:tc>
         <w:tc>
           <w:tcPr>
-            <w:tcW w:w="1278" w:type="dxa"/>
-            <w:tcBorders>
-              <w:top w:val="single" w:sz="4" w:space="0" w:color="000000"/>
-              <w:left w:val="single" w:sz="4" w:space="0" w:color="000000"/>
-              <w:bottom w:val="single" w:sz="4" w:space="0" w:color="000000"/>
-              <w:right w:val="single" w:sz="4" w:space="0" w:color="000000"/>
-            </w:tcBorders>
-            <w:tcMar>
-              <w:top w:w="100" w:type="dxa"/>
-              <w:left w:w="100" w:type="dxa"/>
-              <w:bottom w:w="100" w:type="dxa"/>
-              <w:right w:w="100" w:type="dxa"/>
-            </w:tcMar>
+            <w:tcW w:w="0" w:type="auto"/>
+            <w:hideMark/>
           </w:tcPr>
           <w:p>
             <w:pPr>
-              <w:spacing w:after="480"/>
+              <w:spacing w:line="240" w:lineRule="auto"/>
+              <w:rPr>
+                <w:rFonts w:eastAsia="Times New Roman"/>
+                <w:color w:val="1F1F1F"/>
+                <w:sz w:val="24"/>
+                <w:szCs w:val="24"/>
+                <w:lang w:val="hu-HU"/>
+              </w:rPr>
             </w:pPr>
             <w:r>
               <w:rPr>
+                <w:rFonts w:eastAsia="Times New Roman"/>
                 <w:b/>
                 <w:bCs/>
+                <w:color w:val="1F1F1F"/>
+                <w:sz w:val="24"/>
+                <w:szCs w:val="24"/>
+                <w:bdr w:val="none" w:sz="0" w:space="0" w:color="auto" w:frame="1"/>
+                <w:lang w:val="hu-HU"/>
               </w:rPr>
               <w:t>Eredmény</w:t>
             </w:r>
@@ -1124,192 +1164,224 @@
         </w:tc>
       </w:tr>
       <w:tr>
-        <w:trPr>
-          <w:trHeight w:val="1625"/>
-        </w:trPr>
         <w:tc>
           <w:tcPr>
-            <w:tcW w:w="1210" w:type="dxa"/>
-            <w:tcBorders>
-              <w:top w:val="single" w:sz="4" w:space="0" w:color="000000"/>
-              <w:left w:val="single" w:sz="4" w:space="0" w:color="000000"/>
-              <w:bottom w:val="single" w:sz="4" w:space="0" w:color="000000"/>
-              <w:right w:val="single" w:sz="4" w:space="0" w:color="000000"/>
-            </w:tcBorders>
-            <w:tcMar>
-              <w:top w:w="100" w:type="dxa"/>
-              <w:left w:w="100" w:type="dxa"/>
-              <w:bottom w:w="100" w:type="dxa"/>
-              <w:right w:w="100" w:type="dxa"/>
-            </w:tcMar>
+            <w:tcW w:w="0" w:type="auto"/>
+            <w:hideMark/>
           </w:tcPr>
           <w:p>
             <w:pPr>
-              <w:spacing w:after="480"/>
+              <w:spacing w:line="240" w:lineRule="auto"/>
+              <w:rPr>
+                <w:rFonts w:eastAsia="Times New Roman"/>
+                <w:color w:val="1F1F1F"/>
+                <w:sz w:val="24"/>
+                <w:szCs w:val="24"/>
+                <w:lang w:val="hu-HU"/>
+              </w:rPr>
             </w:pPr>
             <w:r>
               <w:rPr>
+                <w:rFonts w:eastAsia="Times New Roman"/>
                 <w:b/>
                 <w:bCs/>
-              </w:rPr>
+                <w:color w:val="1F1F1F"/>
+                <w:sz w:val="24"/>
+                <w:szCs w:val="24"/>
+                <w:bdr w:val="none" w:sz="0" w:space="0" w:color="auto" w:frame="1"/>
+                <w:lang w:val="hu-HU"/>
+              </w:rPr>
+              <w:lastRenderedPageBreak/>
               <w:t>TC-01</w:t>
             </w:r>
           </w:p>
         </w:tc>
         <w:tc>
           <w:tcPr>
-            <w:tcW w:w="1657" w:type="dxa"/>
-            <w:tcBorders>
-              <w:top w:val="single" w:sz="4" w:space="0" w:color="000000"/>
-              <w:left w:val="single" w:sz="4" w:space="0" w:color="000000"/>
-              <w:bottom w:val="single" w:sz="4" w:space="0" w:color="000000"/>
-              <w:right w:val="single" w:sz="4" w:space="0" w:color="000000"/>
-            </w:tcBorders>
-            <w:tcMar>
-              <w:top w:w="100" w:type="dxa"/>
-              <w:left w:w="100" w:type="dxa"/>
-              <w:bottom w:w="100" w:type="dxa"/>
-              <w:right w:w="100" w:type="dxa"/>
-            </w:tcMar>
+            <w:tcW w:w="0" w:type="auto"/>
+            <w:hideMark/>
           </w:tcPr>
           <w:p>
             <w:pPr>
-              <w:spacing w:after="480"/>
+              <w:spacing w:line="240" w:lineRule="auto"/>
+              <w:rPr>
+                <w:rFonts w:eastAsia="Times New Roman"/>
+                <w:color w:val="1F1F1F"/>
+                <w:sz w:val="24"/>
+                <w:szCs w:val="24"/>
+                <w:lang w:val="hu-HU"/>
+              </w:rPr>
             </w:pPr>
             <w:r>
-              <w:t>Új kiadás hozzáadása</w:t>
+              <w:rPr>
+                <w:rFonts w:eastAsia="Times New Roman"/>
+                <w:color w:val="1F1F1F"/>
+                <w:sz w:val="24"/>
+                <w:szCs w:val="24"/>
+                <w:bdr w:val="none" w:sz="0" w:space="0" w:color="auto" w:frame="1"/>
+                <w:lang w:val="hu-HU"/>
+              </w:rPr>
+              <w:t>Új recept feltöltése képpel</w:t>
             </w:r>
           </w:p>
         </w:tc>
         <w:tc>
           <w:tcPr>
-            <w:tcW w:w="1481" w:type="dxa"/>
-            <w:tcBorders>
-              <w:top w:val="single" w:sz="4" w:space="0" w:color="000000"/>
-              <w:left w:val="single" w:sz="4" w:space="0" w:color="000000"/>
-              <w:bottom w:val="single" w:sz="4" w:space="0" w:color="000000"/>
-              <w:right w:val="single" w:sz="4" w:space="0" w:color="000000"/>
-            </w:tcBorders>
-            <w:tcMar>
-              <w:top w:w="100" w:type="dxa"/>
-              <w:left w:w="100" w:type="dxa"/>
-              <w:bottom w:w="100" w:type="dxa"/>
-              <w:right w:w="100" w:type="dxa"/>
-            </w:tcMar>
+            <w:tcW w:w="0" w:type="auto"/>
+            <w:hideMark/>
           </w:tcPr>
           <w:p>
             <w:pPr>
-              <w:spacing w:after="480"/>
+              <w:spacing w:line="240" w:lineRule="auto"/>
+              <w:rPr>
+                <w:rFonts w:eastAsia="Times New Roman"/>
+                <w:color w:val="1F1F1F"/>
+                <w:sz w:val="24"/>
+                <w:szCs w:val="24"/>
+                <w:lang w:val="hu-HU"/>
+              </w:rPr>
             </w:pPr>
             <w:r>
-              <w:t>Név: "Kávé", Összeg: "1200", Típus: Kiadás</w:t>
+              <w:rPr>
+                <w:rFonts w:eastAsia="Times New Roman"/>
+                <w:color w:val="1F1F1F"/>
+                <w:sz w:val="24"/>
+                <w:szCs w:val="24"/>
+                <w:bdr w:val="none" w:sz="0" w:space="0" w:color="auto" w:frame="1"/>
+                <w:lang w:val="hu-HU"/>
+              </w:rPr>
+              <w:t xml:space="preserve">Név: "Piskóta", Hozzávalók: "tojás, liszt", Kép: </w:t>
+            </w:r>
+            <w:r>
+              <w:rPr>
+                <w:rFonts w:eastAsia="Times New Roman"/>
+                <w:color w:val="1F1F1F"/>
+                <w:sz w:val="23"/>
+                <w:szCs w:val="23"/>
+                <w:bdr w:val="none" w:sz="0" w:space="0" w:color="auto" w:frame="1"/>
+                <w:lang w:val="hu-HU"/>
+              </w:rPr>
+              <w:t>piskota.jpg</w:t>
             </w:r>
           </w:p>
         </w:tc>
         <w:tc>
           <w:tcPr>
-            <w:tcW w:w="1739" w:type="dxa"/>
-            <w:tcBorders>
-              <w:top w:val="single" w:sz="4" w:space="0" w:color="000000"/>
-              <w:left w:val="single" w:sz="4" w:space="0" w:color="000000"/>
-              <w:bottom w:val="single" w:sz="4" w:space="0" w:color="000000"/>
-              <w:right w:val="single" w:sz="4" w:space="0" w:color="000000"/>
-            </w:tcBorders>
-            <w:tcMar>
-              <w:top w:w="100" w:type="dxa"/>
-              <w:left w:w="100" w:type="dxa"/>
-              <w:bottom w:w="100" w:type="dxa"/>
-              <w:right w:w="100" w:type="dxa"/>
-            </w:tcMar>
+            <w:tcW w:w="0" w:type="auto"/>
+            <w:hideMark/>
           </w:tcPr>
           <w:p>
             <w:pPr>
-              <w:spacing w:after="480"/>
+              <w:spacing w:line="240" w:lineRule="auto"/>
+              <w:rPr>
+                <w:rFonts w:eastAsia="Times New Roman"/>
+                <w:color w:val="1F1F1F"/>
+                <w:sz w:val="24"/>
+                <w:szCs w:val="24"/>
+                <w:lang w:val="hu-HU"/>
+              </w:rPr>
             </w:pPr>
             <w:r>
-              <w:t>A listában megjelenik a "Kávé", az egyenleg 1200-zal csökken.</w:t>
+              <w:rPr>
+                <w:rFonts w:eastAsia="Times New Roman"/>
+                <w:color w:val="1F1F1F"/>
+                <w:sz w:val="24"/>
+                <w:szCs w:val="24"/>
+                <w:bdr w:val="none" w:sz="0" w:space="0" w:color="auto" w:frame="1"/>
+                <w:lang w:val="hu-HU"/>
+              </w:rPr>
+              <w:t>A listában megjelenik a recept kártyája a feltöltött képpel együtt.</w:t>
             </w:r>
           </w:p>
         </w:tc>
         <w:tc>
           <w:tcPr>
-            <w:tcW w:w="1657" w:type="dxa"/>
-            <w:tcBorders>
-              <w:top w:val="single" w:sz="4" w:space="0" w:color="000000"/>
-              <w:left w:val="single" w:sz="4" w:space="0" w:color="000000"/>
-              <w:bottom w:val="single" w:sz="4" w:space="0" w:color="000000"/>
-              <w:right w:val="single" w:sz="4" w:space="0" w:color="000000"/>
-            </w:tcBorders>
-            <w:tcMar>
-              <w:top w:w="100" w:type="dxa"/>
-              <w:left w:w="100" w:type="dxa"/>
-              <w:bottom w:w="100" w:type="dxa"/>
-              <w:right w:w="100" w:type="dxa"/>
-            </w:tcMar>
+            <w:tcW w:w="0" w:type="auto"/>
+            <w:hideMark/>
           </w:tcPr>
           <w:p>
             <w:pPr>
-              <w:spacing w:after="480"/>
+              <w:spacing w:line="240" w:lineRule="auto"/>
+              <w:rPr>
+                <w:rFonts w:eastAsia="Times New Roman"/>
+                <w:color w:val="1F1F1F"/>
+                <w:sz w:val="24"/>
+                <w:szCs w:val="24"/>
+                <w:lang w:val="hu-HU"/>
+              </w:rPr>
             </w:pPr>
             <w:r>
-              <w:t>A listában megjelent, az egyenleg csökkent.</w:t>
+              <w:rPr>
+                <w:rFonts w:eastAsia="Times New Roman"/>
+                <w:color w:val="1F1F1F"/>
+                <w:sz w:val="24"/>
+                <w:szCs w:val="24"/>
+                <w:bdr w:val="none" w:sz="0" w:space="0" w:color="auto" w:frame="1"/>
+                <w:lang w:val="hu-HU"/>
+              </w:rPr>
+              <w:t>A recept és a kép sikeresen megjelent a felületen.</w:t>
             </w:r>
           </w:p>
         </w:tc>
         <w:tc>
           <w:tcPr>
-            <w:tcW w:w="1278" w:type="dxa"/>
-            <w:tcBorders>
-              <w:top w:val="single" w:sz="4" w:space="0" w:color="000000"/>
-              <w:left w:val="single" w:sz="4" w:space="0" w:color="000000"/>
-              <w:bottom w:val="single" w:sz="4" w:space="0" w:color="000000"/>
-              <w:right w:val="single" w:sz="4" w:space="0" w:color="000000"/>
-            </w:tcBorders>
-            <w:tcMar>
-              <w:top w:w="100" w:type="dxa"/>
-              <w:left w:w="100" w:type="dxa"/>
-              <w:bottom w:w="100" w:type="dxa"/>
-              <w:right w:w="100" w:type="dxa"/>
-            </w:tcMar>
+            <w:tcW w:w="0" w:type="auto"/>
+            <w:hideMark/>
           </w:tcPr>
           <w:p>
             <w:pPr>
-              <w:spacing w:after="480"/>
+              <w:spacing w:line="240" w:lineRule="auto"/>
+              <w:rPr>
+                <w:rFonts w:eastAsia="Times New Roman"/>
+                <w:color w:val="1F1F1F"/>
+                <w:sz w:val="24"/>
+                <w:szCs w:val="24"/>
+                <w:lang w:val="hu-HU"/>
+              </w:rPr>
             </w:pPr>
             <w:r>
+              <w:rPr>
+                <w:rFonts w:eastAsia="Times New Roman"/>
+                <w:b/>
+                <w:bCs/>
+                <w:color w:val="1F1F1F"/>
+                <w:sz w:val="24"/>
+                <w:szCs w:val="24"/>
+                <w:bdr w:val="none" w:sz="0" w:space="0" w:color="auto" w:frame="1"/>
+                <w:lang w:val="hu-HU"/>
+              </w:rPr>
               <w:t>SIKERES</w:t>
             </w:r>
           </w:p>
         </w:tc>
       </w:tr>
       <w:tr>
-        <w:trPr>
-          <w:trHeight w:val="1910"/>
-        </w:trPr>
         <w:tc>
           <w:tcPr>
-            <w:tcW w:w="1210" w:type="dxa"/>
-            <w:tcBorders>
-              <w:top w:val="single" w:sz="4" w:space="0" w:color="000000"/>
-              <w:left w:val="single" w:sz="4" w:space="0" w:color="000000"/>
-              <w:bottom w:val="single" w:sz="4" w:space="0" w:color="000000"/>
-              <w:right w:val="single" w:sz="4" w:space="0" w:color="000000"/>
-            </w:tcBorders>
-            <w:tcMar>
-              <w:top w:w="100" w:type="dxa"/>
-              <w:left w:w="100" w:type="dxa"/>
-              <w:bottom w:w="100" w:type="dxa"/>
-              <w:right w:w="100" w:type="dxa"/>
-            </w:tcMar>
+            <w:tcW w:w="0" w:type="auto"/>
+            <w:hideMark/>
           </w:tcPr>
           <w:p>
             <w:pPr>
-              <w:spacing w:after="480"/>
+              <w:spacing w:line="240" w:lineRule="auto"/>
+              <w:rPr>
+                <w:rFonts w:eastAsia="Times New Roman"/>
+                <w:color w:val="1F1F1F"/>
+                <w:sz w:val="24"/>
+                <w:szCs w:val="24"/>
+                <w:lang w:val="hu-HU"/>
+              </w:rPr>
             </w:pPr>
             <w:r>
               <w:rPr>
+                <w:rFonts w:eastAsia="Times New Roman"/>
                 <w:b/>
                 <w:bCs/>
+                <w:color w:val="1F1F1F"/>
+                <w:sz w:val="24"/>
+                <w:szCs w:val="24"/>
+                <w:bdr w:val="none" w:sz="0" w:space="0" w:color="auto" w:frame="1"/>
+                <w:lang w:val="hu-HU"/>
               </w:rPr>
               <w:t>TC-02</w:t>
             </w:r>
@@ -1317,29 +1389,41 @@
         </w:tc>
         <w:tc>
           <w:tcPr>
-            <w:tcW w:w="1657" w:type="dxa"/>
-            <w:tcBorders>
-              <w:top w:val="single" w:sz="4" w:space="0" w:color="000000"/>
-              <w:left w:val="single" w:sz="4" w:space="0" w:color="000000"/>
-              <w:bottom w:val="single" w:sz="4" w:space="0" w:color="000000"/>
-              <w:right w:val="single" w:sz="4" w:space="0" w:color="000000"/>
-            </w:tcBorders>
-            <w:tcMar>
-              <w:top w:w="100" w:type="dxa"/>
-              <w:left w:w="100" w:type="dxa"/>
-              <w:bottom w:w="100" w:type="dxa"/>
-              <w:right w:w="100" w:type="dxa"/>
-            </w:tcMar>
+            <w:tcW w:w="0" w:type="auto"/>
+            <w:hideMark/>
           </w:tcPr>
           <w:p>
             <w:pPr>
-              <w:spacing w:after="480"/>
+              <w:spacing w:line="240" w:lineRule="auto"/>
+              <w:rPr>
+                <w:rFonts w:eastAsia="Times New Roman"/>
+                <w:color w:val="1F1F1F"/>
+                <w:sz w:val="24"/>
+                <w:szCs w:val="24"/>
+                <w:lang w:val="hu-HU"/>
+              </w:rPr>
             </w:pPr>
             <w:r>
+              <w:rPr>
+                <w:rFonts w:eastAsia="Times New Roman"/>
+                <w:color w:val="1F1F1F"/>
+                <w:sz w:val="24"/>
+                <w:szCs w:val="24"/>
+                <w:bdr w:val="none" w:sz="0" w:space="0" w:color="auto" w:frame="1"/>
+                <w:lang w:val="hu-HU"/>
+              </w:rPr>
               <w:t xml:space="preserve">Üres mezők </w:t>
             </w:r>
             <w:proofErr w:type="spellStart"/>
             <w:r>
+              <w:rPr>
+                <w:rFonts w:eastAsia="Times New Roman"/>
+                <w:color w:val="1F1F1F"/>
+                <w:sz w:val="24"/>
+                <w:szCs w:val="24"/>
+                <w:bdr w:val="none" w:sz="0" w:space="0" w:color="auto" w:frame="1"/>
+                <w:lang w:val="hu-HU"/>
+              </w:rPr>
               <w:t>validálása</w:t>
             </w:r>
             <w:proofErr w:type="spellEnd"/>
@@ -1347,149 +1431,231 @@
         </w:tc>
         <w:tc>
           <w:tcPr>
-            <w:tcW w:w="1481" w:type="dxa"/>
-            <w:tcBorders>
-              <w:top w:val="single" w:sz="4" w:space="0" w:color="000000"/>
-              <w:left w:val="single" w:sz="4" w:space="0" w:color="000000"/>
-              <w:bottom w:val="single" w:sz="4" w:space="0" w:color="000000"/>
-              <w:right w:val="single" w:sz="4" w:space="0" w:color="000000"/>
-            </w:tcBorders>
-            <w:tcMar>
-              <w:top w:w="100" w:type="dxa"/>
-              <w:left w:w="100" w:type="dxa"/>
-              <w:bottom w:w="100" w:type="dxa"/>
-              <w:right w:w="100" w:type="dxa"/>
-            </w:tcMar>
+            <w:tcW w:w="0" w:type="auto"/>
+            <w:hideMark/>
           </w:tcPr>
           <w:p>
             <w:pPr>
-              <w:spacing w:after="480"/>
+              <w:spacing w:line="240" w:lineRule="auto"/>
+              <w:rPr>
+                <w:rFonts w:eastAsia="Times New Roman"/>
+                <w:color w:val="1F1F1F"/>
+                <w:sz w:val="24"/>
+                <w:szCs w:val="24"/>
+                <w:lang w:val="hu-HU"/>
+              </w:rPr>
             </w:pPr>
             <w:r>
-              <w:t>Név: "", Összeg: ""</w:t>
+              <w:rPr>
+                <w:rFonts w:eastAsia="Times New Roman"/>
+                <w:color w:val="1F1F1F"/>
+                <w:sz w:val="24"/>
+                <w:szCs w:val="24"/>
+                <w:bdr w:val="none" w:sz="0" w:space="0" w:color="auto" w:frame="1"/>
+                <w:lang w:val="hu-HU"/>
+              </w:rPr>
+              <w:t xml:space="preserve">Név: </w:t>
+            </w:r>
+            <w:r>
+              <w:rPr>
+                <w:rFonts w:eastAsia="Times New Roman"/>
+                <w:color w:val="1F1F1F"/>
+                <w:sz w:val="23"/>
+                <w:szCs w:val="23"/>
+                <w:bdr w:val="none" w:sz="0" w:space="0" w:color="auto" w:frame="1"/>
+                <w:lang w:val="hu-HU"/>
+              </w:rPr>
+              <w:t>""</w:t>
+            </w:r>
+            <w:r>
+              <w:rPr>
+                <w:rFonts w:eastAsia="Times New Roman"/>
+                <w:color w:val="1F1F1F"/>
+                <w:sz w:val="24"/>
+                <w:szCs w:val="24"/>
+                <w:bdr w:val="none" w:sz="0" w:space="0" w:color="auto" w:frame="1"/>
+                <w:lang w:val="hu-HU"/>
+              </w:rPr>
+              <w:t xml:space="preserve">, Hozzávalók: </w:t>
+            </w:r>
+            <w:r>
+              <w:rPr>
+                <w:rFonts w:eastAsia="Times New Roman"/>
+                <w:color w:val="1F1F1F"/>
+                <w:sz w:val="23"/>
+                <w:szCs w:val="23"/>
+                <w:bdr w:val="none" w:sz="0" w:space="0" w:color="auto" w:frame="1"/>
+                <w:lang w:val="hu-HU"/>
+              </w:rPr>
+              <w:t>""</w:t>
             </w:r>
           </w:p>
         </w:tc>
         <w:tc>
           <w:tcPr>
-            <w:tcW w:w="1739" w:type="dxa"/>
-            <w:tcBorders>
-              <w:top w:val="single" w:sz="4" w:space="0" w:color="000000"/>
-              <w:left w:val="single" w:sz="4" w:space="0" w:color="000000"/>
-              <w:bottom w:val="single" w:sz="4" w:space="0" w:color="000000"/>
-              <w:right w:val="single" w:sz="4" w:space="0" w:color="000000"/>
-            </w:tcBorders>
-            <w:tcMar>
-              <w:top w:w="100" w:type="dxa"/>
-              <w:left w:w="100" w:type="dxa"/>
-              <w:bottom w:w="100" w:type="dxa"/>
-              <w:right w:w="100" w:type="dxa"/>
-            </w:tcMar>
+            <w:tcW w:w="0" w:type="auto"/>
+            <w:hideMark/>
           </w:tcPr>
           <w:p>
             <w:pPr>
-              <w:spacing w:after="480"/>
+              <w:spacing w:line="240" w:lineRule="auto"/>
+              <w:rPr>
+                <w:rFonts w:eastAsia="Times New Roman"/>
+                <w:color w:val="1F1F1F"/>
+                <w:sz w:val="24"/>
+                <w:szCs w:val="24"/>
+                <w:lang w:val="hu-HU"/>
+              </w:rPr>
             </w:pPr>
             <w:r>
+              <w:rPr>
+                <w:rFonts w:eastAsia="Times New Roman"/>
+                <w:color w:val="1F1F1F"/>
+                <w:sz w:val="24"/>
+                <w:szCs w:val="24"/>
+                <w:bdr w:val="none" w:sz="0" w:space="0" w:color="auto" w:frame="1"/>
+                <w:lang w:val="hu-HU"/>
+              </w:rPr>
               <w:t>Figyelmeztető üzenet (</w:t>
             </w:r>
             <w:proofErr w:type="spellStart"/>
             <w:r>
+              <w:rPr>
+                <w:rFonts w:eastAsia="Times New Roman"/>
+                <w:color w:val="1F1F1F"/>
+                <w:sz w:val="24"/>
+                <w:szCs w:val="24"/>
+                <w:bdr w:val="none" w:sz="0" w:space="0" w:color="auto" w:frame="1"/>
+                <w:lang w:val="hu-HU"/>
+              </w:rPr>
               <w:t>alert</w:t>
             </w:r>
             <w:proofErr w:type="spellEnd"/>
             <w:r>
-              <w:t>) jelenik meg, az adatok nem adódnak hozzá.</w:t>
+              <w:rPr>
+                <w:rFonts w:eastAsia="Times New Roman"/>
+                <w:color w:val="1F1F1F"/>
+                <w:sz w:val="24"/>
+                <w:szCs w:val="24"/>
+                <w:bdr w:val="none" w:sz="0" w:space="0" w:color="auto" w:frame="1"/>
+                <w:lang w:val="hu-HU"/>
+              </w:rPr>
+              <w:t xml:space="preserve">) jelenik meg, a hiányos recept nem </w:t>
+            </w:r>
+            <w:proofErr w:type="spellStart"/>
+            <w:r>
+              <w:rPr>
+                <w:rFonts w:eastAsia="Times New Roman"/>
+                <w:color w:val="1F1F1F"/>
+                <w:sz w:val="24"/>
+                <w:szCs w:val="24"/>
+                <w:bdr w:val="none" w:sz="0" w:space="0" w:color="auto" w:frame="1"/>
+                <w:lang w:val="hu-HU"/>
+              </w:rPr>
+              <w:t>mentődik</w:t>
+            </w:r>
+            <w:proofErr w:type="spellEnd"/>
+            <w:r>
+              <w:rPr>
+                <w:rFonts w:eastAsia="Times New Roman"/>
+                <w:color w:val="1F1F1F"/>
+                <w:sz w:val="24"/>
+                <w:szCs w:val="24"/>
+                <w:bdr w:val="none" w:sz="0" w:space="0" w:color="auto" w:frame="1"/>
+                <w:lang w:val="hu-HU"/>
+              </w:rPr>
+              <w:t xml:space="preserve"> el.</w:t>
             </w:r>
           </w:p>
         </w:tc>
         <w:tc>
           <w:tcPr>
-            <w:tcW w:w="1657" w:type="dxa"/>
-            <w:tcBorders>
-              <w:top w:val="single" w:sz="4" w:space="0" w:color="000000"/>
-              <w:left w:val="single" w:sz="4" w:space="0" w:color="000000"/>
-              <w:bottom w:val="single" w:sz="4" w:space="0" w:color="000000"/>
-              <w:right w:val="single" w:sz="4" w:space="0" w:color="000000"/>
-            </w:tcBorders>
-            <w:tcMar>
-              <w:top w:w="100" w:type="dxa"/>
-              <w:left w:w="100" w:type="dxa"/>
-              <w:bottom w:w="100" w:type="dxa"/>
-              <w:right w:w="100" w:type="dxa"/>
-            </w:tcMar>
+            <w:tcW w:w="0" w:type="auto"/>
+            <w:hideMark/>
           </w:tcPr>
           <w:p>
             <w:pPr>
-              <w:spacing w:after="480"/>
+              <w:spacing w:line="240" w:lineRule="auto"/>
+              <w:rPr>
+                <w:rFonts w:eastAsia="Times New Roman"/>
+                <w:color w:val="1F1F1F"/>
+                <w:sz w:val="24"/>
+                <w:szCs w:val="24"/>
+                <w:lang w:val="hu-HU"/>
+              </w:rPr>
             </w:pPr>
             <w:r>
-              <w:t xml:space="preserve">Megjelent az </w:t>
-            </w:r>
-            <w:proofErr w:type="spellStart"/>
-            <w:r>
-              <w:t>alert</w:t>
-            </w:r>
-            <w:proofErr w:type="spellEnd"/>
-            <w:r>
-              <w:t>, nem történt mentés.</w:t>
+              <w:rPr>
+                <w:rFonts w:eastAsia="Times New Roman"/>
+                <w:color w:val="1F1F1F"/>
+                <w:sz w:val="24"/>
+                <w:szCs w:val="24"/>
+                <w:bdr w:val="none" w:sz="0" w:space="0" w:color="auto" w:frame="1"/>
+                <w:lang w:val="hu-HU"/>
+              </w:rPr>
+              <w:t>Megjelent a figyelmeztetés, a mentés nem futott le.</w:t>
             </w:r>
           </w:p>
         </w:tc>
         <w:tc>
           <w:tcPr>
-            <w:tcW w:w="1278" w:type="dxa"/>
-            <w:tcBorders>
-              <w:top w:val="single" w:sz="4" w:space="0" w:color="000000"/>
-              <w:left w:val="single" w:sz="4" w:space="0" w:color="000000"/>
-              <w:bottom w:val="single" w:sz="4" w:space="0" w:color="000000"/>
-              <w:right w:val="single" w:sz="4" w:space="0" w:color="000000"/>
-            </w:tcBorders>
-            <w:tcMar>
-              <w:top w:w="100" w:type="dxa"/>
-              <w:left w:w="100" w:type="dxa"/>
-              <w:bottom w:w="100" w:type="dxa"/>
-              <w:right w:w="100" w:type="dxa"/>
-            </w:tcMar>
+            <w:tcW w:w="0" w:type="auto"/>
+            <w:hideMark/>
           </w:tcPr>
           <w:p>
             <w:pPr>
-              <w:spacing w:after="480"/>
+              <w:spacing w:line="240" w:lineRule="auto"/>
+              <w:rPr>
+                <w:rFonts w:eastAsia="Times New Roman"/>
+                <w:color w:val="1F1F1F"/>
+                <w:sz w:val="24"/>
+                <w:szCs w:val="24"/>
+                <w:lang w:val="hu-HU"/>
+              </w:rPr>
             </w:pPr>
             <w:r>
+              <w:rPr>
+                <w:rFonts w:eastAsia="Times New Roman"/>
+                <w:b/>
+                <w:bCs/>
+                <w:color w:val="1F1F1F"/>
+                <w:sz w:val="24"/>
+                <w:szCs w:val="24"/>
+                <w:bdr w:val="none" w:sz="0" w:space="0" w:color="auto" w:frame="1"/>
+                <w:lang w:val="hu-HU"/>
+              </w:rPr>
               <w:t>SIKERES</w:t>
             </w:r>
           </w:p>
         </w:tc>
       </w:tr>
       <w:tr>
-        <w:trPr>
-          <w:trHeight w:val="1910"/>
-        </w:trPr>
         <w:tc>
           <w:tcPr>
-            <w:tcW w:w="1210" w:type="dxa"/>
-            <w:tcBorders>
-              <w:top w:val="single" w:sz="4" w:space="0" w:color="000000"/>
-              <w:left w:val="single" w:sz="4" w:space="0" w:color="000000"/>
-              <w:bottom w:val="single" w:sz="4" w:space="0" w:color="000000"/>
-              <w:right w:val="single" w:sz="4" w:space="0" w:color="000000"/>
-            </w:tcBorders>
-            <w:tcMar>
-              <w:top w:w="100" w:type="dxa"/>
-              <w:left w:w="100" w:type="dxa"/>
-              <w:bottom w:w="100" w:type="dxa"/>
-              <w:right w:w="100" w:type="dxa"/>
-            </w:tcMar>
+            <w:tcW w:w="0" w:type="auto"/>
+            <w:hideMark/>
           </w:tcPr>
           <w:p>
             <w:pPr>
-              <w:spacing w:after="480"/>
+              <w:spacing w:line="240" w:lineRule="auto"/>
+              <w:rPr>
+                <w:rFonts w:eastAsia="Times New Roman"/>
+                <w:color w:val="1F1F1F"/>
+                <w:sz w:val="24"/>
+                <w:szCs w:val="24"/>
+                <w:lang w:val="hu-HU"/>
+              </w:rPr>
             </w:pPr>
             <w:r>
               <w:rPr>
+                <w:rFonts w:eastAsia="Times New Roman"/>
                 <w:b/>
                 <w:bCs/>
+                <w:color w:val="1F1F1F"/>
+                <w:sz w:val="24"/>
+                <w:szCs w:val="24"/>
+                <w:bdr w:val="none" w:sz="0" w:space="0" w:color="auto" w:frame="1"/>
+                <w:lang w:val="hu-HU"/>
               </w:rPr>
               <w:t>TC-03</w:t>
             </w:r>
@@ -1497,157 +1663,214 @@
         </w:tc>
         <w:tc>
           <w:tcPr>
-            <w:tcW w:w="1657" w:type="dxa"/>
-            <w:tcBorders>
-              <w:top w:val="single" w:sz="4" w:space="0" w:color="000000"/>
-              <w:left w:val="single" w:sz="4" w:space="0" w:color="000000"/>
-              <w:bottom w:val="single" w:sz="4" w:space="0" w:color="000000"/>
-              <w:right w:val="single" w:sz="4" w:space="0" w:color="000000"/>
-            </w:tcBorders>
-            <w:tcMar>
-              <w:top w:w="100" w:type="dxa"/>
-              <w:left w:w="100" w:type="dxa"/>
-              <w:bottom w:w="100" w:type="dxa"/>
-              <w:right w:w="100" w:type="dxa"/>
-            </w:tcMar>
+            <w:tcW w:w="0" w:type="auto"/>
+            <w:hideMark/>
           </w:tcPr>
           <w:p>
             <w:pPr>
-              <w:spacing w:after="480"/>
+              <w:spacing w:line="240" w:lineRule="auto"/>
+              <w:rPr>
+                <w:rFonts w:eastAsia="Times New Roman"/>
+                <w:color w:val="1F1F1F"/>
+                <w:sz w:val="24"/>
+                <w:szCs w:val="24"/>
+                <w:lang w:val="hu-HU"/>
+              </w:rPr>
             </w:pPr>
             <w:r>
-              <w:t>Adatmegőrzés frissítés után</w:t>
+              <w:rPr>
+                <w:rFonts w:eastAsia="Times New Roman"/>
+                <w:color w:val="1F1F1F"/>
+                <w:sz w:val="24"/>
+                <w:szCs w:val="24"/>
+                <w:bdr w:val="none" w:sz="0" w:space="0" w:color="auto" w:frame="1"/>
+                <w:lang w:val="hu-HU"/>
+              </w:rPr>
+              <w:t>Adatmegőrzés oldalfrissítés után</w:t>
             </w:r>
           </w:p>
         </w:tc>
         <w:tc>
           <w:tcPr>
-            <w:tcW w:w="1481" w:type="dxa"/>
-            <w:tcBorders>
-              <w:top w:val="single" w:sz="4" w:space="0" w:color="000000"/>
-              <w:left w:val="single" w:sz="4" w:space="0" w:color="000000"/>
-              <w:bottom w:val="single" w:sz="4" w:space="0" w:color="000000"/>
-              <w:right w:val="single" w:sz="4" w:space="0" w:color="000000"/>
-            </w:tcBorders>
-            <w:tcMar>
-              <w:top w:w="100" w:type="dxa"/>
-              <w:left w:w="100" w:type="dxa"/>
-              <w:bottom w:w="100" w:type="dxa"/>
-              <w:right w:w="100" w:type="dxa"/>
-            </w:tcMar>
+            <w:tcW w:w="0" w:type="auto"/>
+            <w:hideMark/>
           </w:tcPr>
           <w:p>
             <w:pPr>
-              <w:spacing w:after="480"/>
+              <w:spacing w:line="240" w:lineRule="auto"/>
+              <w:rPr>
+                <w:rFonts w:eastAsia="Times New Roman"/>
+                <w:color w:val="1F1F1F"/>
+                <w:sz w:val="24"/>
+                <w:szCs w:val="24"/>
+                <w:lang w:val="hu-HU"/>
+              </w:rPr>
             </w:pPr>
             <w:r>
-              <w:t>1. Elem hozzáadása</w:t>
+              <w:rPr>
+                <w:rFonts w:eastAsia="Times New Roman"/>
+                <w:color w:val="1F1F1F"/>
+                <w:sz w:val="24"/>
+                <w:szCs w:val="24"/>
+                <w:lang w:val="hu-HU"/>
+              </w:rPr>
+              <w:t>1. Új recept mentése</w:t>
             </w:r>
           </w:p>
           <w:p>
             <w:pPr>
-              <w:spacing w:after="480"/>
+              <w:spacing w:line="240" w:lineRule="auto"/>
+              <w:rPr>
+                <w:rFonts w:eastAsia="Times New Roman"/>
+                <w:color w:val="1F1F1F"/>
+                <w:sz w:val="24"/>
+                <w:szCs w:val="24"/>
+                <w:lang w:val="hu-HU"/>
+              </w:rPr>
             </w:pPr>
+            <w:r>
+              <w:rPr>
+                <w:rFonts w:eastAsia="Times New Roman"/>
+                <w:color w:val="1F1F1F"/>
+                <w:sz w:val="24"/>
+                <w:szCs w:val="24"/>
+                <w:lang w:val="hu-HU"/>
+              </w:rPr>
+              <w:br/>
+            </w:r>
           </w:p>
           <w:p>
             <w:pPr>
-              <w:spacing w:after="480"/>
+              <w:spacing w:line="240" w:lineRule="auto"/>
+              <w:rPr>
+                <w:rFonts w:eastAsia="Times New Roman"/>
+                <w:color w:val="1F1F1F"/>
+                <w:sz w:val="24"/>
+                <w:szCs w:val="24"/>
+                <w:lang w:val="hu-HU"/>
+              </w:rPr>
             </w:pPr>
             <w:r>
+              <w:rPr>
+                <w:rFonts w:eastAsia="Times New Roman"/>
+                <w:color w:val="1F1F1F"/>
+                <w:sz w:val="24"/>
+                <w:szCs w:val="24"/>
+                <w:lang w:val="hu-HU"/>
+              </w:rPr>
               <w:t>2. Oldal frissítése (F5)</w:t>
             </w:r>
           </w:p>
         </w:tc>
         <w:tc>
           <w:tcPr>
-            <w:tcW w:w="1739" w:type="dxa"/>
-            <w:tcBorders>
-              <w:top w:val="single" w:sz="4" w:space="0" w:color="000000"/>
-              <w:left w:val="single" w:sz="4" w:space="0" w:color="000000"/>
-              <w:bottom w:val="single" w:sz="4" w:space="0" w:color="000000"/>
-              <w:right w:val="single" w:sz="4" w:space="0" w:color="000000"/>
-            </w:tcBorders>
-            <w:tcMar>
-              <w:top w:w="100" w:type="dxa"/>
-              <w:left w:w="100" w:type="dxa"/>
-              <w:bottom w:w="100" w:type="dxa"/>
-              <w:right w:w="100" w:type="dxa"/>
-            </w:tcMar>
+            <w:tcW w:w="0" w:type="auto"/>
+            <w:hideMark/>
           </w:tcPr>
           <w:p>
             <w:pPr>
-              <w:spacing w:after="480"/>
+              <w:spacing w:line="240" w:lineRule="auto"/>
+              <w:rPr>
+                <w:rFonts w:eastAsia="Times New Roman"/>
+                <w:color w:val="1F1F1F"/>
+                <w:sz w:val="24"/>
+                <w:szCs w:val="24"/>
+                <w:lang w:val="hu-HU"/>
+              </w:rPr>
             </w:pPr>
             <w:r>
+              <w:rPr>
+                <w:rFonts w:eastAsia="Times New Roman"/>
+                <w:color w:val="1F1F1F"/>
+                <w:sz w:val="24"/>
+                <w:szCs w:val="24"/>
+                <w:bdr w:val="none" w:sz="0" w:space="0" w:color="auto" w:frame="1"/>
+                <w:lang w:val="hu-HU"/>
+              </w:rPr>
               <w:t xml:space="preserve">Az oldal </w:t>
             </w:r>
             <w:proofErr w:type="spellStart"/>
             <w:r>
+              <w:rPr>
+                <w:rFonts w:eastAsia="Times New Roman"/>
+                <w:color w:val="1F1F1F"/>
+                <w:sz w:val="24"/>
+                <w:szCs w:val="24"/>
+                <w:bdr w:val="none" w:sz="0" w:space="0" w:color="auto" w:frame="1"/>
+                <w:lang w:val="hu-HU"/>
+              </w:rPr>
               <w:t>újratöltése</w:t>
             </w:r>
             <w:proofErr w:type="spellEnd"/>
             <w:r>
-              <w:t xml:space="preserve"> után a korábban felvett elemnek láts</w:t>
-            </w:r>
-            <w:r>
-              <w:t>zódnia kell.</w:t>
+              <w:rPr>
+                <w:rFonts w:eastAsia="Times New Roman"/>
+                <w:color w:val="1F1F1F"/>
+                <w:sz w:val="24"/>
+                <w:szCs w:val="24"/>
+                <w:bdr w:val="none" w:sz="0" w:space="0" w:color="auto" w:frame="1"/>
+                <w:lang w:val="hu-HU"/>
+              </w:rPr>
+              <w:t xml:space="preserve"> után a korábban elmentett recept továbbra is látható marad.</w:t>
             </w:r>
           </w:p>
         </w:tc>
         <w:tc>
           <w:tcPr>
-            <w:tcW w:w="1657" w:type="dxa"/>
-            <w:tcBorders>
-              <w:top w:val="single" w:sz="4" w:space="0" w:color="000000"/>
-              <w:left w:val="single" w:sz="4" w:space="0" w:color="000000"/>
-              <w:bottom w:val="single" w:sz="4" w:space="0" w:color="000000"/>
-              <w:right w:val="single" w:sz="4" w:space="0" w:color="000000"/>
-            </w:tcBorders>
-            <w:tcMar>
-              <w:top w:w="100" w:type="dxa"/>
-              <w:left w:w="100" w:type="dxa"/>
-              <w:bottom w:w="100" w:type="dxa"/>
-              <w:right w:w="100" w:type="dxa"/>
-            </w:tcMar>
+            <w:tcW w:w="0" w:type="auto"/>
+            <w:hideMark/>
           </w:tcPr>
           <w:p>
             <w:pPr>
-              <w:spacing w:after="480"/>
+              <w:spacing w:line="240" w:lineRule="auto"/>
+              <w:rPr>
+                <w:rFonts w:eastAsia="Times New Roman"/>
+                <w:color w:val="1F1F1F"/>
+                <w:sz w:val="24"/>
+                <w:szCs w:val="24"/>
+                <w:lang w:val="hu-HU"/>
+              </w:rPr>
             </w:pPr>
             <w:r>
-              <w:t>Az adatok betöltődtek a LocalStorage-</w:t>
-            </w:r>
-            <w:proofErr w:type="spellStart"/>
-            <w:r>
-              <w:t>ból</w:t>
-            </w:r>
-            <w:proofErr w:type="spellEnd"/>
-            <w:r>
-              <w:t>.</w:t>
+              <w:rPr>
+                <w:rFonts w:eastAsia="Times New Roman"/>
+                <w:color w:val="1F1F1F"/>
+                <w:sz w:val="24"/>
+                <w:szCs w:val="24"/>
+                <w:bdr w:val="none" w:sz="0" w:space="0" w:color="auto" w:frame="1"/>
+                <w:lang w:val="hu-HU"/>
+              </w:rPr>
+              <w:t>A receptek sikeresen betöltődtek a mentésből.</w:t>
             </w:r>
           </w:p>
         </w:tc>
         <w:tc>
           <w:tcPr>
-            <w:tcW w:w="1278" w:type="dxa"/>
-            <w:tcBorders>
-              <w:top w:val="single" w:sz="4" w:space="0" w:color="000000"/>
-              <w:left w:val="single" w:sz="4" w:space="0" w:color="000000"/>
-              <w:bottom w:val="single" w:sz="4" w:space="0" w:color="000000"/>
-              <w:right w:val="single" w:sz="4" w:space="0" w:color="000000"/>
-            </w:tcBorders>
-            <w:tcMar>
-              <w:top w:w="100" w:type="dxa"/>
-              <w:left w:w="100" w:type="dxa"/>
-              <w:bottom w:w="100" w:type="dxa"/>
-              <w:right w:w="100" w:type="dxa"/>
-            </w:tcMar>
+            <w:tcW w:w="0" w:type="auto"/>
+            <w:hideMark/>
           </w:tcPr>
           <w:p>
             <w:pPr>
-              <w:spacing w:after="480"/>
+              <w:spacing w:line="240" w:lineRule="auto"/>
+              <w:rPr>
+                <w:rFonts w:eastAsia="Times New Roman"/>
+                <w:color w:val="1F1F1F"/>
+                <w:sz w:val="24"/>
+                <w:szCs w:val="24"/>
+                <w:lang w:val="hu-HU"/>
+              </w:rPr>
             </w:pPr>
             <w:r>
+              <w:rPr>
+                <w:rFonts w:eastAsia="Times New Roman"/>
+                <w:b/>
+                <w:bCs/>
+                <w:color w:val="1F1F1F"/>
+                <w:sz w:val="24"/>
+                <w:szCs w:val="24"/>
+                <w:bdr w:val="none" w:sz="0" w:space="0" w:color="auto" w:frame="1"/>
+                <w:lang w:val="hu-HU"/>
+              </w:rPr>
               <w:t>SIKERES</w:t>
             </w:r>
           </w:p>
@@ -1668,8 +1891,8 @@
           <w:szCs w:val="34"/>
         </w:rPr>
       </w:pPr>
-      <w:bookmarkStart w:id="10" w:name="_suqkyntka1hu" w:colFirst="0" w:colLast="0"/>
-      <w:bookmarkEnd w:id="10"/>
+      <w:bookmarkStart w:id="5" w:name="_suqkyntka1hu" w:colFirst="0" w:colLast="0"/>
+      <w:bookmarkEnd w:id="5"/>
       <w:proofErr w:type="spellStart"/>
       <w:r>
         <w:rPr>
@@ -1696,7 +1919,6 @@
         <w:spacing w:after="240"/>
       </w:pPr>
       <w:r>
-        <w:lastRenderedPageBreak/>
         <w:t xml:space="preserve">A fejlesztés során folyamatos verziókövetést alkalmaztam. Példák a </w:t>
       </w:r>
       <w:proofErr w:type="spellStart"/>
@@ -1710,15 +1932,21 @@
     </w:p>
     <w:p>
       <w:pPr>
+        <w:pStyle w:val="Listaszerbekezds"/>
         <w:numPr>
           <w:ilvl w:val="0"/>
-          <w:numId w:val="1"/>
+          <w:numId w:val="10"/>
         </w:numPr>
+        <w:rPr>
+          <w:color w:val="188038"/>
+          <w:lang w:val="hu-HU"/>
+        </w:rPr>
       </w:pPr>
       <w:proofErr w:type="spellStart"/>
       <w:r>
         <w:rPr>
           <w:color w:val="188038"/>
+          <w:lang w:val="hu-HU"/>
         </w:rPr>
         <w:t>feat</w:t>
       </w:r>
@@ -1726,6 +1954,7 @@
       <w:r>
         <w:rPr>
           <w:color w:val="188038"/>
+          <w:lang w:val="hu-HU"/>
         </w:rPr>
         <w:t xml:space="preserve">: </w:t>
       </w:r>
@@ -1733,6 +1962,7 @@
       <w:r>
         <w:rPr>
           <w:color w:val="188038"/>
+          <w:lang w:val="hu-HU"/>
         </w:rPr>
         <w:t>initial</w:t>
       </w:r>
@@ -1740,6 +1970,7 @@
       <w:r>
         <w:rPr>
           <w:color w:val="188038"/>
+          <w:lang w:val="hu-HU"/>
         </w:rPr>
         <w:t xml:space="preserve"> HTML </w:t>
       </w:r>
@@ -1747,6 +1978,7 @@
       <w:r>
         <w:rPr>
           <w:color w:val="188038"/>
+          <w:lang w:val="hu-HU"/>
         </w:rPr>
         <w:t>structure</w:t>
       </w:r>
@@ -1754,6 +1986,7 @@
       <w:r>
         <w:rPr>
           <w:color w:val="188038"/>
+          <w:lang w:val="hu-HU"/>
         </w:rPr>
         <w:t xml:space="preserve"> and CSS </w:t>
       </w:r>
@@ -1761,6 +1994,7 @@
       <w:r>
         <w:rPr>
           <w:color w:val="188038"/>
+          <w:lang w:val="hu-HU"/>
         </w:rPr>
         <w:t>variables</w:t>
       </w:r>
@@ -1768,15 +2002,21 @@
     </w:p>
     <w:p>
       <w:pPr>
+        <w:pStyle w:val="Listaszerbekezds"/>
         <w:numPr>
           <w:ilvl w:val="0"/>
-          <w:numId w:val="1"/>
+          <w:numId w:val="10"/>
         </w:numPr>
+        <w:rPr>
+          <w:color w:val="188038"/>
+          <w:lang w:val="hu-HU"/>
+        </w:rPr>
       </w:pPr>
       <w:proofErr w:type="spellStart"/>
       <w:r>
         <w:rPr>
           <w:color w:val="188038"/>
+          <w:lang w:val="hu-HU"/>
         </w:rPr>
         <w:t>feat</w:t>
       </w:r>
@@ -1784,20 +2024,95 @@
       <w:r>
         <w:rPr>
           <w:color w:val="188038"/>
-        </w:rPr>
-        <w:t xml:space="preserve">: </w:t>
-      </w:r>
+          <w:lang w:val="hu-HU"/>
+        </w:rPr>
+        <w:t>: Recept feltöltés, mentés, beolvasás</w:t>
+      </w:r>
+    </w:p>
+    <w:p>
+      <w:pPr>
+        <w:pStyle w:val="Listaszerbekezds"/>
+        <w:numPr>
+          <w:ilvl w:val="0"/>
+          <w:numId w:val="10"/>
+        </w:numPr>
+        <w:rPr>
+          <w:color w:val="188038"/>
+          <w:lang w:val="hu-HU"/>
+        </w:rPr>
+      </w:pPr>
       <w:proofErr w:type="spellStart"/>
       <w:r>
         <w:rPr>
           <w:color w:val="188038"/>
-        </w:rPr>
-        <w:t>implement</w:t>
+          <w:lang w:val="hu-HU"/>
+        </w:rPr>
+        <w:t>f</w:t>
+      </w:r>
+      <w:r>
+        <w:rPr>
+          <w:color w:val="188038"/>
+          <w:lang w:val="hu-HU"/>
+        </w:rPr>
+        <w:t>eat</w:t>
       </w:r>
       <w:proofErr w:type="spellEnd"/>
       <w:r>
         <w:rPr>
           <w:color w:val="188038"/>
+          <w:lang w:val="hu-HU"/>
+        </w:rPr>
+        <w:t>: Kép mappa és képek csatolása</w:t>
+      </w:r>
+    </w:p>
+    <w:p>
+      <w:pPr>
+        <w:pStyle w:val="Listaszerbekezds"/>
+        <w:numPr>
+          <w:ilvl w:val="0"/>
+          <w:numId w:val="10"/>
+        </w:numPr>
+        <w:rPr>
+          <w:color w:val="188038"/>
+          <w:lang w:val="hu-HU"/>
+        </w:rPr>
+      </w:pPr>
+      <w:r>
+        <w:rPr>
+          <w:color w:val="188038"/>
+          <w:lang w:val="hu-HU"/>
+        </w:rPr>
+        <w:t xml:space="preserve">fix: image </w:t>
+      </w:r>
+      <w:proofErr w:type="spellStart"/>
+      <w:r>
+        <w:rPr>
+          <w:color w:val="188038"/>
+          <w:lang w:val="hu-HU"/>
+        </w:rPr>
+        <w:t>rendering</w:t>
+      </w:r>
+      <w:proofErr w:type="spellEnd"/>
+      <w:r>
+        <w:rPr>
+          <w:color w:val="188038"/>
+          <w:lang w:val="hu-HU"/>
+        </w:rPr>
+        <w:t xml:space="preserve"> and file </w:t>
+      </w:r>
+      <w:proofErr w:type="spellStart"/>
+      <w:r>
+        <w:rPr>
+          <w:color w:val="188038"/>
+          <w:lang w:val="hu-HU"/>
+        </w:rPr>
+        <w:t>path</w:t>
+      </w:r>
+      <w:proofErr w:type="spellEnd"/>
+      <w:r>
+        <w:rPr>
+          <w:color w:val="188038"/>
+          <w:lang w:val="hu-HU"/>
         </w:rPr>
         <w:t xml:space="preserve"> </w:t>
       </w:r>
@@ -1805,77 +2120,53 @@
       <w:r>
         <w:rPr>
           <w:color w:val="188038"/>
-        </w:rPr>
-        <w:t>transaction</w:t>
-      </w:r>
-      <w:proofErr w:type="spellEnd"/>
-      <w:r>
-        <w:rPr>
-          <w:color w:val="188038"/>
-        </w:rPr>
-        <w:t xml:space="preserve"> </w:t>
-      </w:r>
-      <w:proofErr w:type="spellStart"/>
-      <w:r>
-        <w:rPr>
-          <w:color w:val="188038"/>
-        </w:rPr>
-        <w:t>object</w:t>
-      </w:r>
-      <w:proofErr w:type="spellEnd"/>
-      <w:r>
-        <w:rPr>
-          <w:color w:val="188038"/>
-        </w:rPr>
-        <w:t xml:space="preserve"> </w:t>
-      </w:r>
-      <w:proofErr w:type="spellStart"/>
-      <w:r>
-        <w:rPr>
-          <w:color w:val="188038"/>
-        </w:rPr>
-        <w:t>creation</w:t>
-      </w:r>
-      <w:proofErr w:type="spellEnd"/>
-      <w:r>
-        <w:rPr>
-          <w:color w:val="188038"/>
-        </w:rPr>
-        <w:t xml:space="preserve"> and DOM </w:t>
-      </w:r>
-      <w:proofErr w:type="spellStart"/>
-      <w:r>
-        <w:rPr>
-          <w:color w:val="188038"/>
-        </w:rPr>
-        <w:t>rendering</w:t>
+          <w:lang w:val="hu-HU"/>
+        </w:rPr>
+        <w:t>resolving</w:t>
       </w:r>
       <w:proofErr w:type="spellEnd"/>
     </w:p>
     <w:p>
       <w:pPr>
+        <w:pStyle w:val="Listaszerbekezds"/>
         <w:numPr>
           <w:ilvl w:val="0"/>
-          <w:numId w:val="1"/>
+          <w:numId w:val="10"/>
         </w:numPr>
-      </w:pPr>
-      <w:r>
         <w:rPr>
           <w:color w:val="188038"/>
-        </w:rPr>
-        <w:t xml:space="preserve">fix: </w:t>
-      </w:r>
+          <w:lang w:val="hu-HU"/>
+        </w:rPr>
+      </w:pPr>
       <w:proofErr w:type="spellStart"/>
       <w:r>
         <w:rPr>
           <w:color w:val="188038"/>
-        </w:rPr>
-        <w:t>validation</w:t>
+          <w:lang w:val="hu-HU"/>
+        </w:rPr>
+        <w:t>docs</w:t>
       </w:r>
       <w:proofErr w:type="spellEnd"/>
       <w:r>
         <w:rPr>
           <w:color w:val="188038"/>
+          <w:lang w:val="hu-HU"/>
+        </w:rPr>
+        <w:t xml:space="preserve">: </w:t>
+      </w:r>
+      <w:proofErr w:type="spellStart"/>
+      <w:r>
+        <w:rPr>
+          <w:color w:val="188038"/>
+          <w:lang w:val="hu-HU"/>
+        </w:rPr>
+        <w:t>complete</w:t>
+      </w:r>
+      <w:proofErr w:type="spellEnd"/>
+      <w:r>
+        <w:rPr>
+          <w:color w:val="188038"/>
+          <w:lang w:val="hu-HU"/>
         </w:rPr>
         <w:t xml:space="preserve"> </w:t>
       </w:r>
@@ -1883,13 +2174,31 @@
       <w:r>
         <w:rPr>
           <w:color w:val="188038"/>
-        </w:rPr>
-        <w:t>logic</w:t>
+          <w:lang w:val="hu-HU"/>
+        </w:rPr>
+        <w:t>user</w:t>
       </w:r>
       <w:proofErr w:type="spellEnd"/>
       <w:r>
         <w:rPr>
           <w:color w:val="188038"/>
+          <w:lang w:val="hu-HU"/>
+        </w:rPr>
+        <w:t xml:space="preserve"> and </w:t>
+      </w:r>
+      <w:proofErr w:type="spellStart"/>
+      <w:r>
+        <w:rPr>
+          <w:color w:val="188038"/>
+          <w:lang w:val="hu-HU"/>
+        </w:rPr>
+        <w:t>developer</w:t>
+      </w:r>
+      <w:proofErr w:type="spellEnd"/>
+      <w:r>
+        <w:rPr>
+          <w:color w:val="188038"/>
+          <w:lang w:val="hu-HU"/>
         </w:rPr>
         <w:t xml:space="preserve"> </w:t>
       </w:r>
@@ -1897,157 +2206,7 @@
       <w:r>
         <w:rPr>
           <w:color w:val="188038"/>
-        </w:rPr>
-        <w:t>for</w:t>
-      </w:r>
-      <w:proofErr w:type="spellEnd"/>
-      <w:r>
-        <w:rPr>
-          <w:color w:val="188038"/>
-        </w:rPr>
-        <w:t xml:space="preserve"> </w:t>
-      </w:r>
-      <w:proofErr w:type="spellStart"/>
-      <w:r>
-        <w:rPr>
-          <w:color w:val="188038"/>
-        </w:rPr>
-        <w:t>negative</w:t>
-      </w:r>
-      <w:proofErr w:type="spellEnd"/>
-      <w:r>
-        <w:rPr>
-          <w:color w:val="188038"/>
-        </w:rPr>
-        <w:t xml:space="preserve"> </w:t>
-      </w:r>
-      <w:proofErr w:type="spellStart"/>
-      <w:r>
-        <w:rPr>
-          <w:color w:val="188038"/>
-        </w:rPr>
-        <w:t>numbers</w:t>
-      </w:r>
-      <w:proofErr w:type="spellEnd"/>
-    </w:p>
-    <w:p>
-      <w:pPr>
-        <w:numPr>
-          <w:ilvl w:val="0"/>
-          <w:numId w:val="1"/>
-        </w:numPr>
-      </w:pPr>
-      <w:proofErr w:type="spellStart"/>
-      <w:r>
-        <w:rPr>
-          <w:color w:val="188038"/>
-        </w:rPr>
-        <w:t>feat</w:t>
-      </w:r>
-      <w:proofErr w:type="spellEnd"/>
-      <w:r>
-        <w:rPr>
-          <w:color w:val="188038"/>
-        </w:rPr>
-        <w:t>: add LocalSto</w:t>
-      </w:r>
-      <w:r>
-        <w:rPr>
-          <w:color w:val="188038"/>
-        </w:rPr>
-        <w:t xml:space="preserve">rage </w:t>
-      </w:r>
-      <w:proofErr w:type="spellStart"/>
-      <w:r>
-        <w:rPr>
-          <w:color w:val="188038"/>
-        </w:rPr>
-        <w:t>persistence</w:t>
-      </w:r>
-      <w:proofErr w:type="spellEnd"/>
-      <w:r>
-        <w:rPr>
-          <w:color w:val="188038"/>
-        </w:rPr>
-        <w:t xml:space="preserve"> </w:t>
-      </w:r>
-      <w:proofErr w:type="spellStart"/>
-      <w:r>
-        <w:rPr>
-          <w:color w:val="188038"/>
-        </w:rPr>
-        <w:t>functionality</w:t>
-      </w:r>
-      <w:proofErr w:type="spellEnd"/>
-    </w:p>
-    <w:p>
-      <w:pPr>
-        <w:numPr>
-          <w:ilvl w:val="0"/>
-          <w:numId w:val="1"/>
-        </w:numPr>
-        <w:spacing w:after="240"/>
-      </w:pPr>
-      <w:proofErr w:type="spellStart"/>
-      <w:r>
-        <w:rPr>
-          <w:color w:val="188038"/>
-        </w:rPr>
-        <w:t>docs</w:t>
-      </w:r>
-      <w:proofErr w:type="spellEnd"/>
-      <w:r>
-        <w:rPr>
-          <w:color w:val="188038"/>
-        </w:rPr>
-        <w:t xml:space="preserve">: </w:t>
-      </w:r>
-      <w:proofErr w:type="spellStart"/>
-      <w:r>
-        <w:rPr>
-          <w:color w:val="188038"/>
-        </w:rPr>
-        <w:t>complete</w:t>
-      </w:r>
-      <w:proofErr w:type="spellEnd"/>
-      <w:r>
-        <w:rPr>
-          <w:color w:val="188038"/>
-        </w:rPr>
-        <w:t xml:space="preserve"> </w:t>
-      </w:r>
-      <w:proofErr w:type="spellStart"/>
-      <w:r>
-        <w:rPr>
-          <w:color w:val="188038"/>
-        </w:rPr>
-        <w:t>user</w:t>
-      </w:r>
-      <w:proofErr w:type="spellEnd"/>
-      <w:r>
-        <w:rPr>
-          <w:color w:val="188038"/>
-        </w:rPr>
-        <w:t xml:space="preserve"> and </w:t>
-      </w:r>
-      <w:proofErr w:type="spellStart"/>
-      <w:r>
-        <w:rPr>
-          <w:color w:val="188038"/>
-        </w:rPr>
-        <w:t>developer</w:t>
-      </w:r>
-      <w:proofErr w:type="spellEnd"/>
-      <w:r>
-        <w:rPr>
-          <w:color w:val="188038"/>
-        </w:rPr>
-        <w:t xml:space="preserve"> </w:t>
-      </w:r>
-      <w:proofErr w:type="spellStart"/>
-      <w:r>
-        <w:rPr>
-          <w:color w:val="188038"/>
+          <w:lang w:val="hu-HU"/>
         </w:rPr>
         <w:t>documentation</w:t>
       </w:r>
@@ -2067,8 +2226,8 @@
           <w:szCs w:val="34"/>
         </w:rPr>
       </w:pPr>
-      <w:bookmarkStart w:id="11" w:name="_ptvzsj8ekv7y" w:colFirst="0" w:colLast="0"/>
-      <w:bookmarkEnd w:id="11"/>
+      <w:bookmarkStart w:id="6" w:name="_ptvzsj8ekv7y" w:colFirst="0" w:colLast="0"/>
+      <w:bookmarkEnd w:id="6"/>
       <w:r>
         <w:rPr>
           <w:b/>
@@ -2095,14 +2254,14 @@
         <w:t>(Ide illeszthető be egy kép vagy ASCII rajz a felületről)</w:t>
       </w:r>
     </w:p>
-    <w:p/>
     <w:p>
       <w:r>
         <w:rPr>
           <w:noProof/>
         </w:rPr>
+        <w:lastRenderedPageBreak/>
         <w:drawing>
-          <wp:inline distT="0" distB="0" distL="0" distR="0" wp14:anchorId="0A9FF1E3" wp14:editId="20D02876">
+          <wp:inline distT="0" distB="0" distL="0" distR="0" wp14:anchorId="5A86BB2E" wp14:editId="7DC7B530">
             <wp:extent cx="5725160" cy="3220085"/>
             <wp:effectExtent l="0" t="0" r="8890" b="0"/>
             <wp:docPr id="2" name="Kép 2"/>
@@ -2119,7 +2278,7 @@
                     </pic:cNvPicPr>
                   </pic:nvPicPr>
                   <pic:blipFill>
-                    <a:blip r:embed="rId5">
+                    <a:blip r:embed="rId6">
                       <a:extLst>
                         <a:ext uri="{28A0092B-C50C-407E-A947-70E740481C1C}">
                           <a14:useLocalDpi xmlns:a14="http://schemas.microsoft.com/office/drawing/2010/main" val="0"/>
@@ -2152,6 +2311,1340 @@
       </w:r>
     </w:p>
     <w:p/>
+    <w:p>
+      <w:pPr>
+        <w:pStyle w:val="Cmsor2"/>
+        <w:keepNext w:val="0"/>
+        <w:keepLines w:val="0"/>
+        <w:spacing w:before="0" w:after="80"/>
+        <w:rPr>
+          <w:b/>
+          <w:bCs/>
+          <w:sz w:val="34"/>
+          <w:szCs w:val="34"/>
+        </w:rPr>
+      </w:pPr>
+    </w:p>
+    <w:p>
+      <w:pPr>
+        <w:pStyle w:val="Cmsor2"/>
+        <w:keepNext w:val="0"/>
+        <w:keepLines w:val="0"/>
+        <w:spacing w:before="0" w:after="80"/>
+        <w:rPr>
+          <w:b/>
+          <w:bCs/>
+          <w:sz w:val="34"/>
+          <w:szCs w:val="34"/>
+        </w:rPr>
+      </w:pPr>
+      <w:proofErr w:type="spellStart"/>
+      <w:r>
+        <w:rPr>
+          <w:b/>
+          <w:bCs/>
+          <w:sz w:val="34"/>
+          <w:szCs w:val="34"/>
+        </w:rPr>
+        <w:t>Stakeholder</w:t>
+      </w:r>
+      <w:proofErr w:type="spellEnd"/>
+    </w:p>
+    <w:tbl>
+      <w:tblPr>
+        <w:tblW w:w="10774" w:type="dxa"/>
+        <w:tblCellSpacing w:w="15" w:type="dxa"/>
+        <w:tblInd w:w="-717" w:type="dxa"/>
+        <w:tblCellMar>
+          <w:left w:w="0" w:type="dxa"/>
+          <w:right w:w="0" w:type="dxa"/>
+        </w:tblCellMar>
+        <w:tblLook w:val="04A0" w:firstRow="1" w:lastRow="0" w:firstColumn="1" w:lastColumn="0" w:noHBand="0" w:noVBand="1"/>
+      </w:tblPr>
+      <w:tblGrid>
+        <w:gridCol w:w="2269"/>
+        <w:gridCol w:w="1417"/>
+        <w:gridCol w:w="1559"/>
+        <w:gridCol w:w="2835"/>
+        <w:gridCol w:w="2694"/>
+      </w:tblGrid>
+      <w:tr>
+        <w:trPr>
+          <w:tblHeader/>
+          <w:tblCellSpacing w:w="15" w:type="dxa"/>
+        </w:trPr>
+        <w:tc>
+          <w:tcPr>
+            <w:tcW w:w="2224" w:type="dxa"/>
+            <w:tcBorders>
+              <w:top w:val="single" w:sz="6" w:space="0" w:color="C4C7C5"/>
+              <w:left w:val="single" w:sz="6" w:space="0" w:color="C4C7C5"/>
+              <w:bottom w:val="single" w:sz="6" w:space="0" w:color="C4C7C5"/>
+              <w:right w:val="single" w:sz="6" w:space="0" w:color="C4C7C5"/>
+            </w:tcBorders>
+            <w:tcMar>
+              <w:top w:w="120" w:type="dxa"/>
+              <w:left w:w="180" w:type="dxa"/>
+              <w:bottom w:w="120" w:type="dxa"/>
+              <w:right w:w="180" w:type="dxa"/>
+            </w:tcMar>
+            <w:vAlign w:val="center"/>
+            <w:hideMark/>
+          </w:tcPr>
+          <w:p>
+            <w:pPr>
+              <w:rPr>
+                <w:sz w:val="20"/>
+                <w:szCs w:val="20"/>
+                <w:lang w:val="hu-HU"/>
+              </w:rPr>
+            </w:pPr>
+            <w:r>
+              <w:rPr>
+                <w:b/>
+                <w:bCs/>
+                <w:sz w:val="20"/>
+                <w:szCs w:val="20"/>
+                <w:lang w:val="hu-HU"/>
+              </w:rPr>
+              <w:t xml:space="preserve">Érintett / </w:t>
+            </w:r>
+            <w:proofErr w:type="spellStart"/>
+            <w:r>
+              <w:rPr>
+                <w:b/>
+                <w:bCs/>
+                <w:sz w:val="20"/>
+                <w:szCs w:val="20"/>
+                <w:lang w:val="hu-HU"/>
+              </w:rPr>
+              <w:t>Stakeholder</w:t>
+            </w:r>
+            <w:proofErr w:type="spellEnd"/>
+          </w:p>
+        </w:tc>
+        <w:tc>
+          <w:tcPr>
+            <w:tcW w:w="1387" w:type="dxa"/>
+            <w:tcBorders>
+              <w:top w:val="single" w:sz="6" w:space="0" w:color="C4C7C5"/>
+              <w:left w:val="single" w:sz="6" w:space="0" w:color="C4C7C5"/>
+              <w:bottom w:val="single" w:sz="6" w:space="0" w:color="C4C7C5"/>
+              <w:right w:val="single" w:sz="6" w:space="0" w:color="C4C7C5"/>
+            </w:tcBorders>
+            <w:tcMar>
+              <w:top w:w="120" w:type="dxa"/>
+              <w:left w:w="180" w:type="dxa"/>
+              <w:bottom w:w="120" w:type="dxa"/>
+              <w:right w:w="180" w:type="dxa"/>
+            </w:tcMar>
+            <w:vAlign w:val="center"/>
+            <w:hideMark/>
+          </w:tcPr>
+          <w:p>
+            <w:pPr>
+              <w:rPr>
+                <w:sz w:val="20"/>
+                <w:szCs w:val="20"/>
+                <w:lang w:val="hu-HU"/>
+              </w:rPr>
+            </w:pPr>
+            <w:r>
+              <w:rPr>
+                <w:b/>
+                <w:bCs/>
+                <w:sz w:val="20"/>
+                <w:szCs w:val="20"/>
+                <w:lang w:val="hu-HU"/>
+              </w:rPr>
+              <w:t>Hatalom / Befolyás</w:t>
+            </w:r>
+          </w:p>
+        </w:tc>
+        <w:tc>
+          <w:tcPr>
+            <w:tcW w:w="1529" w:type="dxa"/>
+            <w:tcBorders>
+              <w:top w:val="single" w:sz="6" w:space="0" w:color="C4C7C5"/>
+              <w:left w:val="single" w:sz="6" w:space="0" w:color="C4C7C5"/>
+              <w:bottom w:val="single" w:sz="6" w:space="0" w:color="C4C7C5"/>
+              <w:right w:val="single" w:sz="6" w:space="0" w:color="C4C7C5"/>
+            </w:tcBorders>
+            <w:tcMar>
+              <w:top w:w="120" w:type="dxa"/>
+              <w:left w:w="180" w:type="dxa"/>
+              <w:bottom w:w="120" w:type="dxa"/>
+              <w:right w:w="180" w:type="dxa"/>
+            </w:tcMar>
+            <w:vAlign w:val="center"/>
+            <w:hideMark/>
+          </w:tcPr>
+          <w:p>
+            <w:pPr>
+              <w:rPr>
+                <w:sz w:val="20"/>
+                <w:szCs w:val="20"/>
+                <w:lang w:val="hu-HU"/>
+              </w:rPr>
+            </w:pPr>
+            <w:r>
+              <w:rPr>
+                <w:b/>
+                <w:bCs/>
+                <w:sz w:val="20"/>
+                <w:szCs w:val="20"/>
+                <w:lang w:val="hu-HU"/>
+              </w:rPr>
+              <w:t>Érdekeltség</w:t>
+            </w:r>
+          </w:p>
+        </w:tc>
+        <w:tc>
+          <w:tcPr>
+            <w:tcW w:w="2805" w:type="dxa"/>
+            <w:tcBorders>
+              <w:top w:val="single" w:sz="6" w:space="0" w:color="C4C7C5"/>
+              <w:left w:val="single" w:sz="6" w:space="0" w:color="C4C7C5"/>
+              <w:bottom w:val="single" w:sz="6" w:space="0" w:color="C4C7C5"/>
+              <w:right w:val="single" w:sz="6" w:space="0" w:color="C4C7C5"/>
+            </w:tcBorders>
+            <w:tcMar>
+              <w:top w:w="120" w:type="dxa"/>
+              <w:left w:w="180" w:type="dxa"/>
+              <w:bottom w:w="120" w:type="dxa"/>
+              <w:right w:w="180" w:type="dxa"/>
+            </w:tcMar>
+            <w:vAlign w:val="center"/>
+            <w:hideMark/>
+          </w:tcPr>
+          <w:p>
+            <w:pPr>
+              <w:rPr>
+                <w:sz w:val="20"/>
+                <w:szCs w:val="20"/>
+                <w:lang w:val="hu-HU"/>
+              </w:rPr>
+            </w:pPr>
+            <w:r>
+              <w:rPr>
+                <w:b/>
+                <w:bCs/>
+                <w:sz w:val="20"/>
+                <w:szCs w:val="20"/>
+                <w:lang w:val="hu-HU"/>
+              </w:rPr>
+              <w:t>Fő elvárások &amp; Igények</w:t>
+            </w:r>
+          </w:p>
+        </w:tc>
+        <w:tc>
+          <w:tcPr>
+            <w:tcW w:w="2649" w:type="dxa"/>
+            <w:tcBorders>
+              <w:top w:val="single" w:sz="6" w:space="0" w:color="C4C7C5"/>
+              <w:left w:val="single" w:sz="6" w:space="0" w:color="C4C7C5"/>
+              <w:bottom w:val="single" w:sz="6" w:space="0" w:color="C4C7C5"/>
+              <w:right w:val="single" w:sz="6" w:space="0" w:color="C4C7C5"/>
+            </w:tcBorders>
+            <w:tcMar>
+              <w:top w:w="120" w:type="dxa"/>
+              <w:left w:w="180" w:type="dxa"/>
+              <w:bottom w:w="120" w:type="dxa"/>
+              <w:right w:w="180" w:type="dxa"/>
+            </w:tcMar>
+            <w:vAlign w:val="center"/>
+            <w:hideMark/>
+          </w:tcPr>
+          <w:p>
+            <w:pPr>
+              <w:rPr>
+                <w:sz w:val="20"/>
+                <w:szCs w:val="20"/>
+                <w:lang w:val="hu-HU"/>
+              </w:rPr>
+            </w:pPr>
+            <w:r>
+              <w:rPr>
+                <w:b/>
+                <w:bCs/>
+                <w:sz w:val="20"/>
+                <w:szCs w:val="20"/>
+                <w:lang w:val="hu-HU"/>
+              </w:rPr>
+              <w:t>Kommunikációs stratégia</w:t>
+            </w:r>
+          </w:p>
+        </w:tc>
+      </w:tr>
+      <w:tr>
+        <w:trPr>
+          <w:tblCellSpacing w:w="15" w:type="dxa"/>
+        </w:trPr>
+        <w:tc>
+          <w:tcPr>
+            <w:tcW w:w="2224" w:type="dxa"/>
+            <w:tcBorders>
+              <w:top w:val="single" w:sz="6" w:space="0" w:color="C4C7C5"/>
+              <w:left w:val="single" w:sz="6" w:space="0" w:color="C4C7C5"/>
+              <w:bottom w:val="single" w:sz="6" w:space="0" w:color="C4C7C5"/>
+              <w:right w:val="single" w:sz="6" w:space="0" w:color="C4C7C5"/>
+            </w:tcBorders>
+            <w:tcMar>
+              <w:top w:w="120" w:type="dxa"/>
+              <w:left w:w="180" w:type="dxa"/>
+              <w:bottom w:w="120" w:type="dxa"/>
+              <w:right w:w="180" w:type="dxa"/>
+            </w:tcMar>
+            <w:vAlign w:val="center"/>
+            <w:hideMark/>
+          </w:tcPr>
+          <w:p>
+            <w:pPr>
+              <w:rPr>
+                <w:sz w:val="20"/>
+                <w:szCs w:val="20"/>
+                <w:lang w:val="hu-HU"/>
+              </w:rPr>
+            </w:pPr>
+            <w:r>
+              <w:rPr>
+                <w:b/>
+                <w:bCs/>
+                <w:sz w:val="20"/>
+                <w:szCs w:val="20"/>
+                <w:lang w:val="hu-HU"/>
+              </w:rPr>
+              <w:t>Oktatók / Értékelő tanárok</w:t>
+            </w:r>
+          </w:p>
+        </w:tc>
+        <w:tc>
+          <w:tcPr>
+            <w:tcW w:w="1387" w:type="dxa"/>
+            <w:tcBorders>
+              <w:top w:val="single" w:sz="6" w:space="0" w:color="C4C7C5"/>
+              <w:left w:val="single" w:sz="6" w:space="0" w:color="C4C7C5"/>
+              <w:bottom w:val="single" w:sz="6" w:space="0" w:color="C4C7C5"/>
+              <w:right w:val="single" w:sz="6" w:space="0" w:color="C4C7C5"/>
+            </w:tcBorders>
+            <w:tcMar>
+              <w:top w:w="120" w:type="dxa"/>
+              <w:left w:w="180" w:type="dxa"/>
+              <w:bottom w:w="120" w:type="dxa"/>
+              <w:right w:w="180" w:type="dxa"/>
+            </w:tcMar>
+            <w:vAlign w:val="center"/>
+            <w:hideMark/>
+          </w:tcPr>
+          <w:p>
+            <w:pPr>
+              <w:rPr>
+                <w:sz w:val="20"/>
+                <w:szCs w:val="20"/>
+                <w:lang w:val="hu-HU"/>
+              </w:rPr>
+            </w:pPr>
+            <w:r>
+              <w:rPr>
+                <w:b/>
+                <w:bCs/>
+                <w:sz w:val="20"/>
+                <w:szCs w:val="20"/>
+                <w:lang w:val="hu-HU"/>
+              </w:rPr>
+              <w:t>Magas</w:t>
+            </w:r>
+          </w:p>
+        </w:tc>
+        <w:tc>
+          <w:tcPr>
+            <w:tcW w:w="1529" w:type="dxa"/>
+            <w:tcBorders>
+              <w:top w:val="single" w:sz="6" w:space="0" w:color="C4C7C5"/>
+              <w:left w:val="single" w:sz="6" w:space="0" w:color="C4C7C5"/>
+              <w:bottom w:val="single" w:sz="6" w:space="0" w:color="C4C7C5"/>
+              <w:right w:val="single" w:sz="6" w:space="0" w:color="C4C7C5"/>
+            </w:tcBorders>
+            <w:tcMar>
+              <w:top w:w="120" w:type="dxa"/>
+              <w:left w:w="180" w:type="dxa"/>
+              <w:bottom w:w="120" w:type="dxa"/>
+              <w:right w:w="180" w:type="dxa"/>
+            </w:tcMar>
+            <w:vAlign w:val="center"/>
+            <w:hideMark/>
+          </w:tcPr>
+          <w:p>
+            <w:pPr>
+              <w:rPr>
+                <w:sz w:val="20"/>
+                <w:szCs w:val="20"/>
+                <w:lang w:val="hu-HU"/>
+              </w:rPr>
+            </w:pPr>
+            <w:r>
+              <w:rPr>
+                <w:b/>
+                <w:bCs/>
+                <w:sz w:val="20"/>
+                <w:szCs w:val="20"/>
+                <w:lang w:val="hu-HU"/>
+              </w:rPr>
+              <w:t>Magas</w:t>
+            </w:r>
+          </w:p>
+        </w:tc>
+        <w:tc>
+          <w:tcPr>
+            <w:tcW w:w="2805" w:type="dxa"/>
+            <w:tcBorders>
+              <w:top w:val="single" w:sz="6" w:space="0" w:color="C4C7C5"/>
+              <w:left w:val="single" w:sz="6" w:space="0" w:color="C4C7C5"/>
+              <w:bottom w:val="single" w:sz="6" w:space="0" w:color="C4C7C5"/>
+              <w:right w:val="single" w:sz="6" w:space="0" w:color="C4C7C5"/>
+            </w:tcBorders>
+            <w:tcMar>
+              <w:top w:w="120" w:type="dxa"/>
+              <w:left w:w="180" w:type="dxa"/>
+              <w:bottom w:w="120" w:type="dxa"/>
+              <w:right w:w="180" w:type="dxa"/>
+            </w:tcMar>
+            <w:vAlign w:val="center"/>
+            <w:hideMark/>
+          </w:tcPr>
+          <w:p>
+            <w:pPr>
+              <w:rPr>
+                <w:sz w:val="20"/>
+                <w:szCs w:val="20"/>
+                <w:lang w:val="hu-HU"/>
+              </w:rPr>
+            </w:pPr>
+            <w:r>
+              <w:rPr>
+                <w:sz w:val="20"/>
+                <w:szCs w:val="20"/>
+                <w:lang w:val="hu-HU"/>
+              </w:rPr>
+              <w:t xml:space="preserve">Tiszta kódstruktúra, határidők betartása, működő </w:t>
+            </w:r>
+            <w:proofErr w:type="spellStart"/>
+            <w:r>
+              <w:rPr>
+                <w:sz w:val="20"/>
+                <w:szCs w:val="20"/>
+                <w:lang w:val="hu-HU"/>
+              </w:rPr>
+              <w:t>Git</w:t>
+            </w:r>
+            <w:proofErr w:type="spellEnd"/>
+            <w:r>
+              <w:rPr>
+                <w:sz w:val="20"/>
+                <w:szCs w:val="20"/>
+                <w:lang w:val="hu-HU"/>
+              </w:rPr>
+              <w:t xml:space="preserve"> </w:t>
+            </w:r>
+            <w:proofErr w:type="spellStart"/>
+            <w:r>
+              <w:rPr>
+                <w:sz w:val="20"/>
+                <w:szCs w:val="20"/>
+                <w:lang w:val="hu-HU"/>
+              </w:rPr>
+              <w:t>workflow</w:t>
+            </w:r>
+            <w:proofErr w:type="spellEnd"/>
+            <w:r>
+              <w:rPr>
+                <w:sz w:val="20"/>
+                <w:szCs w:val="20"/>
+                <w:lang w:val="hu-HU"/>
+              </w:rPr>
+              <w:t>, dokumentáció és sikeres projektbemutató.</w:t>
+            </w:r>
+          </w:p>
+        </w:tc>
+        <w:tc>
+          <w:tcPr>
+            <w:tcW w:w="2649" w:type="dxa"/>
+            <w:tcBorders>
+              <w:top w:val="single" w:sz="6" w:space="0" w:color="C4C7C5"/>
+              <w:left w:val="single" w:sz="6" w:space="0" w:color="C4C7C5"/>
+              <w:bottom w:val="single" w:sz="6" w:space="0" w:color="C4C7C5"/>
+              <w:right w:val="single" w:sz="6" w:space="0" w:color="C4C7C5"/>
+            </w:tcBorders>
+            <w:tcMar>
+              <w:top w:w="120" w:type="dxa"/>
+              <w:left w:w="180" w:type="dxa"/>
+              <w:bottom w:w="120" w:type="dxa"/>
+              <w:right w:w="180" w:type="dxa"/>
+            </w:tcMar>
+            <w:vAlign w:val="center"/>
+            <w:hideMark/>
+          </w:tcPr>
+          <w:p>
+            <w:pPr>
+              <w:rPr>
+                <w:sz w:val="20"/>
+                <w:szCs w:val="20"/>
+                <w:lang w:val="hu-HU"/>
+              </w:rPr>
+            </w:pPr>
+            <w:r>
+              <w:rPr>
+                <w:b/>
+                <w:bCs/>
+                <w:sz w:val="20"/>
+                <w:szCs w:val="20"/>
+                <w:lang w:val="hu-HU"/>
+              </w:rPr>
+              <w:t>Szoros együttműködés:</w:t>
+            </w:r>
+            <w:r>
+              <w:rPr>
+                <w:sz w:val="20"/>
+                <w:szCs w:val="20"/>
+                <w:lang w:val="hu-HU"/>
+              </w:rPr>
+              <w:t xml:space="preserve"> Rendszeres mérföldkő-beszámolók, véleménykérés, bemutató előkészítése.</w:t>
+            </w:r>
+          </w:p>
+        </w:tc>
+      </w:tr>
+      <w:tr>
+        <w:trPr>
+          <w:tblCellSpacing w:w="15" w:type="dxa"/>
+        </w:trPr>
+        <w:tc>
+          <w:tcPr>
+            <w:tcW w:w="2224" w:type="dxa"/>
+            <w:tcBorders>
+              <w:top w:val="single" w:sz="6" w:space="0" w:color="C4C7C5"/>
+              <w:left w:val="single" w:sz="6" w:space="0" w:color="C4C7C5"/>
+              <w:bottom w:val="single" w:sz="6" w:space="0" w:color="C4C7C5"/>
+              <w:right w:val="single" w:sz="6" w:space="0" w:color="C4C7C5"/>
+            </w:tcBorders>
+            <w:tcMar>
+              <w:top w:w="120" w:type="dxa"/>
+              <w:left w:w="180" w:type="dxa"/>
+              <w:bottom w:w="120" w:type="dxa"/>
+              <w:right w:w="180" w:type="dxa"/>
+            </w:tcMar>
+            <w:vAlign w:val="center"/>
+            <w:hideMark/>
+          </w:tcPr>
+          <w:p>
+            <w:pPr>
+              <w:rPr>
+                <w:sz w:val="20"/>
+                <w:szCs w:val="20"/>
+                <w:lang w:val="hu-HU"/>
+              </w:rPr>
+            </w:pPr>
+            <w:r>
+              <w:rPr>
+                <w:b/>
+                <w:bCs/>
+                <w:sz w:val="20"/>
+                <w:szCs w:val="20"/>
+                <w:lang w:val="hu-HU"/>
+              </w:rPr>
+              <w:t>Fejlesztőcsapat</w:t>
+            </w:r>
+          </w:p>
+        </w:tc>
+        <w:tc>
+          <w:tcPr>
+            <w:tcW w:w="1387" w:type="dxa"/>
+            <w:tcBorders>
+              <w:top w:val="single" w:sz="6" w:space="0" w:color="C4C7C5"/>
+              <w:left w:val="single" w:sz="6" w:space="0" w:color="C4C7C5"/>
+              <w:bottom w:val="single" w:sz="6" w:space="0" w:color="C4C7C5"/>
+              <w:right w:val="single" w:sz="6" w:space="0" w:color="C4C7C5"/>
+            </w:tcBorders>
+            <w:tcMar>
+              <w:top w:w="120" w:type="dxa"/>
+              <w:left w:w="180" w:type="dxa"/>
+              <w:bottom w:w="120" w:type="dxa"/>
+              <w:right w:w="180" w:type="dxa"/>
+            </w:tcMar>
+            <w:vAlign w:val="center"/>
+            <w:hideMark/>
+          </w:tcPr>
+          <w:p>
+            <w:pPr>
+              <w:rPr>
+                <w:sz w:val="20"/>
+                <w:szCs w:val="20"/>
+                <w:lang w:val="hu-HU"/>
+              </w:rPr>
+            </w:pPr>
+            <w:r>
+              <w:rPr>
+                <w:b/>
+                <w:bCs/>
+                <w:sz w:val="20"/>
+                <w:szCs w:val="20"/>
+                <w:lang w:val="hu-HU"/>
+              </w:rPr>
+              <w:t>Magas</w:t>
+            </w:r>
+          </w:p>
+        </w:tc>
+        <w:tc>
+          <w:tcPr>
+            <w:tcW w:w="1529" w:type="dxa"/>
+            <w:tcBorders>
+              <w:top w:val="single" w:sz="6" w:space="0" w:color="C4C7C5"/>
+              <w:left w:val="single" w:sz="6" w:space="0" w:color="C4C7C5"/>
+              <w:bottom w:val="single" w:sz="6" w:space="0" w:color="C4C7C5"/>
+              <w:right w:val="single" w:sz="6" w:space="0" w:color="C4C7C5"/>
+            </w:tcBorders>
+            <w:tcMar>
+              <w:top w:w="120" w:type="dxa"/>
+              <w:left w:w="180" w:type="dxa"/>
+              <w:bottom w:w="120" w:type="dxa"/>
+              <w:right w:w="180" w:type="dxa"/>
+            </w:tcMar>
+            <w:vAlign w:val="center"/>
+            <w:hideMark/>
+          </w:tcPr>
+          <w:p>
+            <w:pPr>
+              <w:rPr>
+                <w:sz w:val="20"/>
+                <w:szCs w:val="20"/>
+                <w:lang w:val="hu-HU"/>
+              </w:rPr>
+            </w:pPr>
+            <w:r>
+              <w:rPr>
+                <w:b/>
+                <w:bCs/>
+                <w:sz w:val="20"/>
+                <w:szCs w:val="20"/>
+                <w:lang w:val="hu-HU"/>
+              </w:rPr>
+              <w:t>Magas</w:t>
+            </w:r>
+          </w:p>
+        </w:tc>
+        <w:tc>
+          <w:tcPr>
+            <w:tcW w:w="2805" w:type="dxa"/>
+            <w:tcBorders>
+              <w:top w:val="single" w:sz="6" w:space="0" w:color="C4C7C5"/>
+              <w:left w:val="single" w:sz="6" w:space="0" w:color="C4C7C5"/>
+              <w:bottom w:val="single" w:sz="6" w:space="0" w:color="C4C7C5"/>
+              <w:right w:val="single" w:sz="6" w:space="0" w:color="C4C7C5"/>
+            </w:tcBorders>
+            <w:tcMar>
+              <w:top w:w="120" w:type="dxa"/>
+              <w:left w:w="180" w:type="dxa"/>
+              <w:bottom w:w="120" w:type="dxa"/>
+              <w:right w:w="180" w:type="dxa"/>
+            </w:tcMar>
+            <w:vAlign w:val="center"/>
+            <w:hideMark/>
+          </w:tcPr>
+          <w:p>
+            <w:pPr>
+              <w:rPr>
+                <w:sz w:val="20"/>
+                <w:szCs w:val="20"/>
+                <w:lang w:val="hu-HU"/>
+              </w:rPr>
+            </w:pPr>
+            <w:r>
+              <w:rPr>
+                <w:sz w:val="20"/>
+                <w:szCs w:val="20"/>
+                <w:lang w:val="hu-HU"/>
+              </w:rPr>
+              <w:t xml:space="preserve">Egyértelmű feladatosztás, átlátható </w:t>
+            </w:r>
+            <w:proofErr w:type="spellStart"/>
+            <w:r>
+              <w:rPr>
+                <w:sz w:val="20"/>
+                <w:szCs w:val="20"/>
+                <w:lang w:val="hu-HU"/>
+              </w:rPr>
+              <w:t>Git</w:t>
+            </w:r>
+            <w:proofErr w:type="spellEnd"/>
+            <w:r>
+              <w:rPr>
+                <w:sz w:val="20"/>
+                <w:szCs w:val="20"/>
+                <w:lang w:val="hu-HU"/>
+              </w:rPr>
+              <w:t xml:space="preserve"> ágkezelés, konfliktusmentes </w:t>
+            </w:r>
+            <w:proofErr w:type="spellStart"/>
+            <w:r>
+              <w:rPr>
+                <w:sz w:val="20"/>
+                <w:szCs w:val="20"/>
+                <w:lang w:val="hu-HU"/>
+              </w:rPr>
+              <w:t>merge-ök</w:t>
+            </w:r>
+            <w:proofErr w:type="spellEnd"/>
+            <w:r>
+              <w:rPr>
+                <w:sz w:val="20"/>
+                <w:szCs w:val="20"/>
+                <w:lang w:val="hu-HU"/>
+              </w:rPr>
+              <w:t>, zökkenőmentes közös munka.</w:t>
+            </w:r>
+          </w:p>
+        </w:tc>
+        <w:tc>
+          <w:tcPr>
+            <w:tcW w:w="2649" w:type="dxa"/>
+            <w:tcBorders>
+              <w:top w:val="single" w:sz="6" w:space="0" w:color="C4C7C5"/>
+              <w:left w:val="single" w:sz="6" w:space="0" w:color="C4C7C5"/>
+              <w:bottom w:val="single" w:sz="6" w:space="0" w:color="C4C7C5"/>
+              <w:right w:val="single" w:sz="6" w:space="0" w:color="C4C7C5"/>
+            </w:tcBorders>
+            <w:tcMar>
+              <w:top w:w="120" w:type="dxa"/>
+              <w:left w:w="180" w:type="dxa"/>
+              <w:bottom w:w="120" w:type="dxa"/>
+              <w:right w:w="180" w:type="dxa"/>
+            </w:tcMar>
+            <w:vAlign w:val="center"/>
+            <w:hideMark/>
+          </w:tcPr>
+          <w:p>
+            <w:pPr>
+              <w:rPr>
+                <w:sz w:val="20"/>
+                <w:szCs w:val="20"/>
+                <w:lang w:val="hu-HU"/>
+              </w:rPr>
+            </w:pPr>
+            <w:r>
+              <w:rPr>
+                <w:b/>
+                <w:bCs/>
+                <w:sz w:val="20"/>
+                <w:szCs w:val="20"/>
+                <w:lang w:val="hu-HU"/>
+              </w:rPr>
+              <w:t>Folyamatos kapcsolat:</w:t>
+            </w:r>
+            <w:r>
+              <w:rPr>
+                <w:sz w:val="20"/>
+                <w:szCs w:val="20"/>
+                <w:lang w:val="hu-HU"/>
+              </w:rPr>
+              <w:t xml:space="preserve"> Napi/heti </w:t>
+            </w:r>
+            <w:proofErr w:type="spellStart"/>
+            <w:r>
+              <w:rPr>
+                <w:sz w:val="20"/>
+                <w:szCs w:val="20"/>
+                <w:lang w:val="hu-HU"/>
+              </w:rPr>
+              <w:t>standupok</w:t>
+            </w:r>
+            <w:proofErr w:type="spellEnd"/>
+            <w:r>
+              <w:rPr>
+                <w:sz w:val="20"/>
+                <w:szCs w:val="20"/>
+                <w:lang w:val="hu-HU"/>
+              </w:rPr>
+              <w:t xml:space="preserve">, </w:t>
+            </w:r>
+            <w:proofErr w:type="spellStart"/>
+            <w:r>
+              <w:rPr>
+                <w:sz w:val="20"/>
+                <w:szCs w:val="20"/>
+                <w:lang w:val="hu-HU"/>
+              </w:rPr>
+              <w:t>Pull</w:t>
+            </w:r>
+            <w:proofErr w:type="spellEnd"/>
+            <w:r>
+              <w:rPr>
+                <w:sz w:val="20"/>
+                <w:szCs w:val="20"/>
+                <w:lang w:val="hu-HU"/>
+              </w:rPr>
+              <w:t xml:space="preserve"> </w:t>
+            </w:r>
+            <w:proofErr w:type="spellStart"/>
+            <w:r>
+              <w:rPr>
+                <w:sz w:val="20"/>
+                <w:szCs w:val="20"/>
+                <w:lang w:val="hu-HU"/>
+              </w:rPr>
+              <w:t>Request</w:t>
+            </w:r>
+            <w:proofErr w:type="spellEnd"/>
+            <w:r>
+              <w:rPr>
+                <w:sz w:val="20"/>
+                <w:szCs w:val="20"/>
+                <w:lang w:val="hu-HU"/>
+              </w:rPr>
+              <w:t xml:space="preserve"> </w:t>
+            </w:r>
+            <w:proofErr w:type="spellStart"/>
+            <w:r>
+              <w:rPr>
+                <w:sz w:val="20"/>
+                <w:szCs w:val="20"/>
+                <w:lang w:val="hu-HU"/>
+              </w:rPr>
+              <w:t>review</w:t>
+            </w:r>
+            <w:proofErr w:type="spellEnd"/>
+            <w:r>
+              <w:rPr>
+                <w:sz w:val="20"/>
+                <w:szCs w:val="20"/>
+                <w:lang w:val="hu-HU"/>
+              </w:rPr>
+              <w:t>-k, azonnali akadálymentesítés.</w:t>
+            </w:r>
+          </w:p>
+        </w:tc>
+      </w:tr>
+      <w:tr>
+        <w:trPr>
+          <w:tblCellSpacing w:w="15" w:type="dxa"/>
+        </w:trPr>
+        <w:tc>
+          <w:tcPr>
+            <w:tcW w:w="2224" w:type="dxa"/>
+            <w:tcBorders>
+              <w:top w:val="single" w:sz="6" w:space="0" w:color="C4C7C5"/>
+              <w:left w:val="single" w:sz="6" w:space="0" w:color="C4C7C5"/>
+              <w:bottom w:val="single" w:sz="6" w:space="0" w:color="C4C7C5"/>
+              <w:right w:val="single" w:sz="6" w:space="0" w:color="C4C7C5"/>
+            </w:tcBorders>
+            <w:tcMar>
+              <w:top w:w="120" w:type="dxa"/>
+              <w:left w:w="180" w:type="dxa"/>
+              <w:bottom w:w="120" w:type="dxa"/>
+              <w:right w:w="180" w:type="dxa"/>
+            </w:tcMar>
+            <w:vAlign w:val="center"/>
+            <w:hideMark/>
+          </w:tcPr>
+          <w:p>
+            <w:pPr>
+              <w:rPr>
+                <w:sz w:val="20"/>
+                <w:szCs w:val="20"/>
+                <w:lang w:val="hu-HU"/>
+              </w:rPr>
+            </w:pPr>
+            <w:r>
+              <w:rPr>
+                <w:b/>
+                <w:bCs/>
+                <w:sz w:val="20"/>
+                <w:szCs w:val="20"/>
+                <w:lang w:val="hu-HU"/>
+              </w:rPr>
+              <w:t>Végfelhasználók</w:t>
+            </w:r>
+            <w:r>
+              <w:rPr>
+                <w:sz w:val="20"/>
+                <w:szCs w:val="20"/>
+                <w:lang w:val="hu-HU"/>
+              </w:rPr>
+              <w:t xml:space="preserve"> </w:t>
+            </w:r>
+            <w:r>
+              <w:rPr>
+                <w:i/>
+                <w:iCs/>
+                <w:sz w:val="20"/>
+                <w:szCs w:val="20"/>
+                <w:lang w:val="hu-HU"/>
+              </w:rPr>
+              <w:t>(A receptalkalmazás használói)</w:t>
+            </w:r>
+          </w:p>
+        </w:tc>
+        <w:tc>
+          <w:tcPr>
+            <w:tcW w:w="1387" w:type="dxa"/>
+            <w:tcBorders>
+              <w:top w:val="single" w:sz="6" w:space="0" w:color="C4C7C5"/>
+              <w:left w:val="single" w:sz="6" w:space="0" w:color="C4C7C5"/>
+              <w:bottom w:val="single" w:sz="6" w:space="0" w:color="C4C7C5"/>
+              <w:right w:val="single" w:sz="6" w:space="0" w:color="C4C7C5"/>
+            </w:tcBorders>
+            <w:tcMar>
+              <w:top w:w="120" w:type="dxa"/>
+              <w:left w:w="180" w:type="dxa"/>
+              <w:bottom w:w="120" w:type="dxa"/>
+              <w:right w:w="180" w:type="dxa"/>
+            </w:tcMar>
+            <w:vAlign w:val="center"/>
+            <w:hideMark/>
+          </w:tcPr>
+          <w:p>
+            <w:pPr>
+              <w:rPr>
+                <w:sz w:val="20"/>
+                <w:szCs w:val="20"/>
+                <w:lang w:val="hu-HU"/>
+              </w:rPr>
+            </w:pPr>
+            <w:r>
+              <w:rPr>
+                <w:b/>
+                <w:bCs/>
+                <w:sz w:val="20"/>
+                <w:szCs w:val="20"/>
+                <w:lang w:val="hu-HU"/>
+              </w:rPr>
+              <w:t>Alacsony</w:t>
+            </w:r>
+          </w:p>
+        </w:tc>
+        <w:tc>
+          <w:tcPr>
+            <w:tcW w:w="1529" w:type="dxa"/>
+            <w:tcBorders>
+              <w:top w:val="single" w:sz="6" w:space="0" w:color="C4C7C5"/>
+              <w:left w:val="single" w:sz="6" w:space="0" w:color="C4C7C5"/>
+              <w:bottom w:val="single" w:sz="6" w:space="0" w:color="C4C7C5"/>
+              <w:right w:val="single" w:sz="6" w:space="0" w:color="C4C7C5"/>
+            </w:tcBorders>
+            <w:tcMar>
+              <w:top w:w="120" w:type="dxa"/>
+              <w:left w:w="180" w:type="dxa"/>
+              <w:bottom w:w="120" w:type="dxa"/>
+              <w:right w:w="180" w:type="dxa"/>
+            </w:tcMar>
+            <w:vAlign w:val="center"/>
+            <w:hideMark/>
+          </w:tcPr>
+          <w:p>
+            <w:pPr>
+              <w:rPr>
+                <w:sz w:val="20"/>
+                <w:szCs w:val="20"/>
+                <w:lang w:val="hu-HU"/>
+              </w:rPr>
+            </w:pPr>
+            <w:r>
+              <w:rPr>
+                <w:b/>
+                <w:bCs/>
+                <w:sz w:val="20"/>
+                <w:szCs w:val="20"/>
+                <w:lang w:val="hu-HU"/>
+              </w:rPr>
+              <w:t>Magas</w:t>
+            </w:r>
+          </w:p>
+        </w:tc>
+        <w:tc>
+          <w:tcPr>
+            <w:tcW w:w="2805" w:type="dxa"/>
+            <w:tcBorders>
+              <w:top w:val="single" w:sz="6" w:space="0" w:color="C4C7C5"/>
+              <w:left w:val="single" w:sz="6" w:space="0" w:color="C4C7C5"/>
+              <w:bottom w:val="single" w:sz="6" w:space="0" w:color="C4C7C5"/>
+              <w:right w:val="single" w:sz="6" w:space="0" w:color="C4C7C5"/>
+            </w:tcBorders>
+            <w:tcMar>
+              <w:top w:w="120" w:type="dxa"/>
+              <w:left w:w="180" w:type="dxa"/>
+              <w:bottom w:w="120" w:type="dxa"/>
+              <w:right w:w="180" w:type="dxa"/>
+            </w:tcMar>
+            <w:vAlign w:val="center"/>
+            <w:hideMark/>
+          </w:tcPr>
+          <w:p>
+            <w:pPr>
+              <w:rPr>
+                <w:sz w:val="20"/>
+                <w:szCs w:val="20"/>
+                <w:lang w:val="hu-HU"/>
+              </w:rPr>
+            </w:pPr>
+            <w:r>
+              <w:rPr>
+                <w:sz w:val="20"/>
+                <w:szCs w:val="20"/>
+                <w:lang w:val="hu-HU"/>
+              </w:rPr>
+              <w:t>Könnyen kezelhető felület (UI/UX), gyors receptkeresés, képek gyors betöltése, hibamentes mentés és beolvasás.</w:t>
+            </w:r>
+          </w:p>
+        </w:tc>
+        <w:tc>
+          <w:tcPr>
+            <w:tcW w:w="2649" w:type="dxa"/>
+            <w:tcBorders>
+              <w:top w:val="single" w:sz="6" w:space="0" w:color="C4C7C5"/>
+              <w:left w:val="single" w:sz="6" w:space="0" w:color="C4C7C5"/>
+              <w:bottom w:val="single" w:sz="6" w:space="0" w:color="C4C7C5"/>
+              <w:right w:val="single" w:sz="6" w:space="0" w:color="C4C7C5"/>
+            </w:tcBorders>
+            <w:tcMar>
+              <w:top w:w="120" w:type="dxa"/>
+              <w:left w:w="180" w:type="dxa"/>
+              <w:bottom w:w="120" w:type="dxa"/>
+              <w:right w:w="180" w:type="dxa"/>
+            </w:tcMar>
+            <w:vAlign w:val="center"/>
+            <w:hideMark/>
+          </w:tcPr>
+          <w:p>
+            <w:pPr>
+              <w:rPr>
+                <w:sz w:val="20"/>
+                <w:szCs w:val="20"/>
+                <w:lang w:val="hu-HU"/>
+              </w:rPr>
+            </w:pPr>
+            <w:r>
+              <w:rPr>
+                <w:b/>
+                <w:bCs/>
+                <w:sz w:val="20"/>
+                <w:szCs w:val="20"/>
+                <w:lang w:val="hu-HU"/>
+              </w:rPr>
+              <w:t>Tájékoztatás / Tesztelés:</w:t>
+            </w:r>
+            <w:r>
+              <w:rPr>
+                <w:sz w:val="20"/>
+                <w:szCs w:val="20"/>
+                <w:lang w:val="hu-HU"/>
+              </w:rPr>
+              <w:t xml:space="preserve"> Felhasználói tesztelés (érzésre és használhatóságra), visszajelzések beépítése.</w:t>
+            </w:r>
+          </w:p>
+        </w:tc>
+      </w:tr>
+      <w:tr>
+        <w:trPr>
+          <w:tblCellSpacing w:w="15" w:type="dxa"/>
+        </w:trPr>
+        <w:tc>
+          <w:tcPr>
+            <w:tcW w:w="2224" w:type="dxa"/>
+            <w:tcBorders>
+              <w:top w:val="single" w:sz="6" w:space="0" w:color="C4C7C5"/>
+              <w:left w:val="single" w:sz="6" w:space="0" w:color="C4C7C5"/>
+              <w:bottom w:val="single" w:sz="6" w:space="0" w:color="C4C7C5"/>
+              <w:right w:val="single" w:sz="6" w:space="0" w:color="C4C7C5"/>
+            </w:tcBorders>
+            <w:tcMar>
+              <w:top w:w="120" w:type="dxa"/>
+              <w:left w:w="180" w:type="dxa"/>
+              <w:bottom w:w="120" w:type="dxa"/>
+              <w:right w:w="180" w:type="dxa"/>
+            </w:tcMar>
+            <w:vAlign w:val="center"/>
+            <w:hideMark/>
+          </w:tcPr>
+          <w:p>
+            <w:pPr>
+              <w:rPr>
+                <w:sz w:val="20"/>
+                <w:szCs w:val="20"/>
+                <w:lang w:val="hu-HU"/>
+              </w:rPr>
+            </w:pPr>
+            <w:r>
+              <w:rPr>
+                <w:b/>
+                <w:bCs/>
+                <w:sz w:val="20"/>
+                <w:szCs w:val="20"/>
+                <w:lang w:val="hu-HU"/>
+              </w:rPr>
+              <w:t xml:space="preserve">Üzemeltető / </w:t>
+            </w:r>
+            <w:proofErr w:type="spellStart"/>
+            <w:r>
+              <w:rPr>
+                <w:b/>
+                <w:bCs/>
+                <w:sz w:val="20"/>
+                <w:szCs w:val="20"/>
+                <w:lang w:val="hu-HU"/>
+              </w:rPr>
+              <w:t>Host</w:t>
+            </w:r>
+            <w:proofErr w:type="spellEnd"/>
+            <w:r>
+              <w:rPr>
+                <w:b/>
+                <w:bCs/>
+                <w:sz w:val="20"/>
+                <w:szCs w:val="20"/>
+                <w:lang w:val="hu-HU"/>
+              </w:rPr>
+              <w:t xml:space="preserve"> szerviz</w:t>
+            </w:r>
+            <w:r>
+              <w:rPr>
+                <w:sz w:val="20"/>
+                <w:szCs w:val="20"/>
+                <w:lang w:val="hu-HU"/>
+              </w:rPr>
+              <w:t xml:space="preserve"> </w:t>
+            </w:r>
+            <w:r>
+              <w:rPr>
+                <w:i/>
+                <w:iCs/>
+                <w:sz w:val="20"/>
+                <w:szCs w:val="20"/>
+                <w:lang w:val="hu-HU"/>
+              </w:rPr>
+              <w:t xml:space="preserve">(GitHub </w:t>
+            </w:r>
+            <w:proofErr w:type="spellStart"/>
+            <w:r>
+              <w:rPr>
+                <w:i/>
+                <w:iCs/>
+                <w:sz w:val="20"/>
+                <w:szCs w:val="20"/>
+                <w:lang w:val="hu-HU"/>
+              </w:rPr>
+              <w:lastRenderedPageBreak/>
+              <w:t>Pages</w:t>
+            </w:r>
+            <w:proofErr w:type="spellEnd"/>
+            <w:r>
+              <w:rPr>
+                <w:i/>
+                <w:iCs/>
+                <w:sz w:val="20"/>
+                <w:szCs w:val="20"/>
+                <w:lang w:val="hu-HU"/>
+              </w:rPr>
+              <w:t xml:space="preserve"> / Szerviz szolgáltató)</w:t>
+            </w:r>
+          </w:p>
+        </w:tc>
+        <w:tc>
+          <w:tcPr>
+            <w:tcW w:w="1387" w:type="dxa"/>
+            <w:tcBorders>
+              <w:top w:val="single" w:sz="6" w:space="0" w:color="C4C7C5"/>
+              <w:left w:val="single" w:sz="6" w:space="0" w:color="C4C7C5"/>
+              <w:bottom w:val="single" w:sz="6" w:space="0" w:color="C4C7C5"/>
+              <w:right w:val="single" w:sz="6" w:space="0" w:color="C4C7C5"/>
+            </w:tcBorders>
+            <w:tcMar>
+              <w:top w:w="120" w:type="dxa"/>
+              <w:left w:w="180" w:type="dxa"/>
+              <w:bottom w:w="120" w:type="dxa"/>
+              <w:right w:w="180" w:type="dxa"/>
+            </w:tcMar>
+            <w:vAlign w:val="center"/>
+            <w:hideMark/>
+          </w:tcPr>
+          <w:p>
+            <w:pPr>
+              <w:rPr>
+                <w:sz w:val="20"/>
+                <w:szCs w:val="20"/>
+                <w:lang w:val="hu-HU"/>
+              </w:rPr>
+            </w:pPr>
+            <w:r>
+              <w:rPr>
+                <w:b/>
+                <w:bCs/>
+                <w:sz w:val="20"/>
+                <w:szCs w:val="20"/>
+                <w:lang w:val="hu-HU"/>
+              </w:rPr>
+              <w:lastRenderedPageBreak/>
+              <w:t>Alacsony</w:t>
+            </w:r>
+          </w:p>
+        </w:tc>
+        <w:tc>
+          <w:tcPr>
+            <w:tcW w:w="1529" w:type="dxa"/>
+            <w:tcBorders>
+              <w:top w:val="single" w:sz="6" w:space="0" w:color="C4C7C5"/>
+              <w:left w:val="single" w:sz="6" w:space="0" w:color="C4C7C5"/>
+              <w:bottom w:val="single" w:sz="6" w:space="0" w:color="C4C7C5"/>
+              <w:right w:val="single" w:sz="6" w:space="0" w:color="C4C7C5"/>
+            </w:tcBorders>
+            <w:tcMar>
+              <w:top w:w="120" w:type="dxa"/>
+              <w:left w:w="180" w:type="dxa"/>
+              <w:bottom w:w="120" w:type="dxa"/>
+              <w:right w:w="180" w:type="dxa"/>
+            </w:tcMar>
+            <w:vAlign w:val="center"/>
+            <w:hideMark/>
+          </w:tcPr>
+          <w:p>
+            <w:pPr>
+              <w:rPr>
+                <w:sz w:val="20"/>
+                <w:szCs w:val="20"/>
+                <w:lang w:val="hu-HU"/>
+              </w:rPr>
+            </w:pPr>
+            <w:r>
+              <w:rPr>
+                <w:b/>
+                <w:bCs/>
+                <w:sz w:val="20"/>
+                <w:szCs w:val="20"/>
+                <w:lang w:val="hu-HU"/>
+              </w:rPr>
+              <w:t>Alacsony</w:t>
+            </w:r>
+          </w:p>
+        </w:tc>
+        <w:tc>
+          <w:tcPr>
+            <w:tcW w:w="2805" w:type="dxa"/>
+            <w:tcBorders>
+              <w:top w:val="single" w:sz="6" w:space="0" w:color="C4C7C5"/>
+              <w:left w:val="single" w:sz="6" w:space="0" w:color="C4C7C5"/>
+              <w:bottom w:val="single" w:sz="6" w:space="0" w:color="C4C7C5"/>
+              <w:right w:val="single" w:sz="6" w:space="0" w:color="C4C7C5"/>
+            </w:tcBorders>
+            <w:tcMar>
+              <w:top w:w="120" w:type="dxa"/>
+              <w:left w:w="180" w:type="dxa"/>
+              <w:bottom w:w="120" w:type="dxa"/>
+              <w:right w:w="180" w:type="dxa"/>
+            </w:tcMar>
+            <w:vAlign w:val="center"/>
+            <w:hideMark/>
+          </w:tcPr>
+          <w:p>
+            <w:pPr>
+              <w:rPr>
+                <w:sz w:val="20"/>
+                <w:szCs w:val="20"/>
+                <w:lang w:val="hu-HU"/>
+              </w:rPr>
+            </w:pPr>
+            <w:r>
+              <w:rPr>
+                <w:sz w:val="20"/>
+                <w:szCs w:val="20"/>
+                <w:lang w:val="hu-HU"/>
+              </w:rPr>
+              <w:t xml:space="preserve">Szabványos fájlstruktúra, érvényes statikus/dinamikus </w:t>
+            </w:r>
+            <w:r>
+              <w:rPr>
+                <w:sz w:val="20"/>
+                <w:szCs w:val="20"/>
+                <w:lang w:val="hu-HU"/>
+              </w:rPr>
+              <w:lastRenderedPageBreak/>
+              <w:t>erőforrások, megfelelő tárhely- és sávszélesség-használat.</w:t>
+            </w:r>
+          </w:p>
+        </w:tc>
+        <w:tc>
+          <w:tcPr>
+            <w:tcW w:w="2649" w:type="dxa"/>
+            <w:tcBorders>
+              <w:top w:val="single" w:sz="6" w:space="0" w:color="C4C7C5"/>
+              <w:left w:val="single" w:sz="6" w:space="0" w:color="C4C7C5"/>
+              <w:bottom w:val="single" w:sz="6" w:space="0" w:color="C4C7C5"/>
+              <w:right w:val="single" w:sz="6" w:space="0" w:color="C4C7C5"/>
+            </w:tcBorders>
+            <w:tcMar>
+              <w:top w:w="120" w:type="dxa"/>
+              <w:left w:w="180" w:type="dxa"/>
+              <w:bottom w:w="120" w:type="dxa"/>
+              <w:right w:w="180" w:type="dxa"/>
+            </w:tcMar>
+            <w:vAlign w:val="center"/>
+            <w:hideMark/>
+          </w:tcPr>
+          <w:p>
+            <w:pPr>
+              <w:rPr>
+                <w:sz w:val="20"/>
+                <w:szCs w:val="20"/>
+                <w:lang w:val="hu-HU"/>
+              </w:rPr>
+            </w:pPr>
+            <w:r>
+              <w:rPr>
+                <w:b/>
+                <w:bCs/>
+                <w:sz w:val="20"/>
+                <w:szCs w:val="20"/>
+                <w:lang w:val="hu-HU"/>
+              </w:rPr>
+              <w:lastRenderedPageBreak/>
+              <w:t>Monitorozás:</w:t>
+            </w:r>
+            <w:r>
+              <w:rPr>
+                <w:sz w:val="20"/>
+                <w:szCs w:val="20"/>
+                <w:lang w:val="hu-HU"/>
+              </w:rPr>
+              <w:t xml:space="preserve"> Csupán a technikai feltételek és </w:t>
+            </w:r>
+            <w:r>
+              <w:rPr>
+                <w:sz w:val="20"/>
+                <w:szCs w:val="20"/>
+                <w:lang w:val="hu-HU"/>
+              </w:rPr>
+              <w:lastRenderedPageBreak/>
+              <w:t xml:space="preserve">korlátok betartása a </w:t>
+            </w:r>
+            <w:proofErr w:type="spellStart"/>
+            <w:r>
+              <w:rPr>
+                <w:sz w:val="20"/>
+                <w:szCs w:val="20"/>
+                <w:lang w:val="hu-HU"/>
+              </w:rPr>
+              <w:t>build</w:t>
+            </w:r>
+            <w:proofErr w:type="spellEnd"/>
+            <w:r>
+              <w:rPr>
+                <w:sz w:val="20"/>
+                <w:szCs w:val="20"/>
+                <w:lang w:val="hu-HU"/>
+              </w:rPr>
+              <w:t xml:space="preserve"> során.</w:t>
+            </w:r>
+          </w:p>
+        </w:tc>
+      </w:tr>
+    </w:tbl>
+    <w:p/>
     <w:sectPr>
       <w:pgSz w:w="11909" w:h="16834"/>
       <w:pgMar w:top="1440" w:right="1440" w:bottom="1440" w:left="1440" w:header="720" w:footer="720" w:gutter="0"/>
@@ -2163,7 +3656,7 @@
 </file>
 
 <file path=word/numbering.xml><?xml version="1.0" encoding="utf-8"?>
-<w:numbering xmlns:wpc="http://schemas.microsoft.com/office/word/2010/wordprocessingCanvas" xmlns:cx="http://schemas.microsoft.com/office/drawing/2014/chartex" xmlns:cx1="http://schemas.microsoft.com/office/drawing/2015/9/8/chartex" xmlns:cx2="http://schemas.microsoft.com/office/drawing/2015/10/21/chartex" xmlns:cx3="http://schemas.microsoft.com/office/drawing/2016/5/9/chartex" xmlns:cx4="http://schemas.microsoft.com/office/drawing/2016/5/10/chartex" xmlns:cx5="http://schemas.microsoft.com/office/drawing/2016/5/11/chartex" xmlns:cx6="http://schemas.microsoft.com/office/drawing/2016/5/12/chartex" xmlns:cx7="http://schemas.microsoft.com/office/drawing/2016/5/13/chartex" xmlns:cx8="http://schemas.microsoft.com/office/drawing/2016/5/14/chartex" xmlns:mc="http://schemas.openxmlformats.org/markup-compatibility/2006" xmlns:aink="http://schemas.microsoft.com/office/drawing/2016/ink" xmlns:am3d="http://schemas.microsoft.com/office/drawing/2017/model3d" xmlns:o="urn:schemas-microsoft-com:office:office" xmlns:r="http://schemas.openxmlformats.org/officeDocument/2006/relationships" xmlns:m="http://schemas.openxmlformats.org/officeDocument/2006/math" xmlns:v="urn:schemas-microsoft-com:vml" xmlns:wp14="http://schemas.microsoft.com/office/word/2010/wordprocessingDrawing" xmlns:wp="http://schemas.openxmlformats.org/drawingml/2006/wordprocessingDrawing" xmlns:w10="urn:schemas-microsoft-com:office:word" xmlns:w="http://schemas.openxmlformats.org/wordprocessingml/2006/main" xmlns:w14="http://schemas.microsoft.com/office/word/2010/wordml" xmlns:w15="http://schemas.microsoft.com/office/word/2012/wordml" xmlns:w16cex="http://schemas.microsoft.com/office/word/2018/wordml/cex" xmlns:w16cid="http://schemas.microsoft.com/office/word/2016/wordml/cid" xmlns:w16="http://schemas.microsoft.com/office/word/2018/wordml" xmlns:w16sdtdh="http://schemas.microsoft.com/office/word/2020/wordml/sdtdatahash" xmlns:w16se="http://schemas.microsoft.com/office/word/2015/wordml/symex" xmlns:wpg="http://schemas.microsoft.com/office/word/2010/wordprocessingGroup" xmlns:wpi="http://schemas.microsoft.com/office/word/2010/wordprocessingInk" xmlns:wne="http://schemas.microsoft.com/office/word/2006/wordml" xmlns:wps="http://schemas.microsoft.com/office/word/2010/wordprocessingShape" mc:Ignorable="w14 w15 w16se w16cid w16 w16cex w16sdtdh wp14">
+<w:numbering xmlns:wpc="http://schemas.microsoft.com/office/word/2010/wordprocessingCanvas" xmlns:cx="http://schemas.microsoft.com/office/drawing/2014/chartex" xmlns:cx1="http://schemas.microsoft.com/office/drawing/2015/9/8/chartex" xmlns:cx2="http://schemas.microsoft.com/office/drawing/2015/10/21/chartex" xmlns:cx3="http://schemas.microsoft.com/office/drawing/2016/5/9/chartex" xmlns:cx4="http://schemas.microsoft.com/office/drawing/2016/5/10/chartex" xmlns:cx5="http://schemas.microsoft.com/office/drawing/2016/5/11/chartex" xmlns:cx6="http://schemas.microsoft.com/office/drawing/2016/5/12/chartex" xmlns:cx7="http://schemas.microsoft.com/office/drawing/2016/5/13/chartex" xmlns:cx8="http://schemas.microsoft.com/office/drawing/2016/5/14/chartex" xmlns:mc="http://schemas.openxmlformats.org/markup-compatibility/2006" xmlns:aink="http://schemas.microsoft.com/office/drawing/2016/ink" xmlns:am3d="http://schemas.microsoft.com/office/drawing/2017/model3d" xmlns:o="urn:schemas-microsoft-com:office:office" xmlns:oel="http://schemas.microsoft.com/office/2019/extlst" xmlns:r="http://schemas.openxmlformats.org/officeDocument/2006/relationships" xmlns:m="http://schemas.openxmlformats.org/officeDocument/2006/math" xmlns:v="urn:schemas-microsoft-com:vml" xmlns:wp14="http://schemas.microsoft.com/office/word/2010/wordprocessingDrawing" xmlns:wp="http://schemas.openxmlformats.org/drawingml/2006/wordprocessingDrawing" xmlns:w10="urn:schemas-microsoft-com:office:word" xmlns:w="http://schemas.openxmlformats.org/wordprocessingml/2006/main" xmlns:w14="http://schemas.microsoft.com/office/word/2010/wordml" xmlns:w15="http://schemas.microsoft.com/office/word/2012/wordml" xmlns:w16cex="http://schemas.microsoft.com/office/word/2018/wordml/cex" xmlns:w16cid="http://schemas.microsoft.com/office/word/2016/wordml/cid" xmlns:w16="http://schemas.microsoft.com/office/word/2018/wordml" xmlns:w16du="http://schemas.microsoft.com/office/word/2023/wordml/word16du" xmlns:w16sdtdh="http://schemas.microsoft.com/office/word/2020/wordml/sdtdatahash" xmlns:w16sdtfl="http://schemas.microsoft.com/office/word/2024/wordml/sdtformatlock" xmlns:w16se="http://schemas.microsoft.com/office/word/2015/wordml/symex" xmlns:wpg="http://schemas.microsoft.com/office/word/2010/wordprocessingGroup" xmlns:wpi="http://schemas.microsoft.com/office/word/2010/wordprocessingInk" xmlns:wne="http://schemas.microsoft.com/office/word/2006/wordml" xmlns:wps="http://schemas.microsoft.com/office/word/2010/wordprocessingShape" mc:Ignorable="w14 w15 w16se w16cid w16 w16cex w16sdtdh w16sdtfl w16du wp14">
   <w:abstractNum w:abstractNumId="0" w15:restartNumberingAfterBreak="0">
     <w:nsid w:val="07950FB8"/>
     <w:multiLevelType w:val="multilevel"/>
@@ -2279,6 +3772,119 @@
     </w:lvl>
   </w:abstractNum>
   <w:abstractNum w:abstractNumId="1" w15:restartNumberingAfterBreak="0">
+    <w:nsid w:val="12C95983"/>
+    <w:multiLevelType w:val="hybridMultilevel"/>
+    <w:tmpl w:val="65E44B8C"/>
+    <w:lvl w:ilvl="0" w:tplc="040E0001">
+      <w:start w:val="1"/>
+      <w:numFmt w:val="bullet"/>
+      <w:lvlText w:val=""/>
+      <w:lvlJc w:val="left"/>
+      <w:pPr>
+        <w:ind w:left="720" w:hanging="360"/>
+      </w:pPr>
+      <w:rPr>
+        <w:rFonts w:ascii="Symbol" w:hAnsi="Symbol" w:hint="default"/>
+      </w:rPr>
+    </w:lvl>
+    <w:lvl w:ilvl="1" w:tplc="040E0003" w:tentative="1">
+      <w:start w:val="1"/>
+      <w:numFmt w:val="bullet"/>
+      <w:lvlText w:val="o"/>
+      <w:lvlJc w:val="left"/>
+      <w:pPr>
+        <w:ind w:left="1440" w:hanging="360"/>
+      </w:pPr>
+      <w:rPr>
+        <w:rFonts w:ascii="Courier New" w:hAnsi="Courier New" w:cs="Courier New" w:hint="default"/>
+      </w:rPr>
+    </w:lvl>
+    <w:lvl w:ilvl="2" w:tplc="040E0005" w:tentative="1">
+      <w:start w:val="1"/>
+      <w:numFmt w:val="bullet"/>
+      <w:lvlText w:val=""/>
+      <w:lvlJc w:val="left"/>
+      <w:pPr>
+        <w:ind w:left="2160" w:hanging="360"/>
+      </w:pPr>
+      <w:rPr>
+        <w:rFonts w:ascii="Wingdings" w:hAnsi="Wingdings" w:hint="default"/>
+      </w:rPr>
+    </w:lvl>
+    <w:lvl w:ilvl="3" w:tplc="040E0001" w:tentative="1">
+      <w:start w:val="1"/>
+      <w:numFmt w:val="bullet"/>
+      <w:lvlText w:val=""/>
+      <w:lvlJc w:val="left"/>
+      <w:pPr>
+        <w:ind w:left="2880" w:hanging="360"/>
+      </w:pPr>
+      <w:rPr>
+        <w:rFonts w:ascii="Symbol" w:hAnsi="Symbol" w:hint="default"/>
+      </w:rPr>
+    </w:lvl>
+    <w:lvl w:ilvl="4" w:tplc="040E0003" w:tentative="1">
+      <w:start w:val="1"/>
+      <w:numFmt w:val="bullet"/>
+      <w:lvlText w:val="o"/>
+      <w:lvlJc w:val="left"/>
+      <w:pPr>
+        <w:ind w:left="3600" w:hanging="360"/>
+      </w:pPr>
+      <w:rPr>
+        <w:rFonts w:ascii="Courier New" w:hAnsi="Courier New" w:cs="Courier New" w:hint="default"/>
+      </w:rPr>
+    </w:lvl>
+    <w:lvl w:ilvl="5" w:tplc="040E0005" w:tentative="1">
+      <w:start w:val="1"/>
+      <w:numFmt w:val="bullet"/>
+      <w:lvlText w:val=""/>
+      <w:lvlJc w:val="left"/>
+      <w:pPr>
+        <w:ind w:left="4320" w:hanging="360"/>
+      </w:pPr>
+      <w:rPr>
+        <w:rFonts w:ascii="Wingdings" w:hAnsi="Wingdings" w:hint="default"/>
+      </w:rPr>
+    </w:lvl>
+    <w:lvl w:ilvl="6" w:tplc="040E0001" w:tentative="1">
+      <w:start w:val="1"/>
+      <w:numFmt w:val="bullet"/>
+      <w:lvlText w:val=""/>
+      <w:lvlJc w:val="left"/>
+      <w:pPr>
+        <w:ind w:left="5040" w:hanging="360"/>
+      </w:pPr>
+      <w:rPr>
+        <w:rFonts w:ascii="Symbol" w:hAnsi="Symbol" w:hint="default"/>
+      </w:rPr>
+    </w:lvl>
+    <w:lvl w:ilvl="7" w:tplc="040E0003" w:tentative="1">
+      <w:start w:val="1"/>
+      <w:numFmt w:val="bullet"/>
+      <w:lvlText w:val="o"/>
+      <w:lvlJc w:val="left"/>
+      <w:pPr>
+        <w:ind w:left="5760" w:hanging="360"/>
+      </w:pPr>
+      <w:rPr>
+        <w:rFonts w:ascii="Courier New" w:hAnsi="Courier New" w:cs="Courier New" w:hint="default"/>
+      </w:rPr>
+    </w:lvl>
+    <w:lvl w:ilvl="8" w:tplc="040E0005" w:tentative="1">
+      <w:start w:val="1"/>
+      <w:numFmt w:val="bullet"/>
+      <w:lvlText w:val=""/>
+      <w:lvlJc w:val="left"/>
+      <w:pPr>
+        <w:ind w:left="6480" w:hanging="360"/>
+      </w:pPr>
+      <w:rPr>
+        <w:rFonts w:ascii="Wingdings" w:hAnsi="Wingdings" w:hint="default"/>
+      </w:rPr>
+    </w:lvl>
+  </w:abstractNum>
+  <w:abstractNum w:abstractNumId="2" w15:restartNumberingAfterBreak="0">
     <w:nsid w:val="17C76307"/>
     <w:multiLevelType w:val="multilevel"/>
     <w:tmpl w:val="B762B450"/>
@@ -2392,7 +3998,7 @@
       </w:rPr>
     </w:lvl>
   </w:abstractNum>
-  <w:abstractNum w:abstractNumId="2" w15:restartNumberingAfterBreak="0">
+  <w:abstractNum w:abstractNumId="3" w15:restartNumberingAfterBreak="0">
     <w:nsid w:val="1C4B2474"/>
     <w:multiLevelType w:val="multilevel"/>
     <w:tmpl w:val="685E45BC"/>
@@ -2506,7 +4112,346 @@
       </w:rPr>
     </w:lvl>
   </w:abstractNum>
-  <w:abstractNum w:abstractNumId="3" w15:restartNumberingAfterBreak="0">
+  <w:abstractNum w:abstractNumId="4" w15:restartNumberingAfterBreak="0">
+    <w:nsid w:val="1E305C95"/>
+    <w:multiLevelType w:val="hybridMultilevel"/>
+    <w:tmpl w:val="D416E2BC"/>
+    <w:lvl w:ilvl="0" w:tplc="040E0001">
+      <w:start w:val="1"/>
+      <w:numFmt w:val="bullet"/>
+      <w:lvlText w:val=""/>
+      <w:lvlJc w:val="left"/>
+      <w:pPr>
+        <w:ind w:left="720" w:hanging="360"/>
+      </w:pPr>
+      <w:rPr>
+        <w:rFonts w:ascii="Symbol" w:hAnsi="Symbol" w:hint="default"/>
+      </w:rPr>
+    </w:lvl>
+    <w:lvl w:ilvl="1" w:tplc="FFFFFFFF" w:tentative="1">
+      <w:start w:val="1"/>
+      <w:numFmt w:val="bullet"/>
+      <w:lvlText w:val="o"/>
+      <w:lvlJc w:val="left"/>
+      <w:pPr>
+        <w:ind w:left="1440" w:hanging="360"/>
+      </w:pPr>
+      <w:rPr>
+        <w:rFonts w:ascii="Courier New" w:hAnsi="Courier New" w:cs="Courier New" w:hint="default"/>
+      </w:rPr>
+    </w:lvl>
+    <w:lvl w:ilvl="2" w:tplc="FFFFFFFF" w:tentative="1">
+      <w:start w:val="1"/>
+      <w:numFmt w:val="bullet"/>
+      <w:lvlText w:val=""/>
+      <w:lvlJc w:val="left"/>
+      <w:pPr>
+        <w:ind w:left="2160" w:hanging="360"/>
+      </w:pPr>
+      <w:rPr>
+        <w:rFonts w:ascii="Wingdings" w:hAnsi="Wingdings" w:hint="default"/>
+      </w:rPr>
+    </w:lvl>
+    <w:lvl w:ilvl="3" w:tplc="FFFFFFFF" w:tentative="1">
+      <w:start w:val="1"/>
+      <w:numFmt w:val="bullet"/>
+      <w:lvlText w:val=""/>
+      <w:lvlJc w:val="left"/>
+      <w:pPr>
+        <w:ind w:left="2880" w:hanging="360"/>
+      </w:pPr>
+      <w:rPr>
+        <w:rFonts w:ascii="Symbol" w:hAnsi="Symbol" w:hint="default"/>
+      </w:rPr>
+    </w:lvl>
+    <w:lvl w:ilvl="4" w:tplc="FFFFFFFF" w:tentative="1">
+      <w:start w:val="1"/>
+      <w:numFmt w:val="bullet"/>
+      <w:lvlText w:val="o"/>
+      <w:lvlJc w:val="left"/>
+      <w:pPr>
+        <w:ind w:left="3600" w:hanging="360"/>
+      </w:pPr>
+      <w:rPr>
+        <w:rFonts w:ascii="Courier New" w:hAnsi="Courier New" w:cs="Courier New" w:hint="default"/>
+      </w:rPr>
+    </w:lvl>
+    <w:lvl w:ilvl="5" w:tplc="FFFFFFFF" w:tentative="1">
+      <w:start w:val="1"/>
+      <w:numFmt w:val="bullet"/>
+      <w:lvlText w:val=""/>
+      <w:lvlJc w:val="left"/>
+      <w:pPr>
+        <w:ind w:left="4320" w:hanging="360"/>
+      </w:pPr>
+      <w:rPr>
+        <w:rFonts w:ascii="Wingdings" w:hAnsi="Wingdings" w:hint="default"/>
+      </w:rPr>
+    </w:lvl>
+    <w:lvl w:ilvl="6" w:tplc="FFFFFFFF" w:tentative="1">
+      <w:start w:val="1"/>
+      <w:numFmt w:val="bullet"/>
+      <w:lvlText w:val=""/>
+      <w:lvlJc w:val="left"/>
+      <w:pPr>
+        <w:ind w:left="5040" w:hanging="360"/>
+      </w:pPr>
+      <w:rPr>
+        <w:rFonts w:ascii="Symbol" w:hAnsi="Symbol" w:hint="default"/>
+      </w:rPr>
+    </w:lvl>
+    <w:lvl w:ilvl="7" w:tplc="FFFFFFFF" w:tentative="1">
+      <w:start w:val="1"/>
+      <w:numFmt w:val="bullet"/>
+      <w:lvlText w:val="o"/>
+      <w:lvlJc w:val="left"/>
+      <w:pPr>
+        <w:ind w:left="5760" w:hanging="360"/>
+      </w:pPr>
+      <w:rPr>
+        <w:rFonts w:ascii="Courier New" w:hAnsi="Courier New" w:cs="Courier New" w:hint="default"/>
+      </w:rPr>
+    </w:lvl>
+    <w:lvl w:ilvl="8" w:tplc="FFFFFFFF" w:tentative="1">
+      <w:start w:val="1"/>
+      <w:numFmt w:val="bullet"/>
+      <w:lvlText w:val=""/>
+      <w:lvlJc w:val="left"/>
+      <w:pPr>
+        <w:ind w:left="6480" w:hanging="360"/>
+      </w:pPr>
+      <w:rPr>
+        <w:rFonts w:ascii="Wingdings" w:hAnsi="Wingdings" w:hint="default"/>
+      </w:rPr>
+    </w:lvl>
+  </w:abstractNum>
+  <w:abstractNum w:abstractNumId="5" w15:restartNumberingAfterBreak="0">
+    <w:nsid w:val="26EA258F"/>
+    <w:multiLevelType w:val="hybridMultilevel"/>
+    <w:tmpl w:val="2A80EFB4"/>
+    <w:lvl w:ilvl="0" w:tplc="040E0001">
+      <w:start w:val="1"/>
+      <w:numFmt w:val="bullet"/>
+      <w:lvlText w:val=""/>
+      <w:lvlJc w:val="left"/>
+      <w:pPr>
+        <w:ind w:left="720" w:hanging="360"/>
+      </w:pPr>
+      <w:rPr>
+        <w:rFonts w:ascii="Symbol" w:hAnsi="Symbol" w:hint="default"/>
+      </w:rPr>
+    </w:lvl>
+    <w:lvl w:ilvl="1" w:tplc="040E0003" w:tentative="1">
+      <w:start w:val="1"/>
+      <w:numFmt w:val="bullet"/>
+      <w:lvlText w:val="o"/>
+      <w:lvlJc w:val="left"/>
+      <w:pPr>
+        <w:ind w:left="1440" w:hanging="360"/>
+      </w:pPr>
+      <w:rPr>
+        <w:rFonts w:ascii="Courier New" w:hAnsi="Courier New" w:cs="Courier New" w:hint="default"/>
+      </w:rPr>
+    </w:lvl>
+    <w:lvl w:ilvl="2" w:tplc="040E0005" w:tentative="1">
+      <w:start w:val="1"/>
+      <w:numFmt w:val="bullet"/>
+      <w:lvlText w:val=""/>
+      <w:lvlJc w:val="left"/>
+      <w:pPr>
+        <w:ind w:left="2160" w:hanging="360"/>
+      </w:pPr>
+      <w:rPr>
+        <w:rFonts w:ascii="Wingdings" w:hAnsi="Wingdings" w:hint="default"/>
+      </w:rPr>
+    </w:lvl>
+    <w:lvl w:ilvl="3" w:tplc="040E0001" w:tentative="1">
+      <w:start w:val="1"/>
+      <w:numFmt w:val="bullet"/>
+      <w:lvlText w:val=""/>
+      <w:lvlJc w:val="left"/>
+      <w:pPr>
+        <w:ind w:left="2880" w:hanging="360"/>
+      </w:pPr>
+      <w:rPr>
+        <w:rFonts w:ascii="Symbol" w:hAnsi="Symbol" w:hint="default"/>
+      </w:rPr>
+    </w:lvl>
+    <w:lvl w:ilvl="4" w:tplc="040E0003" w:tentative="1">
+      <w:start w:val="1"/>
+      <w:numFmt w:val="bullet"/>
+      <w:lvlText w:val="o"/>
+      <w:lvlJc w:val="left"/>
+      <w:pPr>
+        <w:ind w:left="3600" w:hanging="360"/>
+      </w:pPr>
+      <w:rPr>
+        <w:rFonts w:ascii="Courier New" w:hAnsi="Courier New" w:cs="Courier New" w:hint="default"/>
+      </w:rPr>
+    </w:lvl>
+    <w:lvl w:ilvl="5" w:tplc="040E0005" w:tentative="1">
+      <w:start w:val="1"/>
+      <w:numFmt w:val="bullet"/>
+      <w:lvlText w:val=""/>
+      <w:lvlJc w:val="left"/>
+      <w:pPr>
+        <w:ind w:left="4320" w:hanging="360"/>
+      </w:pPr>
+      <w:rPr>
+        <w:rFonts w:ascii="Wingdings" w:hAnsi="Wingdings" w:hint="default"/>
+      </w:rPr>
+    </w:lvl>
+    <w:lvl w:ilvl="6" w:tplc="040E0001" w:tentative="1">
+      <w:start w:val="1"/>
+      <w:numFmt w:val="bullet"/>
+      <w:lvlText w:val=""/>
+      <w:lvlJc w:val="left"/>
+      <w:pPr>
+        <w:ind w:left="5040" w:hanging="360"/>
+      </w:pPr>
+      <w:rPr>
+        <w:rFonts w:ascii="Symbol" w:hAnsi="Symbol" w:hint="default"/>
+      </w:rPr>
+    </w:lvl>
+    <w:lvl w:ilvl="7" w:tplc="040E0003" w:tentative="1">
+      <w:start w:val="1"/>
+      <w:numFmt w:val="bullet"/>
+      <w:lvlText w:val="o"/>
+      <w:lvlJc w:val="left"/>
+      <w:pPr>
+        <w:ind w:left="5760" w:hanging="360"/>
+      </w:pPr>
+      <w:rPr>
+        <w:rFonts w:ascii="Courier New" w:hAnsi="Courier New" w:cs="Courier New" w:hint="default"/>
+      </w:rPr>
+    </w:lvl>
+    <w:lvl w:ilvl="8" w:tplc="040E0005" w:tentative="1">
+      <w:start w:val="1"/>
+      <w:numFmt w:val="bullet"/>
+      <w:lvlText w:val=""/>
+      <w:lvlJc w:val="left"/>
+      <w:pPr>
+        <w:ind w:left="6480" w:hanging="360"/>
+      </w:pPr>
+      <w:rPr>
+        <w:rFonts w:ascii="Wingdings" w:hAnsi="Wingdings" w:hint="default"/>
+      </w:rPr>
+    </w:lvl>
+  </w:abstractNum>
+  <w:abstractNum w:abstractNumId="6" w15:restartNumberingAfterBreak="0">
+    <w:nsid w:val="2B4812D5"/>
+    <w:multiLevelType w:val="hybridMultilevel"/>
+    <w:tmpl w:val="2062B030"/>
+    <w:lvl w:ilvl="0" w:tplc="040E000F">
+      <w:start w:val="1"/>
+      <w:numFmt w:val="decimal"/>
+      <w:lvlText w:val="%1."/>
+      <w:lvlJc w:val="left"/>
+      <w:pPr>
+        <w:ind w:left="720" w:hanging="360"/>
+      </w:pPr>
+      <w:rPr>
+        <w:rFonts w:hint="default"/>
+      </w:rPr>
+    </w:lvl>
+    <w:lvl w:ilvl="1" w:tplc="FFFFFFFF" w:tentative="1">
+      <w:start w:val="1"/>
+      <w:numFmt w:val="bullet"/>
+      <w:lvlText w:val="o"/>
+      <w:lvlJc w:val="left"/>
+      <w:pPr>
+        <w:ind w:left="1440" w:hanging="360"/>
+      </w:pPr>
+      <w:rPr>
+        <w:rFonts w:ascii="Courier New" w:hAnsi="Courier New" w:cs="Courier New" w:hint="default"/>
+      </w:rPr>
+    </w:lvl>
+    <w:lvl w:ilvl="2" w:tplc="FFFFFFFF" w:tentative="1">
+      <w:start w:val="1"/>
+      <w:numFmt w:val="bullet"/>
+      <w:lvlText w:val=""/>
+      <w:lvlJc w:val="left"/>
+      <w:pPr>
+        <w:ind w:left="2160" w:hanging="360"/>
+      </w:pPr>
+      <w:rPr>
+        <w:rFonts w:ascii="Wingdings" w:hAnsi="Wingdings" w:hint="default"/>
+      </w:rPr>
+    </w:lvl>
+    <w:lvl w:ilvl="3" w:tplc="FFFFFFFF" w:tentative="1">
+      <w:start w:val="1"/>
+      <w:numFmt w:val="bullet"/>
+      <w:lvlText w:val=""/>
+      <w:lvlJc w:val="left"/>
+      <w:pPr>
+        <w:ind w:left="2880" w:hanging="360"/>
+      </w:pPr>
+      <w:rPr>
+        <w:rFonts w:ascii="Symbol" w:hAnsi="Symbol" w:hint="default"/>
+      </w:rPr>
+    </w:lvl>
+    <w:lvl w:ilvl="4" w:tplc="FFFFFFFF" w:tentative="1">
+      <w:start w:val="1"/>
+      <w:numFmt w:val="bullet"/>
+      <w:lvlText w:val="o"/>
+      <w:lvlJc w:val="left"/>
+      <w:pPr>
+        <w:ind w:left="3600" w:hanging="360"/>
+      </w:pPr>
+      <w:rPr>
+        <w:rFonts w:ascii="Courier New" w:hAnsi="Courier New" w:cs="Courier New" w:hint="default"/>
+      </w:rPr>
+    </w:lvl>
+    <w:lvl w:ilvl="5" w:tplc="FFFFFFFF" w:tentative="1">
+      <w:start w:val="1"/>
+      <w:numFmt w:val="bullet"/>
+      <w:lvlText w:val=""/>
+      <w:lvlJc w:val="left"/>
+      <w:pPr>
+        <w:ind w:left="4320" w:hanging="360"/>
+      </w:pPr>
+      <w:rPr>
+        <w:rFonts w:ascii="Wingdings" w:hAnsi="Wingdings" w:hint="default"/>
+      </w:rPr>
+    </w:lvl>
+    <w:lvl w:ilvl="6" w:tplc="FFFFFFFF" w:tentative="1">
+      <w:start w:val="1"/>
+      <w:numFmt w:val="bullet"/>
+      <w:lvlText w:val=""/>
+      <w:lvlJc w:val="left"/>
+      <w:pPr>
+        <w:ind w:left="5040" w:hanging="360"/>
+      </w:pPr>
+      <w:rPr>
+        <w:rFonts w:ascii="Symbol" w:hAnsi="Symbol" w:hint="default"/>
+      </w:rPr>
+    </w:lvl>
+    <w:lvl w:ilvl="7" w:tplc="FFFFFFFF" w:tentative="1">
+      <w:start w:val="1"/>
+      <w:numFmt w:val="bullet"/>
+      <w:lvlText w:val="o"/>
+      <w:lvlJc w:val="left"/>
+      <w:pPr>
+        <w:ind w:left="5760" w:hanging="360"/>
+      </w:pPr>
+      <w:rPr>
+        <w:rFonts w:ascii="Courier New" w:hAnsi="Courier New" w:cs="Courier New" w:hint="default"/>
+      </w:rPr>
+    </w:lvl>
+    <w:lvl w:ilvl="8" w:tplc="FFFFFFFF" w:tentative="1">
+      <w:start w:val="1"/>
+      <w:numFmt w:val="bullet"/>
+      <w:lvlText w:val=""/>
+      <w:lvlJc w:val="left"/>
+      <w:pPr>
+        <w:ind w:left="6480" w:hanging="360"/>
+      </w:pPr>
+      <w:rPr>
+        <w:rFonts w:ascii="Wingdings" w:hAnsi="Wingdings" w:hint="default"/>
+      </w:rPr>
+    </w:lvl>
+  </w:abstractNum>
+  <w:abstractNum w:abstractNumId="7" w15:restartNumberingAfterBreak="0">
     <w:nsid w:val="31944187"/>
     <w:multiLevelType w:val="multilevel"/>
     <w:tmpl w:val="3BE63374"/>
@@ -2620,7 +4565,7 @@
       </w:rPr>
     </w:lvl>
   </w:abstractNum>
-  <w:abstractNum w:abstractNumId="4" w15:restartNumberingAfterBreak="0">
+  <w:abstractNum w:abstractNumId="8" w15:restartNumberingAfterBreak="0">
     <w:nsid w:val="34555B93"/>
     <w:multiLevelType w:val="multilevel"/>
     <w:tmpl w:val="DA3CED54"/>
@@ -2734,26 +4679,154 @@
       </w:rPr>
     </w:lvl>
   </w:abstractNum>
-  <w:num w:numId="1">
+  <w:abstractNum w:abstractNumId="9" w15:restartNumberingAfterBreak="0">
+    <w:nsid w:val="4036251F"/>
+    <w:multiLevelType w:val="hybridMultilevel"/>
+    <w:tmpl w:val="A1C8E442"/>
+    <w:lvl w:ilvl="0" w:tplc="040E0001">
+      <w:start w:val="1"/>
+      <w:numFmt w:val="bullet"/>
+      <w:lvlText w:val=""/>
+      <w:lvlJc w:val="left"/>
+      <w:pPr>
+        <w:ind w:left="720" w:hanging="360"/>
+      </w:pPr>
+      <w:rPr>
+        <w:rFonts w:ascii="Symbol" w:hAnsi="Symbol" w:hint="default"/>
+      </w:rPr>
+    </w:lvl>
+    <w:lvl w:ilvl="1" w:tplc="040E0003" w:tentative="1">
+      <w:start w:val="1"/>
+      <w:numFmt w:val="bullet"/>
+      <w:lvlText w:val="o"/>
+      <w:lvlJc w:val="left"/>
+      <w:pPr>
+        <w:ind w:left="1440" w:hanging="360"/>
+      </w:pPr>
+      <w:rPr>
+        <w:rFonts w:ascii="Courier New" w:hAnsi="Courier New" w:cs="Courier New" w:hint="default"/>
+      </w:rPr>
+    </w:lvl>
+    <w:lvl w:ilvl="2" w:tplc="040E0005" w:tentative="1">
+      <w:start w:val="1"/>
+      <w:numFmt w:val="bullet"/>
+      <w:lvlText w:val=""/>
+      <w:lvlJc w:val="left"/>
+      <w:pPr>
+        <w:ind w:left="2160" w:hanging="360"/>
+      </w:pPr>
+      <w:rPr>
+        <w:rFonts w:ascii="Wingdings" w:hAnsi="Wingdings" w:hint="default"/>
+      </w:rPr>
+    </w:lvl>
+    <w:lvl w:ilvl="3" w:tplc="040E0001" w:tentative="1">
+      <w:start w:val="1"/>
+      <w:numFmt w:val="bullet"/>
+      <w:lvlText w:val=""/>
+      <w:lvlJc w:val="left"/>
+      <w:pPr>
+        <w:ind w:left="2880" w:hanging="360"/>
+      </w:pPr>
+      <w:rPr>
+        <w:rFonts w:ascii="Symbol" w:hAnsi="Symbol" w:hint="default"/>
+      </w:rPr>
+    </w:lvl>
+    <w:lvl w:ilvl="4" w:tplc="040E0003" w:tentative="1">
+      <w:start w:val="1"/>
+      <w:numFmt w:val="bullet"/>
+      <w:lvlText w:val="o"/>
+      <w:lvlJc w:val="left"/>
+      <w:pPr>
+        <w:ind w:left="3600" w:hanging="360"/>
+      </w:pPr>
+      <w:rPr>
+        <w:rFonts w:ascii="Courier New" w:hAnsi="Courier New" w:cs="Courier New" w:hint="default"/>
+      </w:rPr>
+    </w:lvl>
+    <w:lvl w:ilvl="5" w:tplc="040E0005" w:tentative="1">
+      <w:start w:val="1"/>
+      <w:numFmt w:val="bullet"/>
+      <w:lvlText w:val=""/>
+      <w:lvlJc w:val="left"/>
+      <w:pPr>
+        <w:ind w:left="4320" w:hanging="360"/>
+      </w:pPr>
+      <w:rPr>
+        <w:rFonts w:ascii="Wingdings" w:hAnsi="Wingdings" w:hint="default"/>
+      </w:rPr>
+    </w:lvl>
+    <w:lvl w:ilvl="6" w:tplc="040E0001" w:tentative="1">
+      <w:start w:val="1"/>
+      <w:numFmt w:val="bullet"/>
+      <w:lvlText w:val=""/>
+      <w:lvlJc w:val="left"/>
+      <w:pPr>
+        <w:ind w:left="5040" w:hanging="360"/>
+      </w:pPr>
+      <w:rPr>
+        <w:rFonts w:ascii="Symbol" w:hAnsi="Symbol" w:hint="default"/>
+      </w:rPr>
+    </w:lvl>
+    <w:lvl w:ilvl="7" w:tplc="040E0003" w:tentative="1">
+      <w:start w:val="1"/>
+      <w:numFmt w:val="bullet"/>
+      <w:lvlText w:val="o"/>
+      <w:lvlJc w:val="left"/>
+      <w:pPr>
+        <w:ind w:left="5760" w:hanging="360"/>
+      </w:pPr>
+      <w:rPr>
+        <w:rFonts w:ascii="Courier New" w:hAnsi="Courier New" w:cs="Courier New" w:hint="default"/>
+      </w:rPr>
+    </w:lvl>
+    <w:lvl w:ilvl="8" w:tplc="040E0005" w:tentative="1">
+      <w:start w:val="1"/>
+      <w:numFmt w:val="bullet"/>
+      <w:lvlText w:val=""/>
+      <w:lvlJc w:val="left"/>
+      <w:pPr>
+        <w:ind w:left="6480" w:hanging="360"/>
+      </w:pPr>
+      <w:rPr>
+        <w:rFonts w:ascii="Wingdings" w:hAnsi="Wingdings" w:hint="default"/>
+      </w:rPr>
+    </w:lvl>
+  </w:abstractNum>
+  <w:num w:numId="1" w16cid:durableId="946234767">
+    <w:abstractNumId w:val="8"/>
+  </w:num>
+  <w:num w:numId="2" w16cid:durableId="277686331">
+    <w:abstractNumId w:val="2"/>
+  </w:num>
+  <w:num w:numId="3" w16cid:durableId="1455825574">
+    <w:abstractNumId w:val="0"/>
+  </w:num>
+  <w:num w:numId="4" w16cid:durableId="874078808">
+    <w:abstractNumId w:val="7"/>
+  </w:num>
+  <w:num w:numId="5" w16cid:durableId="1450855825">
+    <w:abstractNumId w:val="3"/>
+  </w:num>
+  <w:num w:numId="6" w16cid:durableId="2039161598">
+    <w:abstractNumId w:val="1"/>
+  </w:num>
+  <w:num w:numId="7" w16cid:durableId="714158596">
+    <w:abstractNumId w:val="6"/>
+  </w:num>
+  <w:num w:numId="8" w16cid:durableId="478497866">
     <w:abstractNumId w:val="4"/>
   </w:num>
-  <w:num w:numId="2">
-    <w:abstractNumId w:val="1"/>
+  <w:num w:numId="9" w16cid:durableId="948706172">
+    <w:abstractNumId w:val="5"/>
   </w:num>
-  <w:num w:numId="3">
-    <w:abstractNumId w:val="0"/>
-  </w:num>
-  <w:num w:numId="4">
-    <w:abstractNumId w:val="3"/>
-  </w:num>
-  <w:num w:numId="5">
-    <w:abstractNumId w:val="2"/>
+  <w:num w:numId="10" w16cid:durableId="1400248909">
+    <w:abstractNumId w:val="9"/>
   </w:num>
 </w:numbering>
 </file>
 
 <file path=word/styles.xml><?xml version="1.0" encoding="utf-8"?>
-<w:styles xmlns:mc="http://schemas.openxmlformats.org/markup-compatibility/2006" xmlns:r="http://schemas.openxmlformats.org/officeDocument/2006/relationships" xmlns:w="http://schemas.openxmlformats.org/wordprocessingml/2006/main" xmlns:w14="http://schemas.microsoft.com/office/word/2010/wordml" xmlns:w15="http://schemas.microsoft.com/office/word/2012/wordml" xmlns:w16cex="http://schemas.microsoft.com/office/word/2018/wordml/cex" xmlns:w16cid="http://schemas.microsoft.com/office/word/2016/wordml/cid" xmlns:w16="http://schemas.microsoft.com/office/word/2018/wordml" xmlns:w16sdtdh="http://schemas.microsoft.com/office/word/2020/wordml/sdtdatahash" xmlns:w16se="http://schemas.microsoft.com/office/word/2015/wordml/symex" mc:Ignorable="w14 w15 w16se w16cid w16 w16cex w16sdtdh">
+<w:styles xmlns:mc="http://schemas.openxmlformats.org/markup-compatibility/2006" xmlns:r="http://schemas.openxmlformats.org/officeDocument/2006/relationships" xmlns:w="http://schemas.openxmlformats.org/wordprocessingml/2006/main" xmlns:w14="http://schemas.microsoft.com/office/word/2010/wordml" xmlns:w15="http://schemas.microsoft.com/office/word/2012/wordml" xmlns:w16cex="http://schemas.microsoft.com/office/word/2018/wordml/cex" xmlns:w16cid="http://schemas.microsoft.com/office/word/2016/wordml/cid" xmlns:w16="http://schemas.microsoft.com/office/word/2018/wordml" xmlns:w16du="http://schemas.microsoft.com/office/word/2023/wordml/word16du" xmlns:w16sdtdh="http://schemas.microsoft.com/office/word/2020/wordml/sdtdatahash" xmlns:w16sdtfl="http://schemas.microsoft.com/office/word/2024/wordml/sdtformatlock" xmlns:w16se="http://schemas.microsoft.com/office/word/2015/wordml/symex" mc:Ignorable="w14 w15 w16se w16cid w16 w16cex w16sdtdh w16sdtfl w16du">
   <w:docDefaults>
     <w:rPrDefault>
       <w:rPr>
@@ -3266,7 +5339,6 @@
   <w:style w:type="character" w:default="1" w:styleId="Bekezdsalapbettpusa">
     <w:name w:val="Default Paragraph Font"/>
     <w:uiPriority w:val="1"/>
-    <w:semiHidden/>
     <w:unhideWhenUsed/>
   </w:style>
   <w:style w:type="table" w:default="1" w:styleId="Normltblzat">
@@ -3340,6 +5412,58 @@
       <w:tblStyleRowBandSize w:val="1"/>
       <w:tblStyleColBandSize w:val="1"/>
     </w:tblPr>
+  </w:style>
+  <w:style w:type="paragraph" w:styleId="Listaszerbekezds">
+    <w:name w:val="List Paragraph"/>
+    <w:basedOn w:val="Norml"/>
+    <w:uiPriority w:val="34"/>
+    <w:qFormat/>
+    <w:rsid w:val="002C60BD"/>
+    <w:pPr>
+      <w:ind w:left="720"/>
+      <w:contextualSpacing/>
+    </w:pPr>
+  </w:style>
+  <w:style w:type="character" w:styleId="Kiemels2">
+    <w:name w:val="Strong"/>
+    <w:basedOn w:val="Bekezdsalapbettpusa"/>
+    <w:uiPriority w:val="22"/>
+    <w:qFormat/>
+    <w:rsid w:val="008E526F"/>
+    <w:rPr>
+      <w:b/>
+      <w:bCs/>
+    </w:rPr>
+  </w:style>
+  <w:style w:type="character" w:styleId="HTML-kd">
+    <w:name w:val="HTML Code"/>
+    <w:basedOn w:val="Bekezdsalapbettpusa"/>
+    <w:uiPriority w:val="99"/>
+    <w:semiHidden/>
+    <w:unhideWhenUsed/>
+    <w:rsid w:val="008E526F"/>
+    <w:rPr>
+      <w:rFonts w:ascii="Courier New" w:eastAsia="Times New Roman" w:hAnsi="Courier New" w:cs="Courier New"/>
+      <w:sz w:val="20"/>
+      <w:szCs w:val="20"/>
+    </w:rPr>
+  </w:style>
+  <w:style w:type="paragraph" w:styleId="NormlWeb">
+    <w:name w:val="Normal (Web)"/>
+    <w:basedOn w:val="Norml"/>
+    <w:uiPriority w:val="99"/>
+    <w:semiHidden/>
+    <w:unhideWhenUsed/>
+    <w:rsid w:val="008E526F"/>
+    <w:pPr>
+      <w:spacing w:before="100" w:beforeAutospacing="1" w:after="100" w:afterAutospacing="1" w:line="240" w:lineRule="auto"/>
+    </w:pPr>
+    <w:rPr>
+      <w:rFonts w:ascii="Times New Roman" w:eastAsia="Times New Roman" w:hAnsi="Times New Roman" w:cs="Times New Roman"/>
+      <w:sz w:val="24"/>
+      <w:szCs w:val="24"/>
+      <w:lang w:val="hu-HU"/>
+    </w:rPr>
   </w:style>
 </w:styles>
 </file>

--- a/Dokumentáció.docx
+++ b/Dokumentáció.docx
@@ -1,6 +1,6 @@
 
 <file path=word/document.xml><?xml version="1.0" encoding="utf-8"?>
-<w:document xmlns:wpc="http://schemas.microsoft.com/office/word/2010/wordprocessingCanvas" xmlns:cx="http://schemas.microsoft.com/office/drawing/2014/chartex" xmlns:cx1="http://schemas.microsoft.com/office/drawing/2015/9/8/chartex" xmlns:cx2="http://schemas.microsoft.com/office/drawing/2015/10/21/chartex" xmlns:cx3="http://schemas.microsoft.com/office/drawing/2016/5/9/chartex" xmlns:cx4="http://schemas.microsoft.com/office/drawing/2016/5/10/chartex" xmlns:cx5="http://schemas.microsoft.com/office/drawing/2016/5/11/chartex" xmlns:cx6="http://schemas.microsoft.com/office/drawing/2016/5/12/chartex" xmlns:cx7="http://schemas.microsoft.com/office/drawing/2016/5/13/chartex" xmlns:cx8="http://schemas.microsoft.com/office/drawing/2016/5/14/chartex" xmlns:mc="http://schemas.openxmlformats.org/markup-compatibility/2006" xmlns:aink="http://schemas.microsoft.com/office/drawing/2016/ink" xmlns:am3d="http://schemas.microsoft.com/office/drawing/2017/model3d" xmlns:o="urn:schemas-microsoft-com:office:office" xmlns:oel="http://schemas.microsoft.com/office/2019/extlst" xmlns:r="http://schemas.openxmlformats.org/officeDocument/2006/relationships" xmlns:m="http://schemas.openxmlformats.org/officeDocument/2006/math" xmlns:v="urn:schemas-microsoft-com:vml" xmlns:wp14="http://schemas.microsoft.com/office/word/2010/wordprocessingDrawing" xmlns:wp="http://schemas.openxmlformats.org/drawingml/2006/wordprocessingDrawing" xmlns:w10="urn:schemas-microsoft-com:office:word" xmlns:w="http://schemas.openxmlformats.org/wordprocessingml/2006/main" xmlns:w14="http://schemas.microsoft.com/office/word/2010/wordml" xmlns:w15="http://schemas.microsoft.com/office/word/2012/wordml" xmlns:w16cex="http://schemas.microsoft.com/office/word/2018/wordml/cex" xmlns:w16cid="http://schemas.microsoft.com/office/word/2016/wordml/cid" xmlns:w16="http://schemas.microsoft.com/office/word/2018/wordml" xmlns:w16du="http://schemas.microsoft.com/office/word/2023/wordml/word16du" xmlns:w16sdtdh="http://schemas.microsoft.com/office/word/2020/wordml/sdtdatahash" xmlns:w16sdtfl="http://schemas.microsoft.com/office/word/2024/wordml/sdtformatlock" xmlns:w16se="http://schemas.microsoft.com/office/word/2015/wordml/symex" xmlns:wpg="http://schemas.microsoft.com/office/word/2010/wordprocessingGroup" xmlns:wpi="http://schemas.microsoft.com/office/word/2010/wordprocessingInk" xmlns:wne="http://schemas.microsoft.com/office/word/2006/wordml" xmlns:wps="http://schemas.microsoft.com/office/word/2010/wordprocessingShape" mc:Ignorable="w14 w15 w16se w16cid w16 w16cex w16sdtdh w16sdtfl w16du wp14">
+<w:document xmlns:wpc="http://schemas.microsoft.com/office/word/2010/wordprocessingCanvas" xmlns:cx="http://schemas.microsoft.com/office/drawing/2014/chartex" xmlns:cx1="http://schemas.microsoft.com/office/drawing/2015/9/8/chartex" xmlns:cx2="http://schemas.microsoft.com/office/drawing/2015/10/21/chartex" xmlns:cx3="http://schemas.microsoft.com/office/drawing/2016/5/9/chartex" xmlns:cx4="http://schemas.microsoft.com/office/drawing/2016/5/10/chartex" xmlns:cx5="http://schemas.microsoft.com/office/drawing/2016/5/11/chartex" xmlns:cx6="http://schemas.microsoft.com/office/drawing/2016/5/12/chartex" xmlns:cx7="http://schemas.microsoft.com/office/drawing/2016/5/13/chartex" xmlns:cx8="http://schemas.microsoft.com/office/drawing/2016/5/14/chartex" xmlns:mc="http://schemas.openxmlformats.org/markup-compatibility/2006" xmlns:aink="http://schemas.microsoft.com/office/drawing/2016/ink" xmlns:am3d="http://schemas.microsoft.com/office/drawing/2017/model3d" xmlns:o="urn:schemas-microsoft-com:office:office" xmlns:r="http://schemas.openxmlformats.org/officeDocument/2006/relationships" xmlns:m="http://schemas.openxmlformats.org/officeDocument/2006/math" xmlns:v="urn:schemas-microsoft-com:vml" xmlns:wp14="http://schemas.microsoft.com/office/word/2010/wordprocessingDrawing" xmlns:wp="http://schemas.openxmlformats.org/drawingml/2006/wordprocessingDrawing" xmlns:w10="urn:schemas-microsoft-com:office:word" xmlns:w="http://schemas.openxmlformats.org/wordprocessingml/2006/main" xmlns:w14="http://schemas.microsoft.com/office/word/2010/wordml" xmlns:w15="http://schemas.microsoft.com/office/word/2012/wordml" xmlns:w16cex="http://schemas.microsoft.com/office/word/2018/wordml/cex" xmlns:w16cid="http://schemas.microsoft.com/office/word/2016/wordml/cid" xmlns:w16="http://schemas.microsoft.com/office/word/2018/wordml" xmlns:w16sdtdh="http://schemas.microsoft.com/office/word/2020/wordml/sdtdatahash" xmlns:w16se="http://schemas.microsoft.com/office/word/2015/wordml/symex" xmlns:wpg="http://schemas.microsoft.com/office/word/2010/wordprocessingGroup" xmlns:wpi="http://schemas.microsoft.com/office/word/2010/wordprocessingInk" xmlns:wne="http://schemas.microsoft.com/office/word/2006/wordml" xmlns:wps="http://schemas.microsoft.com/office/word/2010/wordprocessingShape" mc:Ignorable="w14 w15 w16se w16cid w16 w16cex w16sdtdh wp14">
   <w:body>
     <w:p/>
     <w:p>
@@ -36,7 +36,7 @@
           <w:szCs w:val="44"/>
           <w:lang w:val="hu-HU"/>
         </w:rPr>
-        <w:t>M</w:t>
+        <w:t>Mit sütsz</w:t>
       </w:r>
       <w:r>
         <w:rPr>
@@ -46,7 +46,7 @@
           <w:szCs w:val="44"/>
           <w:lang w:val="hu-HU"/>
         </w:rPr>
-        <w:t>it</w:t>
+        <w:t>,</w:t>
       </w:r>
       <w:r>
         <w:rPr>
@@ -56,107 +56,7 @@
           <w:szCs w:val="44"/>
           <w:lang w:val="hu-HU"/>
         </w:rPr>
-        <w:t xml:space="preserve"> </w:t>
-      </w:r>
-      <w:r>
-        <w:rPr>
-          <w:b/>
-          <w:bCs/>
-          <w:sz w:val="44"/>
-          <w:szCs w:val="44"/>
-          <w:lang w:val="hu-HU"/>
-        </w:rPr>
-        <w:t>s</w:t>
-      </w:r>
-      <w:r>
-        <w:rPr>
-          <w:b/>
-          <w:bCs/>
-          <w:sz w:val="44"/>
-          <w:szCs w:val="44"/>
-          <w:lang w:val="hu-HU"/>
-        </w:rPr>
-        <w:t>ü</w:t>
-      </w:r>
-      <w:r>
-        <w:rPr>
-          <w:b/>
-          <w:bCs/>
-          <w:sz w:val="44"/>
-          <w:szCs w:val="44"/>
-          <w:lang w:val="hu-HU"/>
-        </w:rPr>
-        <w:t>tsz</w:t>
-      </w:r>
-      <w:r>
-        <w:rPr>
-          <w:b/>
-          <w:bCs/>
-          <w:sz w:val="44"/>
-          <w:szCs w:val="44"/>
-          <w:lang w:val="hu-HU"/>
-        </w:rPr>
-        <w:t>,</w:t>
-      </w:r>
-      <w:r>
-        <w:rPr>
-          <w:b/>
-          <w:bCs/>
-          <w:sz w:val="44"/>
-          <w:szCs w:val="44"/>
-          <w:lang w:val="hu-HU"/>
-        </w:rPr>
-        <w:t xml:space="preserve"> </w:t>
-      </w:r>
-      <w:r>
-        <w:rPr>
-          <w:b/>
-          <w:bCs/>
-          <w:sz w:val="44"/>
-          <w:szCs w:val="44"/>
-          <w:lang w:val="hu-HU"/>
-        </w:rPr>
-        <w:t>kis</w:t>
-      </w:r>
-      <w:r>
-        <w:rPr>
-          <w:b/>
-          <w:bCs/>
-          <w:sz w:val="44"/>
-          <w:szCs w:val="44"/>
-          <w:lang w:val="hu-HU"/>
-        </w:rPr>
-        <w:t xml:space="preserve"> s</w:t>
-      </w:r>
-      <w:r>
-        <w:rPr>
-          <w:b/>
-          <w:bCs/>
-          <w:sz w:val="44"/>
-          <w:szCs w:val="44"/>
-          <w:lang w:val="hu-HU"/>
-        </w:rPr>
-        <w:t>z</w:t>
-      </w:r>
-      <w:r>
-        <w:rPr>
-          <w:b/>
-          <w:bCs/>
-          <w:sz w:val="44"/>
-          <w:szCs w:val="44"/>
-          <w:lang w:val="hu-HU"/>
-        </w:rPr>
-        <w:t>ű</w:t>
-      </w:r>
-      <w:r>
-        <w:rPr>
-          <w:b/>
-          <w:bCs/>
-          <w:sz w:val="44"/>
-          <w:szCs w:val="44"/>
-          <w:lang w:val="hu-HU"/>
-        </w:rPr>
-        <w:t>cs</w:t>
+        <w:t xml:space="preserve"> kis szűcs</w:t>
       </w:r>
     </w:p>
     <w:p>
@@ -472,21 +372,7 @@
         <w:rPr>
           <w:lang w:val="hu-HU"/>
         </w:rPr>
-        <w:t xml:space="preserve"> (</w:t>
-      </w:r>
-      <w:proofErr w:type="spellStart"/>
-      <w:r>
-        <w:rPr>
-          <w:lang w:val="hu-HU"/>
-        </w:rPr>
-        <w:t>LocalStorage</w:t>
-      </w:r>
-      <w:proofErr w:type="spellEnd"/>
-      <w:r>
-        <w:rPr>
-          <w:lang w:val="hu-HU"/>
-        </w:rPr>
-        <w:t xml:space="preserve"> vagy helyi JSON adatforrás segítségével), így az oldal frissítése után is megmaradnak a bevitelek.</w:t>
+        <w:t xml:space="preserve"> (LocalStorage vagy helyi JSON adatforrás segítségével), így az oldal frissítése után is megmaradnak a bevitelek.</w:t>
       </w:r>
     </w:p>
     <w:p/>
@@ -561,25 +447,7 @@
           <w:sz w:val="22"/>
           <w:szCs w:val="22"/>
         </w:rPr>
-        <w:t>Az alkalmazás egy egyoldalas webalkalmazás (SPA), amely HTML5, CSS3 és tiszta JavaScript (ES6+) technológiákkal készült. Az adatok tárolása az ügyféloldalon (</w:t>
-      </w:r>
-      <w:proofErr w:type="spellStart"/>
-      <w:r>
-        <w:rPr>
-          <w:color w:val="auto"/>
-          <w:sz w:val="22"/>
-          <w:szCs w:val="22"/>
-        </w:rPr>
-        <w:t>LocalStorage</w:t>
-      </w:r>
-      <w:proofErr w:type="spellEnd"/>
-      <w:r>
-        <w:rPr>
-          <w:color w:val="auto"/>
-          <w:sz w:val="22"/>
-          <w:szCs w:val="22"/>
-        </w:rPr>
-        <w:t>) vagy előre strukturált JSON adatállományokban történik, a képek pedig a projekt kép mappájából töltődnek be dinamikusan</w:t>
+        <w:t>Az alkalmazás egy egyoldalas webalkalmazás (SPA), amely HTML5, CSS3 és tiszta JavaScript (ES6+) technológiákkal készült. Az adatok tárolása az ügyféloldalon (LocalStorage) vagy előre strukturált JSON adatállományokban történik, a képek pedig a projekt kép mappájából töltődnek be dinamikusan</w:t>
       </w:r>
     </w:p>
     <w:p>
@@ -724,17 +592,12 @@
         </w:numPr>
       </w:pPr>
       <w:proofErr w:type="spellStart"/>
-      <w:proofErr w:type="gramStart"/>
       <w:r>
         <w:t>renderRecipeList</w:t>
       </w:r>
       <w:proofErr w:type="spellEnd"/>
       <w:r>
-        <w:t>(</w:t>
-      </w:r>
-      <w:proofErr w:type="gramEnd"/>
-      <w:r>
-        <w:t xml:space="preserve">): </w:t>
+        <w:t xml:space="preserve">(): </w:t>
       </w:r>
       <w:proofErr w:type="spellStart"/>
       <w:r>
@@ -761,17 +624,12 @@
         </w:numPr>
       </w:pPr>
       <w:proofErr w:type="spellStart"/>
-      <w:proofErr w:type="gramStart"/>
       <w:r>
         <w:t>saveRecipesToStorage</w:t>
       </w:r>
       <w:proofErr w:type="spellEnd"/>
       <w:r>
-        <w:t>(</w:t>
-      </w:r>
-      <w:proofErr w:type="gramEnd"/>
-      <w:r>
-        <w:t xml:space="preserve">): Elmenti a </w:t>
+        <w:t xml:space="preserve">(): Elmenti a </w:t>
       </w:r>
       <w:proofErr w:type="spellStart"/>
       <w:r>
@@ -790,17 +648,12 @@
         </w:numPr>
       </w:pPr>
       <w:proofErr w:type="spellStart"/>
-      <w:proofErr w:type="gramStart"/>
       <w:r>
         <w:t>loadRecipesFromStorage</w:t>
       </w:r>
       <w:proofErr w:type="spellEnd"/>
       <w:r>
-        <w:t>(</w:t>
-      </w:r>
-      <w:proofErr w:type="gramEnd"/>
-      <w:r>
-        <w:t>): Az oldal betöltődésekor beolvassa a mentett recepteket, és átadja azokat a megjelenítő függvénynek.</w:t>
+        <w:t>(): Az oldal betöltődésekor beolvassa a mentett recepteket, és átadja azokat a megjelenítő függvénynek.</w:t>
       </w:r>
     </w:p>
     <w:p>
@@ -2047,14 +1900,7 @@
           <w:color w:val="188038"/>
           <w:lang w:val="hu-HU"/>
         </w:rPr>
-        <w:t>f</w:t>
-      </w:r>
-      <w:r>
-        <w:rPr>
-          <w:color w:val="188038"/>
-          <w:lang w:val="hu-HU"/>
-        </w:rPr>
-        <w:t>eat</w:t>
+        <w:t>feat</w:t>
       </w:r>
       <w:proofErr w:type="spellEnd"/>
       <w:r>
@@ -2690,7 +2536,7 @@
                 <w:szCs w:val="20"/>
                 <w:lang w:val="hu-HU"/>
               </w:rPr>
-              <w:t>Magas</w:t>
+              <w:t>Alacsony</w:t>
             </w:r>
           </w:p>
         </w:tc>
@@ -3656,7 +3502,7 @@
 </file>
 
 <file path=word/numbering.xml><?xml version="1.0" encoding="utf-8"?>
-<w:numbering xmlns:wpc="http://schemas.microsoft.com/office/word/2010/wordprocessingCanvas" xmlns:cx="http://schemas.microsoft.com/office/drawing/2014/chartex" xmlns:cx1="http://schemas.microsoft.com/office/drawing/2015/9/8/chartex" xmlns:cx2="http://schemas.microsoft.com/office/drawing/2015/10/21/chartex" xmlns:cx3="http://schemas.microsoft.com/office/drawing/2016/5/9/chartex" xmlns:cx4="http://schemas.microsoft.com/office/drawing/2016/5/10/chartex" xmlns:cx5="http://schemas.microsoft.com/office/drawing/2016/5/11/chartex" xmlns:cx6="http://schemas.microsoft.com/office/drawing/2016/5/12/chartex" xmlns:cx7="http://schemas.microsoft.com/office/drawing/2016/5/13/chartex" xmlns:cx8="http://schemas.microsoft.com/office/drawing/2016/5/14/chartex" xmlns:mc="http://schemas.openxmlformats.org/markup-compatibility/2006" xmlns:aink="http://schemas.microsoft.com/office/drawing/2016/ink" xmlns:am3d="http://schemas.microsoft.com/office/drawing/2017/model3d" xmlns:o="urn:schemas-microsoft-com:office:office" xmlns:oel="http://schemas.microsoft.com/office/2019/extlst" xmlns:r="http://schemas.openxmlformats.org/officeDocument/2006/relationships" xmlns:m="http://schemas.openxmlformats.org/officeDocument/2006/math" xmlns:v="urn:schemas-microsoft-com:vml" xmlns:wp14="http://schemas.microsoft.com/office/word/2010/wordprocessingDrawing" xmlns:wp="http://schemas.openxmlformats.org/drawingml/2006/wordprocessingDrawing" xmlns:w10="urn:schemas-microsoft-com:office:word" xmlns:w="http://schemas.openxmlformats.org/wordprocessingml/2006/main" xmlns:w14="http://schemas.microsoft.com/office/word/2010/wordml" xmlns:w15="http://schemas.microsoft.com/office/word/2012/wordml" xmlns:w16cex="http://schemas.microsoft.com/office/word/2018/wordml/cex" xmlns:w16cid="http://schemas.microsoft.com/office/word/2016/wordml/cid" xmlns:w16="http://schemas.microsoft.com/office/word/2018/wordml" xmlns:w16du="http://schemas.microsoft.com/office/word/2023/wordml/word16du" xmlns:w16sdtdh="http://schemas.microsoft.com/office/word/2020/wordml/sdtdatahash" xmlns:w16sdtfl="http://schemas.microsoft.com/office/word/2024/wordml/sdtformatlock" xmlns:w16se="http://schemas.microsoft.com/office/word/2015/wordml/symex" xmlns:wpg="http://schemas.microsoft.com/office/word/2010/wordprocessingGroup" xmlns:wpi="http://schemas.microsoft.com/office/word/2010/wordprocessingInk" xmlns:wne="http://schemas.microsoft.com/office/word/2006/wordml" xmlns:wps="http://schemas.microsoft.com/office/word/2010/wordprocessingShape" mc:Ignorable="w14 w15 w16se w16cid w16 w16cex w16sdtdh w16sdtfl w16du wp14">
+<w:numbering xmlns:wpc="http://schemas.microsoft.com/office/word/2010/wordprocessingCanvas" xmlns:cx="http://schemas.microsoft.com/office/drawing/2014/chartex" xmlns:cx1="http://schemas.microsoft.com/office/drawing/2015/9/8/chartex" xmlns:cx2="http://schemas.microsoft.com/office/drawing/2015/10/21/chartex" xmlns:cx3="http://schemas.microsoft.com/office/drawing/2016/5/9/chartex" xmlns:cx4="http://schemas.microsoft.com/office/drawing/2016/5/10/chartex" xmlns:cx5="http://schemas.microsoft.com/office/drawing/2016/5/11/chartex" xmlns:cx6="http://schemas.microsoft.com/office/drawing/2016/5/12/chartex" xmlns:cx7="http://schemas.microsoft.com/office/drawing/2016/5/13/chartex" xmlns:cx8="http://schemas.microsoft.com/office/drawing/2016/5/14/chartex" xmlns:mc="http://schemas.openxmlformats.org/markup-compatibility/2006" xmlns:aink="http://schemas.microsoft.com/office/drawing/2016/ink" xmlns:am3d="http://schemas.microsoft.com/office/drawing/2017/model3d" xmlns:o="urn:schemas-microsoft-com:office:office" xmlns:r="http://schemas.openxmlformats.org/officeDocument/2006/relationships" xmlns:m="http://schemas.openxmlformats.org/officeDocument/2006/math" xmlns:v="urn:schemas-microsoft-com:vml" xmlns:wp14="http://schemas.microsoft.com/office/word/2010/wordprocessingDrawing" xmlns:wp="http://schemas.openxmlformats.org/drawingml/2006/wordprocessingDrawing" xmlns:w10="urn:schemas-microsoft-com:office:word" xmlns:w="http://schemas.openxmlformats.org/wordprocessingml/2006/main" xmlns:w14="http://schemas.microsoft.com/office/word/2010/wordml" xmlns:w15="http://schemas.microsoft.com/office/word/2012/wordml" xmlns:w16cex="http://schemas.microsoft.com/office/word/2018/wordml/cex" xmlns:w16cid="http://schemas.microsoft.com/office/word/2016/wordml/cid" xmlns:w16="http://schemas.microsoft.com/office/word/2018/wordml" xmlns:w16sdtdh="http://schemas.microsoft.com/office/word/2020/wordml/sdtdatahash" xmlns:w16se="http://schemas.microsoft.com/office/word/2015/wordml/symex" xmlns:wpg="http://schemas.microsoft.com/office/word/2010/wordprocessingGroup" xmlns:wpi="http://schemas.microsoft.com/office/word/2010/wordprocessingInk" xmlns:wne="http://schemas.microsoft.com/office/word/2006/wordml" xmlns:wps="http://schemas.microsoft.com/office/word/2010/wordprocessingShape" mc:Ignorable="w14 w15 w16se w16cid w16 w16cex w16sdtdh wp14">
   <w:abstractNum w:abstractNumId="0" w15:restartNumberingAfterBreak="0">
     <w:nsid w:val="07950FB8"/>
     <w:multiLevelType w:val="multilevel"/>
@@ -4792,41 +4638,41 @@
       </w:rPr>
     </w:lvl>
   </w:abstractNum>
-  <w:num w:numId="1" w16cid:durableId="946234767">
+  <w:num w:numId="1">
     <w:abstractNumId w:val="8"/>
   </w:num>
-  <w:num w:numId="2" w16cid:durableId="277686331">
+  <w:num w:numId="2">
     <w:abstractNumId w:val="2"/>
   </w:num>
-  <w:num w:numId="3" w16cid:durableId="1455825574">
+  <w:num w:numId="3">
     <w:abstractNumId w:val="0"/>
   </w:num>
-  <w:num w:numId="4" w16cid:durableId="874078808">
+  <w:num w:numId="4">
     <w:abstractNumId w:val="7"/>
   </w:num>
-  <w:num w:numId="5" w16cid:durableId="1450855825">
+  <w:num w:numId="5">
     <w:abstractNumId w:val="3"/>
   </w:num>
-  <w:num w:numId="6" w16cid:durableId="2039161598">
+  <w:num w:numId="6">
     <w:abstractNumId w:val="1"/>
   </w:num>
-  <w:num w:numId="7" w16cid:durableId="714158596">
+  <w:num w:numId="7">
     <w:abstractNumId w:val="6"/>
   </w:num>
-  <w:num w:numId="8" w16cid:durableId="478497866">
+  <w:num w:numId="8">
     <w:abstractNumId w:val="4"/>
   </w:num>
-  <w:num w:numId="9" w16cid:durableId="948706172">
+  <w:num w:numId="9">
     <w:abstractNumId w:val="5"/>
   </w:num>
-  <w:num w:numId="10" w16cid:durableId="1400248909">
+  <w:num w:numId="10">
     <w:abstractNumId w:val="9"/>
   </w:num>
 </w:numbering>
 </file>
 
 <file path=word/styles.xml><?xml version="1.0" encoding="utf-8"?>
-<w:styles xmlns:mc="http://schemas.openxmlformats.org/markup-compatibility/2006" xmlns:r="http://schemas.openxmlformats.org/officeDocument/2006/relationships" xmlns:w="http://schemas.openxmlformats.org/wordprocessingml/2006/main" xmlns:w14="http://schemas.microsoft.com/office/word/2010/wordml" xmlns:w15="http://schemas.microsoft.com/office/word/2012/wordml" xmlns:w16cex="http://schemas.microsoft.com/office/word/2018/wordml/cex" xmlns:w16cid="http://schemas.microsoft.com/office/word/2016/wordml/cid" xmlns:w16="http://schemas.microsoft.com/office/word/2018/wordml" xmlns:w16du="http://schemas.microsoft.com/office/word/2023/wordml/word16du" xmlns:w16sdtdh="http://schemas.microsoft.com/office/word/2020/wordml/sdtdatahash" xmlns:w16sdtfl="http://schemas.microsoft.com/office/word/2024/wordml/sdtformatlock" xmlns:w16se="http://schemas.microsoft.com/office/word/2015/wordml/symex" mc:Ignorable="w14 w15 w16se w16cid w16 w16cex w16sdtdh w16sdtfl w16du">
+<w:styles xmlns:mc="http://schemas.openxmlformats.org/markup-compatibility/2006" xmlns:r="http://schemas.openxmlformats.org/officeDocument/2006/relationships" xmlns:w="http://schemas.openxmlformats.org/wordprocessingml/2006/main" xmlns:w14="http://schemas.microsoft.com/office/word/2010/wordml" xmlns:w15="http://schemas.microsoft.com/office/word/2012/wordml" xmlns:w16cex="http://schemas.microsoft.com/office/word/2018/wordml/cex" xmlns:w16cid="http://schemas.microsoft.com/office/word/2016/wordml/cid" xmlns:w16="http://schemas.microsoft.com/office/word/2018/wordml" xmlns:w16sdtdh="http://schemas.microsoft.com/office/word/2020/wordml/sdtdatahash" xmlns:w16se="http://schemas.microsoft.com/office/word/2015/wordml/symex" mc:Ignorable="w14 w15 w16se w16cid w16 w16cex w16sdtdh">
   <w:docDefaults>
     <w:rPrDefault>
       <w:rPr>
@@ -5339,6 +5185,7 @@
   <w:style w:type="character" w:default="1" w:styleId="Bekezdsalapbettpusa">
     <w:name w:val="Default Paragraph Font"/>
     <w:uiPriority w:val="1"/>
+    <w:semiHidden/>
     <w:unhideWhenUsed/>
   </w:style>
   <w:style w:type="table" w:default="1" w:styleId="Normltblzat">
